--- a/docs/作品报告.docx
+++ b/docs/作品报告.docx
@@ -705,27 +705,7 @@
               <w:lang w:val="zh-CN"/>
             </w:rPr>
             <w:fldChar w:fldCharType="begin"/>
-          </w:r>
-          <w:r>
-            <w:rPr>
-              <w:rFonts w:ascii="华文楷体" w:hAnsi="华文楷体" w:eastAsia="华文楷体"/>
-              <w:b/>
-              <w:bCs/>
-              <w:sz w:val="44"/>
-              <w:szCs w:val="28"/>
-              <w:lang w:val="zh-CN"/>
-            </w:rPr>
             <w:instrText xml:space="preserve"> TOC \o "1-3" \h \z \u </w:instrText>
-          </w:r>
-          <w:r>
-            <w:rPr>
-              <w:rFonts w:ascii="华文楷体" w:hAnsi="华文楷体" w:eastAsia="华文楷体"/>
-              <w:b/>
-              <w:bCs/>
-              <w:sz w:val="44"/>
-              <w:szCs w:val="28"/>
-              <w:lang w:val="zh-CN"/>
-            </w:rPr>
             <w:fldChar w:fldCharType="separate"/>
           </w:r>
           <w:r>
@@ -736,23 +716,7 @@
               <w:lang w:val="zh-CN"/>
             </w:rPr>
             <w:fldChar w:fldCharType="begin"/>
-          </w:r>
-          <w:r>
-            <w:rPr>
-              <w:rFonts w:ascii="华文楷体" w:hAnsi="华文楷体" w:eastAsia="华文楷体"/>
-              <w:bCs/>
-              <w:szCs w:val="28"/>
-              <w:lang w:val="zh-CN"/>
-            </w:rPr>
             <w:instrText xml:space="preserve"> HYPERLINK \l _Toc1126705745 </w:instrText>
-          </w:r>
-          <w:r>
-            <w:rPr>
-              <w:rFonts w:ascii="华文楷体" w:hAnsi="华文楷体" w:eastAsia="华文楷体"/>
-              <w:bCs/>
-              <w:szCs w:val="28"/>
-              <w:lang w:val="zh-CN"/>
-            </w:rPr>
             <w:fldChar w:fldCharType="separate"/>
           </w:r>
           <w:r>
@@ -763,20 +727,10 @@
           </w:r>
           <w:r>
             <w:tab/>
-          </w:r>
-          <w:r>
             <w:fldChar w:fldCharType="begin"/>
-          </w:r>
-          <w:r>
             <w:instrText xml:space="preserve"> PAGEREF _Toc1126705745 \h </w:instrText>
-          </w:r>
-          <w:r>
             <w:fldChar w:fldCharType="separate"/>
-          </w:r>
-          <w:r>
             <w:t>1</w:t>
-          </w:r>
-          <w:r>
             <w:fldChar w:fldCharType="end"/>
           </w:r>
           <w:r>
@@ -803,19 +757,7 @@
               <w:lang w:val="zh-CN"/>
             </w:rPr>
             <w:fldChar w:fldCharType="begin"/>
-          </w:r>
-          <w:r>
-            <w:rPr>
-              <w:rFonts w:ascii="华文楷体" w:hAnsi="华文楷体" w:eastAsia="华文楷体"/>
-              <w:lang w:val="zh-CN"/>
-            </w:rPr>
             <w:instrText xml:space="preserve"> HYPERLINK \l _Toc32656969 </w:instrText>
-          </w:r>
-          <w:r>
-            <w:rPr>
-              <w:rFonts w:ascii="华文楷体" w:hAnsi="华文楷体" w:eastAsia="华文楷体"/>
-              <w:lang w:val="zh-CN"/>
-            </w:rPr>
             <w:fldChar w:fldCharType="separate"/>
           </w:r>
           <w:r>
@@ -826,20 +768,10 @@
           </w:r>
           <w:r>
             <w:tab/>
-          </w:r>
-          <w:r>
             <w:fldChar w:fldCharType="begin"/>
-          </w:r>
-          <w:r>
             <w:instrText xml:space="preserve"> PAGEREF _Toc32656969 \h </w:instrText>
-          </w:r>
-          <w:r>
             <w:fldChar w:fldCharType="separate"/>
-          </w:r>
-          <w:r>
             <w:t>1</w:t>
-          </w:r>
-          <w:r>
             <w:fldChar w:fldCharType="end"/>
           </w:r>
           <w:r>
@@ -864,19 +796,7 @@
               <w:lang w:val="zh-CN"/>
             </w:rPr>
             <w:fldChar w:fldCharType="begin"/>
-          </w:r>
-          <w:r>
-            <w:rPr>
-              <w:rFonts w:ascii="华文楷体" w:hAnsi="华文楷体" w:eastAsia="华文楷体"/>
-              <w:lang w:val="zh-CN"/>
-            </w:rPr>
             <w:instrText xml:space="preserve"> HYPERLINK \l _Toc1257347998 </w:instrText>
-          </w:r>
-          <w:r>
-            <w:rPr>
-              <w:rFonts w:ascii="华文楷体" w:hAnsi="华文楷体" w:eastAsia="华文楷体"/>
-              <w:lang w:val="zh-CN"/>
-            </w:rPr>
             <w:fldChar w:fldCharType="separate"/>
           </w:r>
           <w:r>
@@ -887,20 +807,10 @@
           </w:r>
           <w:r>
             <w:tab/>
-          </w:r>
-          <w:r>
             <w:fldChar w:fldCharType="begin"/>
-          </w:r>
-          <w:r>
             <w:instrText xml:space="preserve"> PAGEREF _Toc1257347998 \h </w:instrText>
-          </w:r>
-          <w:r>
             <w:fldChar w:fldCharType="separate"/>
-          </w:r>
-          <w:r>
             <w:t>1</w:t>
-          </w:r>
-          <w:r>
             <w:fldChar w:fldCharType="end"/>
           </w:r>
           <w:r>
@@ -925,19 +835,7 @@
               <w:lang w:val="zh-CN"/>
             </w:rPr>
             <w:fldChar w:fldCharType="begin"/>
-          </w:r>
-          <w:r>
-            <w:rPr>
-              <w:rFonts w:ascii="华文楷体" w:hAnsi="华文楷体" w:eastAsia="华文楷体"/>
-              <w:lang w:val="zh-CN"/>
-            </w:rPr>
             <w:instrText xml:space="preserve"> HYPERLINK \l _Toc1008715906 </w:instrText>
-          </w:r>
-          <w:r>
-            <w:rPr>
-              <w:rFonts w:ascii="华文楷体" w:hAnsi="华文楷体" w:eastAsia="华文楷体"/>
-              <w:lang w:val="zh-CN"/>
-            </w:rPr>
             <w:fldChar w:fldCharType="separate"/>
           </w:r>
           <w:r>
@@ -948,20 +846,10 @@
           </w:r>
           <w:r>
             <w:tab/>
-          </w:r>
-          <w:r>
             <w:fldChar w:fldCharType="begin"/>
-          </w:r>
-          <w:r>
             <w:instrText xml:space="preserve"> PAGEREF _Toc1008715906 \h </w:instrText>
-          </w:r>
-          <w:r>
             <w:fldChar w:fldCharType="separate"/>
-          </w:r>
-          <w:r>
             <w:t>2</w:t>
-          </w:r>
-          <w:r>
             <w:fldChar w:fldCharType="end"/>
           </w:r>
           <w:r>
@@ -986,19 +874,7 @@
               <w:lang w:val="zh-CN"/>
             </w:rPr>
             <w:fldChar w:fldCharType="begin"/>
-          </w:r>
-          <w:r>
-            <w:rPr>
-              <w:rFonts w:ascii="华文楷体" w:hAnsi="华文楷体" w:eastAsia="华文楷体"/>
-              <w:lang w:val="zh-CN"/>
-            </w:rPr>
             <w:instrText xml:space="preserve"> HYPERLINK \l _Toc1252322724 </w:instrText>
-          </w:r>
-          <w:r>
-            <w:rPr>
-              <w:rFonts w:ascii="华文楷体" w:hAnsi="华文楷体" w:eastAsia="华文楷体"/>
-              <w:lang w:val="zh-CN"/>
-            </w:rPr>
             <w:fldChar w:fldCharType="separate"/>
           </w:r>
           <w:r>
@@ -1009,20 +885,10 @@
           </w:r>
           <w:r>
             <w:tab/>
-          </w:r>
-          <w:r>
             <w:fldChar w:fldCharType="begin"/>
-          </w:r>
-          <w:r>
             <w:instrText xml:space="preserve"> PAGEREF _Toc1252322724 \h </w:instrText>
-          </w:r>
-          <w:r>
             <w:fldChar w:fldCharType="separate"/>
-          </w:r>
-          <w:r>
             <w:t>2</w:t>
-          </w:r>
-          <w:r>
             <w:fldChar w:fldCharType="end"/>
           </w:r>
           <w:r>
@@ -1047,19 +913,7 @@
               <w:lang w:val="zh-CN"/>
             </w:rPr>
             <w:fldChar w:fldCharType="begin"/>
-          </w:r>
-          <w:r>
-            <w:rPr>
-              <w:rFonts w:ascii="华文楷体" w:hAnsi="华文楷体" w:eastAsia="华文楷体"/>
-              <w:lang w:val="zh-CN"/>
-            </w:rPr>
             <w:instrText xml:space="preserve"> HYPERLINK \l _Toc300798021 </w:instrText>
-          </w:r>
-          <w:r>
-            <w:rPr>
-              <w:rFonts w:ascii="华文楷体" w:hAnsi="华文楷体" w:eastAsia="华文楷体"/>
-              <w:lang w:val="zh-CN"/>
-            </w:rPr>
             <w:fldChar w:fldCharType="separate"/>
           </w:r>
           <w:r>
@@ -1070,20 +924,10 @@
           </w:r>
           <w:r>
             <w:tab/>
-          </w:r>
-          <w:r>
             <w:fldChar w:fldCharType="begin"/>
-          </w:r>
-          <w:r>
             <w:instrText xml:space="preserve"> PAGEREF _Toc300798021 \h </w:instrText>
-          </w:r>
-          <w:r>
             <w:fldChar w:fldCharType="separate"/>
-          </w:r>
-          <w:r>
             <w:t>3</w:t>
-          </w:r>
-          <w:r>
             <w:fldChar w:fldCharType="end"/>
           </w:r>
           <w:r>
@@ -1108,19 +952,7 @@
               <w:lang w:val="zh-CN"/>
             </w:rPr>
             <w:fldChar w:fldCharType="begin"/>
-          </w:r>
-          <w:r>
-            <w:rPr>
-              <w:rFonts w:ascii="华文楷体" w:hAnsi="华文楷体" w:eastAsia="华文楷体"/>
-              <w:lang w:val="zh-CN"/>
-            </w:rPr>
             <w:instrText xml:space="preserve"> HYPERLINK \l _Toc335833909 </w:instrText>
-          </w:r>
-          <w:r>
-            <w:rPr>
-              <w:rFonts w:ascii="华文楷体" w:hAnsi="华文楷体" w:eastAsia="华文楷体"/>
-              <w:lang w:val="zh-CN"/>
-            </w:rPr>
             <w:fldChar w:fldCharType="separate"/>
           </w:r>
           <w:r>
@@ -1131,20 +963,10 @@
           </w:r>
           <w:r>
             <w:tab/>
-          </w:r>
-          <w:r>
             <w:fldChar w:fldCharType="begin"/>
-          </w:r>
-          <w:r>
             <w:instrText xml:space="preserve"> PAGEREF _Toc335833909 \h </w:instrText>
-          </w:r>
-          <w:r>
             <w:fldChar w:fldCharType="separate"/>
-          </w:r>
-          <w:r>
             <w:t>4</w:t>
-          </w:r>
-          <w:r>
             <w:fldChar w:fldCharType="end"/>
           </w:r>
           <w:r>
@@ -1169,19 +991,7 @@
               <w:lang w:val="zh-CN"/>
             </w:rPr>
             <w:fldChar w:fldCharType="begin"/>
-          </w:r>
-          <w:r>
-            <w:rPr>
-              <w:rFonts w:ascii="华文楷体" w:hAnsi="华文楷体" w:eastAsia="华文楷体"/>
-              <w:lang w:val="zh-CN"/>
-            </w:rPr>
             <w:instrText xml:space="preserve"> HYPERLINK \l _Toc773484247 </w:instrText>
-          </w:r>
-          <w:r>
-            <w:rPr>
-              <w:rFonts w:ascii="华文楷体" w:hAnsi="华文楷体" w:eastAsia="华文楷体"/>
-              <w:lang w:val="zh-CN"/>
-            </w:rPr>
             <w:fldChar w:fldCharType="separate"/>
           </w:r>
           <w:r>
@@ -1192,23 +1002,11 @@
           </w:r>
           <w:r>
             <w:t>隐私计算总体方案</w:t>
-          </w:r>
-          <w:r>
             <w:tab/>
-          </w:r>
-          <w:r>
             <w:fldChar w:fldCharType="begin"/>
-          </w:r>
-          <w:r>
             <w:instrText xml:space="preserve"> PAGEREF _Toc773484247 \h </w:instrText>
-          </w:r>
-          <w:r>
             <w:fldChar w:fldCharType="separate"/>
-          </w:r>
-          <w:r>
             <w:t>4</w:t>
-          </w:r>
-          <w:r>
             <w:fldChar w:fldCharType="end"/>
           </w:r>
           <w:r>
@@ -1233,19 +1031,7 @@
               <w:lang w:val="zh-CN"/>
             </w:rPr>
             <w:fldChar w:fldCharType="begin"/>
-          </w:r>
-          <w:r>
-            <w:rPr>
-              <w:rFonts w:ascii="华文楷体" w:hAnsi="华文楷体" w:eastAsia="华文楷体"/>
-              <w:lang w:val="zh-CN"/>
-            </w:rPr>
             <w:instrText xml:space="preserve"> HYPERLINK \l _Toc1231224038 </w:instrText>
-          </w:r>
-          <w:r>
-            <w:rPr>
-              <w:rFonts w:ascii="华文楷体" w:hAnsi="华文楷体" w:eastAsia="华文楷体"/>
-              <w:lang w:val="zh-CN"/>
-            </w:rPr>
             <w:fldChar w:fldCharType="separate"/>
           </w:r>
           <w:r>
@@ -1256,20 +1042,10 @@
           </w:r>
           <w:r>
             <w:tab/>
-          </w:r>
-          <w:r>
             <w:fldChar w:fldCharType="begin"/>
-          </w:r>
-          <w:r>
             <w:instrText xml:space="preserve"> PAGEREF _Toc1231224038 \h </w:instrText>
-          </w:r>
-          <w:r>
             <w:fldChar w:fldCharType="separate"/>
-          </w:r>
-          <w:r>
             <w:t>4</w:t>
-          </w:r>
-          <w:r>
             <w:fldChar w:fldCharType="end"/>
           </w:r>
           <w:r>
@@ -1294,19 +1070,7 @@
               <w:lang w:val="zh-CN"/>
             </w:rPr>
             <w:fldChar w:fldCharType="begin"/>
-          </w:r>
-          <w:r>
-            <w:rPr>
-              <w:rFonts w:ascii="华文楷体" w:hAnsi="华文楷体" w:eastAsia="华文楷体"/>
-              <w:lang w:val="zh-CN"/>
-            </w:rPr>
             <w:instrText xml:space="preserve"> HYPERLINK \l _Toc29984174 </w:instrText>
-          </w:r>
-          <w:r>
-            <w:rPr>
-              <w:rFonts w:ascii="华文楷体" w:hAnsi="华文楷体" w:eastAsia="华文楷体"/>
-              <w:lang w:val="zh-CN"/>
-            </w:rPr>
             <w:fldChar w:fldCharType="separate"/>
           </w:r>
           <w:r>
@@ -1317,20 +1081,10 @@
           </w:r>
           <w:r>
             <w:tab/>
-          </w:r>
-          <w:r>
             <w:fldChar w:fldCharType="begin"/>
-          </w:r>
-          <w:r>
             <w:instrText xml:space="preserve"> PAGEREF _Toc29984174 \h </w:instrText>
-          </w:r>
-          <w:r>
             <w:fldChar w:fldCharType="separate"/>
-          </w:r>
-          <w:r>
             <w:t>5</w:t>
-          </w:r>
-          <w:r>
             <w:fldChar w:fldCharType="end"/>
           </w:r>
           <w:r>
@@ -1355,19 +1109,7 @@
               <w:lang w:val="zh-CN"/>
             </w:rPr>
             <w:fldChar w:fldCharType="begin"/>
-          </w:r>
-          <w:r>
-            <w:rPr>
-              <w:rFonts w:ascii="华文楷体" w:hAnsi="华文楷体" w:eastAsia="华文楷体"/>
-              <w:lang w:val="zh-CN"/>
-            </w:rPr>
             <w:instrText xml:space="preserve"> HYPERLINK \l _Toc1432839020 </w:instrText>
-          </w:r>
-          <w:r>
-            <w:rPr>
-              <w:rFonts w:ascii="华文楷体" w:hAnsi="华文楷体" w:eastAsia="华文楷体"/>
-              <w:lang w:val="zh-CN"/>
-            </w:rPr>
             <w:fldChar w:fldCharType="separate"/>
           </w:r>
           <w:r>
@@ -1378,23 +1120,11 @@
           </w:r>
           <w:r>
             <w:t>事件摘要设计</w:t>
-          </w:r>
-          <w:r>
             <w:tab/>
-          </w:r>
-          <w:r>
             <w:fldChar w:fldCharType="begin"/>
-          </w:r>
-          <w:r>
             <w:instrText xml:space="preserve"> PAGEREF _Toc1432839020 \h </w:instrText>
-          </w:r>
-          <w:r>
             <w:fldChar w:fldCharType="separate"/>
-          </w:r>
-          <w:r>
             <w:t>6</w:t>
-          </w:r>
-          <w:r>
             <w:fldChar w:fldCharType="end"/>
           </w:r>
           <w:r>
@@ -1419,19 +1149,7 @@
               <w:lang w:val="zh-CN"/>
             </w:rPr>
             <w:fldChar w:fldCharType="begin"/>
-          </w:r>
-          <w:r>
-            <w:rPr>
-              <w:rFonts w:ascii="华文楷体" w:hAnsi="华文楷体" w:eastAsia="华文楷体"/>
-              <w:lang w:val="zh-CN"/>
-            </w:rPr>
             <w:instrText xml:space="preserve"> HYPERLINK \l _Toc1991275329 </w:instrText>
-          </w:r>
-          <w:r>
-            <w:rPr>
-              <w:rFonts w:ascii="华文楷体" w:hAnsi="华文楷体" w:eastAsia="华文楷体"/>
-              <w:lang w:val="zh-CN"/>
-            </w:rPr>
             <w:fldChar w:fldCharType="separate"/>
           </w:r>
           <w:r>
@@ -1442,23 +1160,11 @@
           </w:r>
           <w:r>
             <w:t>差分隐私统计发布机制</w:t>
-          </w:r>
-          <w:r>
             <w:tab/>
-          </w:r>
-          <w:r>
             <w:fldChar w:fldCharType="begin"/>
-          </w:r>
-          <w:r>
             <w:instrText xml:space="preserve"> PAGEREF _Toc1991275329 \h </w:instrText>
-          </w:r>
-          <w:r>
             <w:fldChar w:fldCharType="separate"/>
-          </w:r>
-          <w:r>
             <w:t>7</w:t>
-          </w:r>
-          <w:r>
             <w:fldChar w:fldCharType="end"/>
           </w:r>
           <w:r>
@@ -1483,19 +1189,7 @@
               <w:lang w:val="zh-CN"/>
             </w:rPr>
             <w:fldChar w:fldCharType="begin"/>
-          </w:r>
-          <w:r>
-            <w:rPr>
-              <w:rFonts w:ascii="华文楷体" w:hAnsi="华文楷体" w:eastAsia="华文楷体"/>
-              <w:lang w:val="zh-CN"/>
-            </w:rPr>
             <w:instrText xml:space="preserve"> HYPERLINK \l _Toc979299655 </w:instrText>
-          </w:r>
-          <w:r>
-            <w:rPr>
-              <w:rFonts w:ascii="华文楷体" w:hAnsi="华文楷体" w:eastAsia="华文楷体"/>
-              <w:lang w:val="zh-CN"/>
-            </w:rPr>
             <w:fldChar w:fldCharType="separate"/>
           </w:r>
           <w:r>
@@ -1506,23 +1200,11 @@
           </w:r>
           <w:r>
             <w:t>系统整体架构与数据流</w:t>
-          </w:r>
-          <w:r>
             <w:tab/>
-          </w:r>
-          <w:r>
             <w:fldChar w:fldCharType="begin"/>
-          </w:r>
-          <w:r>
             <w:instrText xml:space="preserve"> PAGEREF _Toc979299655 \h </w:instrText>
-          </w:r>
-          <w:r>
             <w:fldChar w:fldCharType="separate"/>
-          </w:r>
-          <w:r>
             <w:t>8</w:t>
-          </w:r>
-          <w:r>
             <w:fldChar w:fldCharType="end"/>
           </w:r>
           <w:r>
@@ -1547,19 +1229,7 @@
               <w:lang w:val="zh-CN"/>
             </w:rPr>
             <w:fldChar w:fldCharType="begin"/>
-          </w:r>
-          <w:r>
-            <w:rPr>
-              <w:rFonts w:ascii="华文楷体" w:hAnsi="华文楷体" w:eastAsia="华文楷体"/>
-              <w:lang w:val="zh-CN"/>
-            </w:rPr>
             <w:instrText xml:space="preserve"> HYPERLINK \l _Toc774630977 </w:instrText>
-          </w:r>
-          <w:r>
-            <w:rPr>
-              <w:rFonts w:ascii="华文楷体" w:hAnsi="华文楷体" w:eastAsia="华文楷体"/>
-              <w:lang w:val="zh-CN"/>
-            </w:rPr>
             <w:fldChar w:fldCharType="separate"/>
           </w:r>
           <w:r>
@@ -1570,23 +1240,11 @@
           </w:r>
           <w:r>
             <w:t>行为识别、追踪与风险分级</w:t>
-          </w:r>
-          <w:r>
             <w:tab/>
-          </w:r>
-          <w:r>
             <w:fldChar w:fldCharType="begin"/>
-          </w:r>
-          <w:r>
             <w:instrText xml:space="preserve"> PAGEREF _Toc774630977 \h </w:instrText>
-          </w:r>
-          <w:r>
             <w:fldChar w:fldCharType="separate"/>
-          </w:r>
-          <w:r>
             <w:t>9</w:t>
-          </w:r>
-          <w:r>
             <w:fldChar w:fldCharType="end"/>
           </w:r>
           <w:r>
@@ -1611,19 +1269,7 @@
               <w:lang w:val="zh-CN"/>
             </w:rPr>
             <w:fldChar w:fldCharType="begin"/>
-          </w:r>
-          <w:r>
-            <w:rPr>
-              <w:rFonts w:ascii="华文楷体" w:hAnsi="华文楷体" w:eastAsia="华文楷体"/>
-              <w:lang w:val="zh-CN"/>
-            </w:rPr>
             <w:instrText xml:space="preserve"> HYPERLINK \l _Toc1176962325 </w:instrText>
-          </w:r>
-          <w:r>
-            <w:rPr>
-              <w:rFonts w:ascii="华文楷体" w:hAnsi="华文楷体" w:eastAsia="华文楷体"/>
-              <w:lang w:val="zh-CN"/>
-            </w:rPr>
             <w:fldChar w:fldCharType="separate"/>
           </w:r>
           <w:r>
@@ -1634,23 +1280,11 @@
           </w:r>
           <w:r>
             <w:t>人体姿态检测</w:t>
-          </w:r>
-          <w:r>
             <w:tab/>
-          </w:r>
-          <w:r>
             <w:fldChar w:fldCharType="begin"/>
-          </w:r>
-          <w:r>
             <w:instrText xml:space="preserve"> PAGEREF _Toc1176962325 \h </w:instrText>
-          </w:r>
-          <w:r>
             <w:fldChar w:fldCharType="separate"/>
-          </w:r>
-          <w:r>
             <w:t>9</w:t>
-          </w:r>
-          <w:r>
             <w:fldChar w:fldCharType="end"/>
           </w:r>
           <w:r>
@@ -1675,19 +1309,7 @@
               <w:lang w:val="zh-CN"/>
             </w:rPr>
             <w:fldChar w:fldCharType="begin"/>
-          </w:r>
-          <w:r>
-            <w:rPr>
-              <w:rFonts w:ascii="华文楷体" w:hAnsi="华文楷体" w:eastAsia="华文楷体"/>
-              <w:lang w:val="zh-CN"/>
-            </w:rPr>
             <w:instrText xml:space="preserve"> HYPERLINK \l _Toc733923758 </w:instrText>
-          </w:r>
-          <w:r>
-            <w:rPr>
-              <w:rFonts w:ascii="华文楷体" w:hAnsi="华文楷体" w:eastAsia="华文楷体"/>
-              <w:lang w:val="zh-CN"/>
-            </w:rPr>
             <w:fldChar w:fldCharType="separate"/>
           </w:r>
           <w:r>
@@ -1698,23 +1320,11 @@
           </w:r>
           <w:r>
             <w:t>隐私保护机制</w:t>
-          </w:r>
-          <w:r>
             <w:tab/>
-          </w:r>
-          <w:r>
             <w:fldChar w:fldCharType="begin"/>
-          </w:r>
-          <w:r>
             <w:instrText xml:space="preserve"> PAGEREF _Toc733923758 \h </w:instrText>
-          </w:r>
-          <w:r>
             <w:fldChar w:fldCharType="separate"/>
-          </w:r>
-          <w:r>
             <w:t>9</w:t>
-          </w:r>
-          <w:r>
             <w:fldChar w:fldCharType="end"/>
           </w:r>
           <w:r>
@@ -1739,19 +1349,7 @@
               <w:lang w:val="zh-CN"/>
             </w:rPr>
             <w:fldChar w:fldCharType="begin"/>
-          </w:r>
-          <w:r>
-            <w:rPr>
-              <w:rFonts w:ascii="华文楷体" w:hAnsi="华文楷体" w:eastAsia="华文楷体"/>
-              <w:lang w:val="zh-CN"/>
-            </w:rPr>
             <w:instrText xml:space="preserve"> HYPERLINK \l _Toc2058015985 </w:instrText>
-          </w:r>
-          <w:r>
-            <w:rPr>
-              <w:rFonts w:ascii="华文楷体" w:hAnsi="华文楷体" w:eastAsia="华文楷体"/>
-              <w:lang w:val="zh-CN"/>
-            </w:rPr>
             <w:fldChar w:fldCharType="separate"/>
           </w:r>
           <w:r>
@@ -1762,23 +1360,11 @@
           </w:r>
           <w:r>
             <w:t>多目标追踪</w:t>
-          </w:r>
-          <w:r>
             <w:tab/>
-          </w:r>
-          <w:r>
             <w:fldChar w:fldCharType="begin"/>
-          </w:r>
-          <w:r>
             <w:instrText xml:space="preserve"> PAGEREF _Toc2058015985 \h </w:instrText>
-          </w:r>
-          <w:r>
             <w:fldChar w:fldCharType="separate"/>
-          </w:r>
-          <w:r>
             <w:t>10</w:t>
-          </w:r>
-          <w:r>
             <w:fldChar w:fldCharType="end"/>
           </w:r>
           <w:r>
@@ -1803,19 +1389,7 @@
               <w:lang w:val="zh-CN"/>
             </w:rPr>
             <w:fldChar w:fldCharType="begin"/>
-          </w:r>
-          <w:r>
-            <w:rPr>
-              <w:rFonts w:ascii="华文楷体" w:hAnsi="华文楷体" w:eastAsia="华文楷体"/>
-              <w:lang w:val="zh-CN"/>
-            </w:rPr>
             <w:instrText xml:space="preserve"> HYPERLINK \l _Toc1703041313 </w:instrText>
-          </w:r>
-          <w:r>
-            <w:rPr>
-              <w:rFonts w:ascii="华文楷体" w:hAnsi="华文楷体" w:eastAsia="华文楷体"/>
-              <w:lang w:val="zh-CN"/>
-            </w:rPr>
             <w:fldChar w:fldCharType="separate"/>
           </w:r>
           <w:r>
@@ -1826,23 +1400,11 @@
           </w:r>
           <w:r>
             <w:t>风险分级引擎</w:t>
-          </w:r>
-          <w:r>
             <w:tab/>
-          </w:r>
-          <w:r>
             <w:fldChar w:fldCharType="begin"/>
-          </w:r>
-          <w:r>
             <w:instrText xml:space="preserve"> PAGEREF _Toc1703041313 \h </w:instrText>
-          </w:r>
-          <w:r>
             <w:fldChar w:fldCharType="separate"/>
-          </w:r>
-          <w:r>
             <w:t>10</w:t>
-          </w:r>
-          <w:r>
             <w:fldChar w:fldCharType="end"/>
           </w:r>
           <w:r>
@@ -1867,19 +1429,7 @@
               <w:lang w:val="zh-CN"/>
             </w:rPr>
             <w:fldChar w:fldCharType="begin"/>
-          </w:r>
-          <w:r>
-            <w:rPr>
-              <w:rFonts w:ascii="华文楷体" w:hAnsi="华文楷体" w:eastAsia="华文楷体"/>
-              <w:lang w:val="zh-CN"/>
-            </w:rPr>
             <w:instrText xml:space="preserve"> HYPERLINK \l _Toc1353300375 </w:instrText>
-          </w:r>
-          <w:r>
-            <w:rPr>
-              <w:rFonts w:ascii="华文楷体" w:hAnsi="华文楷体" w:eastAsia="华文楷体"/>
-              <w:lang w:val="zh-CN"/>
-            </w:rPr>
             <w:fldChar w:fldCharType="separate"/>
           </w:r>
           <w:r>
@@ -1890,23 +1440,11 @@
           </w:r>
           <w:r>
             <w:t>通信协议与数据流</w:t>
-          </w:r>
-          <w:r>
             <w:tab/>
-          </w:r>
-          <w:r>
             <w:fldChar w:fldCharType="begin"/>
-          </w:r>
-          <w:r>
             <w:instrText xml:space="preserve"> PAGEREF _Toc1353300375 \h </w:instrText>
-          </w:r>
-          <w:r>
             <w:fldChar w:fldCharType="separate"/>
-          </w:r>
-          <w:r>
             <w:t>11</w:t>
-          </w:r>
-          <w:r>
             <w:fldChar w:fldCharType="end"/>
           </w:r>
           <w:r>
@@ -1931,19 +1469,7 @@
               <w:lang w:val="zh-CN"/>
             </w:rPr>
             <w:fldChar w:fldCharType="begin"/>
-          </w:r>
-          <w:r>
-            <w:rPr>
-              <w:rFonts w:ascii="华文楷体" w:hAnsi="华文楷体" w:eastAsia="华文楷体"/>
-              <w:lang w:val="zh-CN"/>
-            </w:rPr>
             <w:instrText xml:space="preserve"> HYPERLINK \l _Toc920097248 </w:instrText>
-          </w:r>
-          <w:r>
-            <w:rPr>
-              <w:rFonts w:ascii="华文楷体" w:hAnsi="华文楷体" w:eastAsia="华文楷体"/>
-              <w:lang w:val="zh-CN"/>
-            </w:rPr>
             <w:fldChar w:fldCharType="separate"/>
           </w:r>
           <w:r>
@@ -1954,23 +1480,11 @@
           </w:r>
           <w:r>
             <w:t>设计重点与难点</w:t>
-          </w:r>
-          <w:r>
             <w:tab/>
-          </w:r>
-          <w:r>
             <w:fldChar w:fldCharType="begin"/>
-          </w:r>
-          <w:r>
             <w:instrText xml:space="preserve"> PAGEREF _Toc920097248 \h </w:instrText>
-          </w:r>
-          <w:r>
             <w:fldChar w:fldCharType="separate"/>
-          </w:r>
-          <w:r>
             <w:t>11</w:t>
-          </w:r>
-          <w:r>
             <w:fldChar w:fldCharType="end"/>
           </w:r>
           <w:r>
@@ -1995,19 +1509,7 @@
               <w:lang w:val="zh-CN"/>
             </w:rPr>
             <w:fldChar w:fldCharType="begin"/>
-          </w:r>
-          <w:r>
-            <w:rPr>
-              <w:rFonts w:ascii="华文楷体" w:hAnsi="华文楷体" w:eastAsia="华文楷体"/>
-              <w:lang w:val="zh-CN"/>
-            </w:rPr>
             <w:instrText xml:space="preserve"> HYPERLINK \l _Toc44705089 </w:instrText>
-          </w:r>
-          <w:r>
-            <w:rPr>
-              <w:rFonts w:ascii="华文楷体" w:hAnsi="华文楷体" w:eastAsia="华文楷体"/>
-              <w:lang w:val="zh-CN"/>
-            </w:rPr>
             <w:fldChar w:fldCharType="separate"/>
           </w:r>
           <w:r>
@@ -2018,20 +1520,10 @@
           </w:r>
           <w:r>
             <w:tab/>
-          </w:r>
-          <w:r>
             <w:fldChar w:fldCharType="begin"/>
-          </w:r>
-          <w:r>
             <w:instrText xml:space="preserve"> PAGEREF _Toc44705089 \h </w:instrText>
-          </w:r>
-          <w:r>
             <w:fldChar w:fldCharType="separate"/>
-          </w:r>
-          <w:r>
             <w:t>12</w:t>
-          </w:r>
-          <w:r>
             <w:fldChar w:fldCharType="end"/>
           </w:r>
           <w:r>
@@ -2056,19 +1548,7 @@
               <w:lang w:val="zh-CN"/>
             </w:rPr>
             <w:fldChar w:fldCharType="begin"/>
-          </w:r>
-          <w:r>
-            <w:rPr>
-              <w:rFonts w:ascii="华文楷体" w:hAnsi="华文楷体" w:eastAsia="华文楷体"/>
-              <w:lang w:val="zh-CN"/>
-            </w:rPr>
             <w:instrText xml:space="preserve"> HYPERLINK \l _Toc1886638020 </w:instrText>
-          </w:r>
-          <w:r>
-            <w:rPr>
-              <w:rFonts w:ascii="华文楷体" w:hAnsi="华文楷体" w:eastAsia="华文楷体"/>
-              <w:lang w:val="zh-CN"/>
-            </w:rPr>
             <w:fldChar w:fldCharType="separate"/>
           </w:r>
           <w:r>
@@ -2079,20 +1559,10 @@
           </w:r>
           <w:r>
             <w:tab/>
-          </w:r>
-          <w:r>
             <w:fldChar w:fldCharType="begin"/>
-          </w:r>
-          <w:r>
             <w:instrText xml:space="preserve"> PAGEREF _Toc1886638020 \h </w:instrText>
-          </w:r>
-          <w:r>
             <w:fldChar w:fldCharType="separate"/>
-          </w:r>
-          <w:r>
             <w:t>12</w:t>
-          </w:r>
-          <w:r>
             <w:fldChar w:fldCharType="end"/>
           </w:r>
           <w:r>
@@ -2117,19 +1587,7 @@
               <w:lang w:val="zh-CN"/>
             </w:rPr>
             <w:fldChar w:fldCharType="begin"/>
-          </w:r>
-          <w:r>
-            <w:rPr>
-              <w:rFonts w:ascii="华文楷体" w:hAnsi="华文楷体" w:eastAsia="华文楷体"/>
-              <w:lang w:val="zh-CN"/>
-            </w:rPr>
             <w:instrText xml:space="preserve"> HYPERLINK \l _Toc1129154185 </w:instrText>
-          </w:r>
-          <w:r>
-            <w:rPr>
-              <w:rFonts w:ascii="华文楷体" w:hAnsi="华文楷体" w:eastAsia="华文楷体"/>
-              <w:lang w:val="zh-CN"/>
-            </w:rPr>
             <w:fldChar w:fldCharType="separate"/>
           </w:r>
           <w:r>
@@ -2140,20 +1598,10 @@
           </w:r>
           <w:r>
             <w:tab/>
-          </w:r>
-          <w:r>
             <w:fldChar w:fldCharType="begin"/>
-          </w:r>
-          <w:r>
             <w:instrText xml:space="preserve"> PAGEREF _Toc1129154185 \h </w:instrText>
-          </w:r>
-          <w:r>
             <w:fldChar w:fldCharType="separate"/>
-          </w:r>
-          <w:r>
             <w:t>12</w:t>
-          </w:r>
-          <w:r>
             <w:fldChar w:fldCharType="end"/>
           </w:r>
           <w:r>
@@ -2178,19 +1626,7 @@
               <w:lang w:val="zh-CN"/>
             </w:rPr>
             <w:fldChar w:fldCharType="begin"/>
-          </w:r>
-          <w:r>
-            <w:rPr>
-              <w:rFonts w:ascii="华文楷体" w:hAnsi="华文楷体" w:eastAsia="华文楷体"/>
-              <w:lang w:val="zh-CN"/>
-            </w:rPr>
             <w:instrText xml:space="preserve"> HYPERLINK \l _Toc381398756 </w:instrText>
-          </w:r>
-          <w:r>
-            <w:rPr>
-              <w:rFonts w:ascii="华文楷体" w:hAnsi="华文楷体" w:eastAsia="华文楷体"/>
-              <w:lang w:val="zh-CN"/>
-            </w:rPr>
             <w:fldChar w:fldCharType="separate"/>
           </w:r>
           <w:r>
@@ -2201,20 +1637,10 @@
           </w:r>
           <w:r>
             <w:tab/>
-          </w:r>
-          <w:r>
             <w:fldChar w:fldCharType="begin"/>
-          </w:r>
-          <w:r>
             <w:instrText xml:space="preserve"> PAGEREF _Toc381398756 \h </w:instrText>
-          </w:r>
-          <w:r>
             <w:fldChar w:fldCharType="separate"/>
-          </w:r>
-          <w:r>
             <w:t>13</w:t>
-          </w:r>
-          <w:r>
             <w:fldChar w:fldCharType="end"/>
           </w:r>
           <w:r>
@@ -2239,19 +1665,7 @@
               <w:lang w:val="zh-CN"/>
             </w:rPr>
             <w:fldChar w:fldCharType="begin"/>
-          </w:r>
-          <w:r>
-            <w:rPr>
-              <w:rFonts w:ascii="华文楷体" w:hAnsi="华文楷体" w:eastAsia="华文楷体"/>
-              <w:lang w:val="zh-CN"/>
-            </w:rPr>
             <w:instrText xml:space="preserve"> HYPERLINK \l _Toc2077689444 </w:instrText>
-          </w:r>
-          <w:r>
-            <w:rPr>
-              <w:rFonts w:ascii="华文楷体" w:hAnsi="华文楷体" w:eastAsia="华文楷体"/>
-              <w:lang w:val="zh-CN"/>
-            </w:rPr>
             <w:fldChar w:fldCharType="separate"/>
           </w:r>
           <w:r>
@@ -2262,20 +1676,10 @@
           </w:r>
           <w:r>
             <w:tab/>
-          </w:r>
-          <w:r>
             <w:fldChar w:fldCharType="begin"/>
-          </w:r>
-          <w:r>
             <w:instrText xml:space="preserve"> PAGEREF _Toc2077689444 \h </w:instrText>
-          </w:r>
-          <w:r>
             <w:fldChar w:fldCharType="separate"/>
-          </w:r>
-          <w:r>
             <w:t>14</w:t>
-          </w:r>
-          <w:r>
             <w:fldChar w:fldCharType="end"/>
           </w:r>
           <w:r>
@@ -2300,19 +1704,7 @@
               <w:lang w:val="zh-CN"/>
             </w:rPr>
             <w:fldChar w:fldCharType="begin"/>
-          </w:r>
-          <w:r>
-            <w:rPr>
-              <w:rFonts w:ascii="华文楷体" w:hAnsi="华文楷体" w:eastAsia="华文楷体"/>
-              <w:lang w:val="zh-CN"/>
-            </w:rPr>
             <w:instrText xml:space="preserve"> HYPERLINK \l _Toc1642385088 </w:instrText>
-          </w:r>
-          <w:r>
-            <w:rPr>
-              <w:rFonts w:ascii="华文楷体" w:hAnsi="华文楷体" w:eastAsia="华文楷体"/>
-              <w:lang w:val="zh-CN"/>
-            </w:rPr>
             <w:fldChar w:fldCharType="separate"/>
           </w:r>
           <w:r>
@@ -2323,20 +1715,10 @@
           </w:r>
           <w:r>
             <w:tab/>
-          </w:r>
-          <w:r>
             <w:fldChar w:fldCharType="begin"/>
-          </w:r>
-          <w:r>
             <w:instrText xml:space="preserve"> PAGEREF _Toc1642385088 \h </w:instrText>
-          </w:r>
-          <w:r>
             <w:fldChar w:fldCharType="separate"/>
-          </w:r>
-          <w:r>
             <w:t>15</w:t>
-          </w:r>
-          <w:r>
             <w:fldChar w:fldCharType="end"/>
           </w:r>
           <w:r>
@@ -2361,19 +1743,7 @@
               <w:lang w:val="zh-CN"/>
             </w:rPr>
             <w:fldChar w:fldCharType="begin"/>
-          </w:r>
-          <w:r>
-            <w:rPr>
-              <w:rFonts w:ascii="华文楷体" w:hAnsi="华文楷体" w:eastAsia="华文楷体"/>
-              <w:lang w:val="zh-CN"/>
-            </w:rPr>
             <w:instrText xml:space="preserve"> HYPERLINK \l _Toc1958859125 </w:instrText>
-          </w:r>
-          <w:r>
-            <w:rPr>
-              <w:rFonts w:ascii="华文楷体" w:hAnsi="华文楷体" w:eastAsia="华文楷体"/>
-              <w:lang w:val="zh-CN"/>
-            </w:rPr>
             <w:fldChar w:fldCharType="separate"/>
           </w:r>
           <w:r>
@@ -2384,20 +1754,10 @@
           </w:r>
           <w:r>
             <w:tab/>
-          </w:r>
-          <w:r>
             <w:fldChar w:fldCharType="begin"/>
-          </w:r>
-          <w:r>
             <w:instrText xml:space="preserve"> PAGEREF _Toc1958859125 \h </w:instrText>
-          </w:r>
-          <w:r>
             <w:fldChar w:fldCharType="separate"/>
-          </w:r>
-          <w:r>
             <w:t>15</w:t>
-          </w:r>
-          <w:r>
             <w:fldChar w:fldCharType="end"/>
           </w:r>
           <w:r>
@@ -2422,19 +1782,7 @@
               <w:lang w:val="zh-CN"/>
             </w:rPr>
             <w:fldChar w:fldCharType="begin"/>
-          </w:r>
-          <w:r>
-            <w:rPr>
-              <w:rFonts w:ascii="华文楷体" w:hAnsi="华文楷体" w:eastAsia="华文楷体"/>
-              <w:lang w:val="zh-CN"/>
-            </w:rPr>
             <w:instrText xml:space="preserve"> HYPERLINK \l _Toc1621005365 </w:instrText>
-          </w:r>
-          <w:r>
-            <w:rPr>
-              <w:rFonts w:ascii="华文楷体" w:hAnsi="华文楷体" w:eastAsia="华文楷体"/>
-              <w:lang w:val="zh-CN"/>
-            </w:rPr>
             <w:fldChar w:fldCharType="separate"/>
           </w:r>
           <w:r>
@@ -2445,20 +1793,10 @@
           </w:r>
           <w:r>
             <w:tab/>
-          </w:r>
-          <w:r>
             <w:fldChar w:fldCharType="begin"/>
-          </w:r>
-          <w:r>
             <w:instrText xml:space="preserve"> PAGEREF _Toc1621005365 \h </w:instrText>
-          </w:r>
-          <w:r>
             <w:fldChar w:fldCharType="separate"/>
-          </w:r>
-          <w:r>
             <w:t>16</w:t>
-          </w:r>
-          <w:r>
             <w:fldChar w:fldCharType="end"/>
           </w:r>
           <w:r>
@@ -2483,19 +1821,7 @@
               <w:lang w:val="zh-CN"/>
             </w:rPr>
             <w:fldChar w:fldCharType="begin"/>
-          </w:r>
-          <w:r>
-            <w:rPr>
-              <w:rFonts w:ascii="华文楷体" w:hAnsi="华文楷体" w:eastAsia="华文楷体"/>
-              <w:lang w:val="zh-CN"/>
-            </w:rPr>
             <w:instrText xml:space="preserve"> HYPERLINK \l _Toc1259623713 </w:instrText>
-          </w:r>
-          <w:r>
-            <w:rPr>
-              <w:rFonts w:ascii="华文楷体" w:hAnsi="华文楷体" w:eastAsia="华文楷体"/>
-              <w:lang w:val="zh-CN"/>
-            </w:rPr>
             <w:fldChar w:fldCharType="separate"/>
           </w:r>
           <w:r>
@@ -2506,20 +1832,10 @@
           </w:r>
           <w:r>
             <w:tab/>
-          </w:r>
-          <w:r>
             <w:fldChar w:fldCharType="begin"/>
-          </w:r>
-          <w:r>
             <w:instrText xml:space="preserve"> PAGEREF _Toc1259623713 \h </w:instrText>
-          </w:r>
-          <w:r>
             <w:fldChar w:fldCharType="separate"/>
-          </w:r>
-          <w:r>
             <w:t>20</w:t>
-          </w:r>
-          <w:r>
             <w:fldChar w:fldCharType="end"/>
           </w:r>
           <w:r>
@@ -2544,19 +1860,7 @@
               <w:lang w:val="zh-CN"/>
             </w:rPr>
             <w:fldChar w:fldCharType="begin"/>
-          </w:r>
-          <w:r>
-            <w:rPr>
-              <w:rFonts w:ascii="华文楷体" w:hAnsi="华文楷体" w:eastAsia="华文楷体"/>
-              <w:lang w:val="zh-CN"/>
-            </w:rPr>
             <w:instrText xml:space="preserve"> HYPERLINK \l _Toc601952265 </w:instrText>
-          </w:r>
-          <w:r>
-            <w:rPr>
-              <w:rFonts w:ascii="华文楷体" w:hAnsi="华文楷体" w:eastAsia="华文楷体"/>
-              <w:lang w:val="zh-CN"/>
-            </w:rPr>
             <w:fldChar w:fldCharType="separate"/>
           </w:r>
           <w:r>
@@ -2567,20 +1871,10 @@
           </w:r>
           <w:r>
             <w:tab/>
-          </w:r>
-          <w:r>
             <w:fldChar w:fldCharType="begin"/>
-          </w:r>
-          <w:r>
             <w:instrText xml:space="preserve"> PAGEREF _Toc601952265 \h </w:instrText>
-          </w:r>
-          <w:r>
             <w:fldChar w:fldCharType="separate"/>
-          </w:r>
-          <w:r>
             <w:t>21</w:t>
-          </w:r>
-          <w:r>
             <w:fldChar w:fldCharType="end"/>
           </w:r>
           <w:r>
@@ -2605,19 +1899,7 @@
               <w:lang w:val="zh-CN"/>
             </w:rPr>
             <w:fldChar w:fldCharType="begin"/>
-          </w:r>
-          <w:r>
-            <w:rPr>
-              <w:rFonts w:ascii="华文楷体" w:hAnsi="华文楷体" w:eastAsia="华文楷体"/>
-              <w:lang w:val="zh-CN"/>
-            </w:rPr>
             <w:instrText xml:space="preserve"> HYPERLINK \l _Toc216256838 </w:instrText>
-          </w:r>
-          <w:r>
-            <w:rPr>
-              <w:rFonts w:ascii="华文楷体" w:hAnsi="华文楷体" w:eastAsia="华文楷体"/>
-              <w:lang w:val="zh-CN"/>
-            </w:rPr>
             <w:fldChar w:fldCharType="separate"/>
           </w:r>
           <w:r>
@@ -2628,20 +1910,10 @@
           </w:r>
           <w:r>
             <w:tab/>
-          </w:r>
-          <w:r>
             <w:fldChar w:fldCharType="begin"/>
-          </w:r>
-          <w:r>
             <w:instrText xml:space="preserve"> PAGEREF _Toc216256838 \h </w:instrText>
-          </w:r>
-          <w:r>
             <w:fldChar w:fldCharType="separate"/>
-          </w:r>
-          <w:r>
             <w:t>22</w:t>
-          </w:r>
-          <w:r>
             <w:fldChar w:fldCharType="end"/>
           </w:r>
           <w:r>
@@ -2666,19 +1938,7 @@
               <w:lang w:val="zh-CN"/>
             </w:rPr>
             <w:fldChar w:fldCharType="begin"/>
-          </w:r>
-          <w:r>
-            <w:rPr>
-              <w:rFonts w:ascii="华文楷体" w:hAnsi="华文楷体" w:eastAsia="华文楷体"/>
-              <w:lang w:val="zh-CN"/>
-            </w:rPr>
             <w:instrText xml:space="preserve"> HYPERLINK \l _Toc1086345542 </w:instrText>
-          </w:r>
-          <w:r>
-            <w:rPr>
-              <w:rFonts w:ascii="华文楷体" w:hAnsi="华文楷体" w:eastAsia="华文楷体"/>
-              <w:lang w:val="zh-CN"/>
-            </w:rPr>
             <w:fldChar w:fldCharType="separate"/>
           </w:r>
           <w:r>
@@ -2689,20 +1949,10 @@
           </w:r>
           <w:r>
             <w:tab/>
-          </w:r>
-          <w:r>
             <w:fldChar w:fldCharType="begin"/>
-          </w:r>
-          <w:r>
             <w:instrText xml:space="preserve"> PAGEREF _Toc1086345542 \h </w:instrText>
-          </w:r>
-          <w:r>
             <w:fldChar w:fldCharType="separate"/>
-          </w:r>
-          <w:r>
             <w:t>23</w:t>
-          </w:r>
-          <w:r>
             <w:fldChar w:fldCharType="end"/>
           </w:r>
           <w:r>
@@ -2727,19 +1977,7 @@
               <w:lang w:val="zh-CN"/>
             </w:rPr>
             <w:fldChar w:fldCharType="begin"/>
-          </w:r>
-          <w:r>
-            <w:rPr>
-              <w:rFonts w:ascii="华文楷体" w:hAnsi="华文楷体" w:eastAsia="华文楷体"/>
-              <w:lang w:val="zh-CN"/>
-            </w:rPr>
             <w:instrText xml:space="preserve"> HYPERLINK \l _Toc303557600 </w:instrText>
-          </w:r>
-          <w:r>
-            <w:rPr>
-              <w:rFonts w:ascii="华文楷体" w:hAnsi="华文楷体" w:eastAsia="华文楷体"/>
-              <w:lang w:val="zh-CN"/>
-            </w:rPr>
             <w:fldChar w:fldCharType="separate"/>
           </w:r>
           <w:r>
@@ -2750,20 +1988,10 @@
           </w:r>
           <w:r>
             <w:tab/>
-          </w:r>
-          <w:r>
             <w:fldChar w:fldCharType="begin"/>
-          </w:r>
-          <w:r>
             <w:instrText xml:space="preserve"> PAGEREF _Toc303557600 \h </w:instrText>
-          </w:r>
-          <w:r>
             <w:fldChar w:fldCharType="separate"/>
-          </w:r>
-          <w:r>
             <w:t>24</w:t>
-          </w:r>
-          <w:r>
             <w:fldChar w:fldCharType="end"/>
           </w:r>
           <w:r>
@@ -2788,19 +2016,7 @@
               <w:lang w:val="zh-CN"/>
             </w:rPr>
             <w:fldChar w:fldCharType="begin"/>
-          </w:r>
-          <w:r>
-            <w:rPr>
-              <w:rFonts w:ascii="华文楷体" w:hAnsi="华文楷体" w:eastAsia="华文楷体"/>
-              <w:lang w:val="zh-CN"/>
-            </w:rPr>
             <w:instrText xml:space="preserve"> HYPERLINK \l _Toc1618921575 </w:instrText>
-          </w:r>
-          <w:r>
-            <w:rPr>
-              <w:rFonts w:ascii="华文楷体" w:hAnsi="华文楷体" w:eastAsia="华文楷体"/>
-              <w:lang w:val="zh-CN"/>
-            </w:rPr>
             <w:fldChar w:fldCharType="separate"/>
           </w:r>
           <w:r>
@@ -2811,20 +2027,10 @@
           </w:r>
           <w:r>
             <w:tab/>
-          </w:r>
-          <w:r>
             <w:fldChar w:fldCharType="begin"/>
-          </w:r>
-          <w:r>
             <w:instrText xml:space="preserve"> PAGEREF _Toc1618921575 \h </w:instrText>
-          </w:r>
-          <w:r>
             <w:fldChar w:fldCharType="separate"/>
-          </w:r>
-          <w:r>
             <w:t>24</w:t>
-          </w:r>
-          <w:r>
             <w:fldChar w:fldCharType="end"/>
           </w:r>
           <w:r>
@@ -2849,19 +2055,7 @@
               <w:lang w:val="zh-CN"/>
             </w:rPr>
             <w:fldChar w:fldCharType="begin"/>
-          </w:r>
-          <w:r>
-            <w:rPr>
-              <w:rFonts w:ascii="华文楷体" w:hAnsi="华文楷体" w:eastAsia="华文楷体"/>
-              <w:lang w:val="zh-CN"/>
-            </w:rPr>
             <w:instrText xml:space="preserve"> HYPERLINK \l _Toc597103535 </w:instrText>
-          </w:r>
-          <w:r>
-            <w:rPr>
-              <w:rFonts w:ascii="华文楷体" w:hAnsi="华文楷体" w:eastAsia="华文楷体"/>
-              <w:lang w:val="zh-CN"/>
-            </w:rPr>
             <w:fldChar w:fldCharType="separate"/>
           </w:r>
           <w:r>
@@ -2872,20 +2066,10 @@
           </w:r>
           <w:r>
             <w:tab/>
-          </w:r>
-          <w:r>
             <w:fldChar w:fldCharType="begin"/>
-          </w:r>
-          <w:r>
             <w:instrText xml:space="preserve"> PAGEREF _Toc597103535 \h </w:instrText>
-          </w:r>
-          <w:r>
             <w:fldChar w:fldCharType="separate"/>
-          </w:r>
-          <w:r>
             <w:t>24</w:t>
-          </w:r>
-          <w:r>
             <w:fldChar w:fldCharType="end"/>
           </w:r>
           <w:r>
@@ -2910,19 +2094,7 @@
               <w:lang w:val="zh-CN"/>
             </w:rPr>
             <w:fldChar w:fldCharType="begin"/>
-          </w:r>
-          <w:r>
-            <w:rPr>
-              <w:rFonts w:ascii="华文楷体" w:hAnsi="华文楷体" w:eastAsia="华文楷体"/>
-              <w:lang w:val="zh-CN"/>
-            </w:rPr>
             <w:instrText xml:space="preserve"> HYPERLINK \l _Toc328030314 </w:instrText>
-          </w:r>
-          <w:r>
-            <w:rPr>
-              <w:rFonts w:ascii="华文楷体" w:hAnsi="华文楷体" w:eastAsia="华文楷体"/>
-              <w:lang w:val="zh-CN"/>
-            </w:rPr>
             <w:fldChar w:fldCharType="separate"/>
           </w:r>
           <w:r>
@@ -2933,20 +2105,10 @@
           </w:r>
           <w:r>
             <w:tab/>
-          </w:r>
-          <w:r>
             <w:fldChar w:fldCharType="begin"/>
-          </w:r>
-          <w:r>
             <w:instrText xml:space="preserve"> PAGEREF _Toc328030314 \h </w:instrText>
-          </w:r>
-          <w:r>
             <w:fldChar w:fldCharType="separate"/>
-          </w:r>
-          <w:r>
             <w:t>25</w:t>
-          </w:r>
-          <w:r>
             <w:fldChar w:fldCharType="end"/>
           </w:r>
           <w:r>
@@ -2971,19 +2133,7 @@
               <w:lang w:val="zh-CN"/>
             </w:rPr>
             <w:fldChar w:fldCharType="begin"/>
-          </w:r>
-          <w:r>
-            <w:rPr>
-              <w:rFonts w:ascii="华文楷体" w:hAnsi="华文楷体" w:eastAsia="华文楷体"/>
-              <w:lang w:val="zh-CN"/>
-            </w:rPr>
             <w:instrText xml:space="preserve"> HYPERLINK \l _Toc614965549 </w:instrText>
-          </w:r>
-          <w:r>
-            <w:rPr>
-              <w:rFonts w:ascii="华文楷体" w:hAnsi="华文楷体" w:eastAsia="华文楷体"/>
-              <w:lang w:val="zh-CN"/>
-            </w:rPr>
             <w:fldChar w:fldCharType="separate"/>
           </w:r>
           <w:r>
@@ -2994,20 +2144,10 @@
           </w:r>
           <w:r>
             <w:tab/>
-          </w:r>
-          <w:r>
             <w:fldChar w:fldCharType="begin"/>
-          </w:r>
-          <w:r>
             <w:instrText xml:space="preserve"> PAGEREF _Toc614965549 \h </w:instrText>
-          </w:r>
-          <w:r>
             <w:fldChar w:fldCharType="separate"/>
-          </w:r>
-          <w:r>
             <w:t>25</w:t>
-          </w:r>
-          <w:r>
             <w:fldChar w:fldCharType="end"/>
           </w:r>
           <w:r>
@@ -3032,19 +2172,7 @@
               <w:lang w:val="zh-CN"/>
             </w:rPr>
             <w:fldChar w:fldCharType="begin"/>
-          </w:r>
-          <w:r>
-            <w:rPr>
-              <w:rFonts w:ascii="华文楷体" w:hAnsi="华文楷体" w:eastAsia="华文楷体"/>
-              <w:lang w:val="zh-CN"/>
-            </w:rPr>
             <w:instrText xml:space="preserve"> HYPERLINK \l _Toc2034672679 </w:instrText>
-          </w:r>
-          <w:r>
-            <w:rPr>
-              <w:rFonts w:ascii="华文楷体" w:hAnsi="华文楷体" w:eastAsia="华文楷体"/>
-              <w:lang w:val="zh-CN"/>
-            </w:rPr>
             <w:fldChar w:fldCharType="separate"/>
           </w:r>
           <w:r>
@@ -3055,20 +2183,10 @@
           </w:r>
           <w:r>
             <w:tab/>
-          </w:r>
-          <w:r>
             <w:fldChar w:fldCharType="begin"/>
-          </w:r>
-          <w:r>
             <w:instrText xml:space="preserve"> PAGEREF _Toc2034672679 \h </w:instrText>
-          </w:r>
-          <w:r>
             <w:fldChar w:fldCharType="separate"/>
-          </w:r>
-          <w:r>
             <w:t>26</w:t>
-          </w:r>
-          <w:r>
             <w:fldChar w:fldCharType="end"/>
           </w:r>
           <w:r>
@@ -3093,19 +2211,7 @@
               <w:lang w:val="zh-CN"/>
             </w:rPr>
             <w:fldChar w:fldCharType="begin"/>
-          </w:r>
-          <w:r>
-            <w:rPr>
-              <w:rFonts w:ascii="华文楷体" w:hAnsi="华文楷体" w:eastAsia="华文楷体"/>
-              <w:lang w:val="zh-CN"/>
-            </w:rPr>
             <w:instrText xml:space="preserve"> HYPERLINK \l _Toc214121125 </w:instrText>
-          </w:r>
-          <w:r>
-            <w:rPr>
-              <w:rFonts w:ascii="华文楷体" w:hAnsi="华文楷体" w:eastAsia="华文楷体"/>
-              <w:lang w:val="zh-CN"/>
-            </w:rPr>
             <w:fldChar w:fldCharType="separate"/>
           </w:r>
           <w:r>
@@ -3116,20 +2222,10 @@
           </w:r>
           <w:r>
             <w:tab/>
-          </w:r>
-          <w:r>
             <w:fldChar w:fldCharType="begin"/>
-          </w:r>
-          <w:r>
             <w:instrText xml:space="preserve"> PAGEREF _Toc214121125 \h </w:instrText>
-          </w:r>
-          <w:r>
             <w:fldChar w:fldCharType="separate"/>
-          </w:r>
-          <w:r>
             <w:t>26</w:t>
-          </w:r>
-          <w:r>
             <w:fldChar w:fldCharType="end"/>
           </w:r>
           <w:r>
@@ -3154,19 +2250,7 @@
               <w:lang w:val="zh-CN"/>
             </w:rPr>
             <w:fldChar w:fldCharType="begin"/>
-          </w:r>
-          <w:r>
-            <w:rPr>
-              <w:rFonts w:ascii="华文楷体" w:hAnsi="华文楷体" w:eastAsia="华文楷体"/>
-              <w:lang w:val="zh-CN"/>
-            </w:rPr>
             <w:instrText xml:space="preserve"> HYPERLINK \l _Toc1698639150 </w:instrText>
-          </w:r>
-          <w:r>
-            <w:rPr>
-              <w:rFonts w:ascii="华文楷体" w:hAnsi="华文楷体" w:eastAsia="华文楷体"/>
-              <w:lang w:val="zh-CN"/>
-            </w:rPr>
             <w:fldChar w:fldCharType="separate"/>
           </w:r>
           <w:r>
@@ -3177,20 +2261,10 @@
           </w:r>
           <w:r>
             <w:tab/>
-          </w:r>
-          <w:r>
             <w:fldChar w:fldCharType="begin"/>
-          </w:r>
-          <w:r>
             <w:instrText xml:space="preserve"> PAGEREF _Toc1698639150 \h </w:instrText>
-          </w:r>
-          <w:r>
             <w:fldChar w:fldCharType="separate"/>
-          </w:r>
-          <w:r>
             <w:t>26</w:t>
-          </w:r>
-          <w:r>
             <w:fldChar w:fldCharType="end"/>
           </w:r>
           <w:r>
@@ -3215,19 +2289,7 @@
               <w:lang w:val="zh-CN"/>
             </w:rPr>
             <w:fldChar w:fldCharType="begin"/>
-          </w:r>
-          <w:r>
-            <w:rPr>
-              <w:rFonts w:ascii="华文楷体" w:hAnsi="华文楷体" w:eastAsia="华文楷体"/>
-              <w:lang w:val="zh-CN"/>
-            </w:rPr>
             <w:instrText xml:space="preserve"> HYPERLINK \l _Toc380590832 </w:instrText>
-          </w:r>
-          <w:r>
-            <w:rPr>
-              <w:rFonts w:ascii="华文楷体" w:hAnsi="华文楷体" w:eastAsia="华文楷体"/>
-              <w:lang w:val="zh-CN"/>
-            </w:rPr>
             <w:fldChar w:fldCharType="separate"/>
           </w:r>
           <w:r>
@@ -3238,20 +2300,10 @@
           </w:r>
           <w:r>
             <w:tab/>
-          </w:r>
-          <w:r>
             <w:fldChar w:fldCharType="begin"/>
-          </w:r>
-          <w:r>
             <w:instrText xml:space="preserve"> PAGEREF _Toc380590832 \h </w:instrText>
-          </w:r>
-          <w:r>
             <w:fldChar w:fldCharType="separate"/>
-          </w:r>
-          <w:r>
             <w:t>27</w:t>
-          </w:r>
-          <w:r>
             <w:fldChar w:fldCharType="end"/>
           </w:r>
           <w:r>
@@ -3276,19 +2328,7 @@
               <w:lang w:val="zh-CN"/>
             </w:rPr>
             <w:fldChar w:fldCharType="begin"/>
-          </w:r>
-          <w:r>
-            <w:rPr>
-              <w:rFonts w:ascii="华文楷体" w:hAnsi="华文楷体" w:eastAsia="华文楷体"/>
-              <w:lang w:val="zh-CN"/>
-            </w:rPr>
             <w:instrText xml:space="preserve"> HYPERLINK \l _Toc1383812658 </w:instrText>
-          </w:r>
-          <w:r>
-            <w:rPr>
-              <w:rFonts w:ascii="华文楷体" w:hAnsi="华文楷体" w:eastAsia="华文楷体"/>
-              <w:lang w:val="zh-CN"/>
-            </w:rPr>
             <w:fldChar w:fldCharType="separate"/>
           </w:r>
           <w:r>
@@ -3299,20 +2339,10 @@
           </w:r>
           <w:r>
             <w:tab/>
-          </w:r>
-          <w:r>
             <w:fldChar w:fldCharType="begin"/>
-          </w:r>
-          <w:r>
             <w:instrText xml:space="preserve"> PAGEREF _Toc1383812658 \h </w:instrText>
-          </w:r>
-          <w:r>
             <w:fldChar w:fldCharType="separate"/>
-          </w:r>
-          <w:r>
             <w:t>28</w:t>
-          </w:r>
-          <w:r>
             <w:fldChar w:fldCharType="end"/>
           </w:r>
           <w:r>
@@ -3337,19 +2367,7 @@
               <w:lang w:val="zh-CN"/>
             </w:rPr>
             <w:fldChar w:fldCharType="begin"/>
-          </w:r>
-          <w:r>
-            <w:rPr>
-              <w:rFonts w:ascii="华文楷体" w:hAnsi="华文楷体" w:eastAsia="华文楷体"/>
-              <w:lang w:val="zh-CN"/>
-            </w:rPr>
             <w:instrText xml:space="preserve"> HYPERLINK \l _Toc491445996 </w:instrText>
-          </w:r>
-          <w:r>
-            <w:rPr>
-              <w:rFonts w:ascii="华文楷体" w:hAnsi="华文楷体" w:eastAsia="华文楷体"/>
-              <w:lang w:val="zh-CN"/>
-            </w:rPr>
             <w:fldChar w:fldCharType="separate"/>
           </w:r>
           <w:r>
@@ -3360,20 +2378,10 @@
           </w:r>
           <w:r>
             <w:tab/>
-          </w:r>
-          <w:r>
             <w:fldChar w:fldCharType="begin"/>
-          </w:r>
-          <w:r>
             <w:instrText xml:space="preserve"> PAGEREF _Toc491445996 \h </w:instrText>
-          </w:r>
-          <w:r>
             <w:fldChar w:fldCharType="separate"/>
-          </w:r>
-          <w:r>
             <w:t>28</w:t>
-          </w:r>
-          <w:r>
             <w:fldChar w:fldCharType="end"/>
           </w:r>
           <w:r>
@@ -3398,19 +2406,7 @@
               <w:lang w:val="zh-CN"/>
             </w:rPr>
             <w:fldChar w:fldCharType="begin"/>
-          </w:r>
-          <w:r>
-            <w:rPr>
-              <w:rFonts w:ascii="华文楷体" w:hAnsi="华文楷体" w:eastAsia="华文楷体"/>
-              <w:lang w:val="zh-CN"/>
-            </w:rPr>
             <w:instrText xml:space="preserve"> HYPERLINK \l _Toc510748410 </w:instrText>
-          </w:r>
-          <w:r>
-            <w:rPr>
-              <w:rFonts w:ascii="华文楷体" w:hAnsi="华文楷体" w:eastAsia="华文楷体"/>
-              <w:lang w:val="zh-CN"/>
-            </w:rPr>
             <w:fldChar w:fldCharType="separate"/>
           </w:r>
           <w:r>
@@ -3421,20 +2417,10 @@
           </w:r>
           <w:r>
             <w:tab/>
-          </w:r>
-          <w:r>
             <w:fldChar w:fldCharType="begin"/>
-          </w:r>
-          <w:r>
             <w:instrText xml:space="preserve"> PAGEREF _Toc510748410 \h </w:instrText>
-          </w:r>
-          <w:r>
             <w:fldChar w:fldCharType="separate"/>
-          </w:r>
-          <w:r>
             <w:t>29</w:t>
-          </w:r>
-          <w:r>
             <w:fldChar w:fldCharType="end"/>
           </w:r>
           <w:r>
@@ -3459,19 +2445,7 @@
               <w:lang w:val="zh-CN"/>
             </w:rPr>
             <w:fldChar w:fldCharType="begin"/>
-          </w:r>
-          <w:r>
-            <w:rPr>
-              <w:rFonts w:ascii="华文楷体" w:hAnsi="华文楷体" w:eastAsia="华文楷体"/>
-              <w:lang w:val="zh-CN"/>
-            </w:rPr>
             <w:instrText xml:space="preserve"> HYPERLINK \l _Toc656389811 </w:instrText>
-          </w:r>
-          <w:r>
-            <w:rPr>
-              <w:rFonts w:ascii="华文楷体" w:hAnsi="华文楷体" w:eastAsia="华文楷体"/>
-              <w:lang w:val="zh-CN"/>
-            </w:rPr>
             <w:fldChar w:fldCharType="separate"/>
           </w:r>
           <w:r>
@@ -3482,20 +2456,10 @@
           </w:r>
           <w:r>
             <w:tab/>
-          </w:r>
-          <w:r>
             <w:fldChar w:fldCharType="begin"/>
-          </w:r>
-          <w:r>
             <w:instrText xml:space="preserve"> PAGEREF _Toc656389811 \h </w:instrText>
-          </w:r>
-          <w:r>
             <w:fldChar w:fldCharType="separate"/>
-          </w:r>
-          <w:r>
             <w:t>29</w:t>
-          </w:r>
-          <w:r>
             <w:fldChar w:fldCharType="end"/>
           </w:r>
           <w:r>
@@ -3520,19 +2484,7 @@
               <w:lang w:val="zh-CN"/>
             </w:rPr>
             <w:fldChar w:fldCharType="begin"/>
-          </w:r>
-          <w:r>
-            <w:rPr>
-              <w:rFonts w:ascii="华文楷体" w:hAnsi="华文楷体" w:eastAsia="华文楷体"/>
-              <w:lang w:val="zh-CN"/>
-            </w:rPr>
             <w:instrText xml:space="preserve"> HYPERLINK \l _Toc320058838 </w:instrText>
-          </w:r>
-          <w:r>
-            <w:rPr>
-              <w:rFonts w:ascii="华文楷体" w:hAnsi="华文楷体" w:eastAsia="华文楷体"/>
-              <w:lang w:val="zh-CN"/>
-            </w:rPr>
             <w:fldChar w:fldCharType="separate"/>
           </w:r>
           <w:r>
@@ -3543,20 +2495,10 @@
           </w:r>
           <w:r>
             <w:tab/>
-          </w:r>
-          <w:r>
             <w:fldChar w:fldCharType="begin"/>
-          </w:r>
-          <w:r>
             <w:instrText xml:space="preserve"> PAGEREF _Toc320058838 \h </w:instrText>
-          </w:r>
-          <w:r>
             <w:fldChar w:fldCharType="separate"/>
-          </w:r>
-          <w:r>
             <w:t>30</w:t>
-          </w:r>
-          <w:r>
             <w:fldChar w:fldCharType="end"/>
           </w:r>
           <w:r>
@@ -3581,19 +2523,7 @@
               <w:lang w:val="zh-CN"/>
             </w:rPr>
             <w:fldChar w:fldCharType="begin"/>
-          </w:r>
-          <w:r>
-            <w:rPr>
-              <w:rFonts w:ascii="华文楷体" w:hAnsi="华文楷体" w:eastAsia="华文楷体"/>
-              <w:lang w:val="zh-CN"/>
-            </w:rPr>
             <w:instrText xml:space="preserve"> HYPERLINK \l _Toc1929838178 </w:instrText>
-          </w:r>
-          <w:r>
-            <w:rPr>
-              <w:rFonts w:ascii="华文楷体" w:hAnsi="华文楷体" w:eastAsia="华文楷体"/>
-              <w:lang w:val="zh-CN"/>
-            </w:rPr>
             <w:fldChar w:fldCharType="separate"/>
           </w:r>
           <w:r>
@@ -3604,20 +2534,10 @@
           </w:r>
           <w:r>
             <w:tab/>
-          </w:r>
-          <w:r>
             <w:fldChar w:fldCharType="begin"/>
-          </w:r>
-          <w:r>
             <w:instrText xml:space="preserve"> PAGEREF _Toc1929838178 \h </w:instrText>
-          </w:r>
-          <w:r>
             <w:fldChar w:fldCharType="separate"/>
-          </w:r>
-          <w:r>
             <w:t>30</w:t>
-          </w:r>
-          <w:r>
             <w:fldChar w:fldCharType="end"/>
           </w:r>
           <w:r>
@@ -3642,19 +2562,7 @@
               <w:lang w:val="zh-CN"/>
             </w:rPr>
             <w:fldChar w:fldCharType="begin"/>
-          </w:r>
-          <w:r>
-            <w:rPr>
-              <w:rFonts w:ascii="华文楷体" w:hAnsi="华文楷体" w:eastAsia="华文楷体"/>
-              <w:lang w:val="zh-CN"/>
-            </w:rPr>
             <w:instrText xml:space="preserve"> HYPERLINK \l _Toc1344737005 </w:instrText>
-          </w:r>
-          <w:r>
-            <w:rPr>
-              <w:rFonts w:ascii="华文楷体" w:hAnsi="华文楷体" w:eastAsia="华文楷体"/>
-              <w:lang w:val="zh-CN"/>
-            </w:rPr>
             <w:fldChar w:fldCharType="separate"/>
           </w:r>
           <w:r>
@@ -3665,20 +2573,10 @@
           </w:r>
           <w:r>
             <w:tab/>
-          </w:r>
-          <w:r>
             <w:fldChar w:fldCharType="begin"/>
-          </w:r>
-          <w:r>
             <w:instrText xml:space="preserve"> PAGEREF _Toc1344737005 \h </w:instrText>
-          </w:r>
-          <w:r>
             <w:fldChar w:fldCharType="separate"/>
-          </w:r>
-          <w:r>
             <w:t>30</w:t>
-          </w:r>
-          <w:r>
             <w:fldChar w:fldCharType="end"/>
           </w:r>
           <w:r>
@@ -3703,19 +2601,7 @@
               <w:lang w:val="zh-CN"/>
             </w:rPr>
             <w:fldChar w:fldCharType="begin"/>
-          </w:r>
-          <w:r>
-            <w:rPr>
-              <w:rFonts w:ascii="华文楷体" w:hAnsi="华文楷体" w:eastAsia="华文楷体"/>
-              <w:lang w:val="zh-CN"/>
-            </w:rPr>
             <w:instrText xml:space="preserve"> HYPERLINK \l _Toc876942007 </w:instrText>
-          </w:r>
-          <w:r>
-            <w:rPr>
-              <w:rFonts w:ascii="华文楷体" w:hAnsi="华文楷体" w:eastAsia="华文楷体"/>
-              <w:lang w:val="zh-CN"/>
-            </w:rPr>
             <w:fldChar w:fldCharType="separate"/>
           </w:r>
           <w:r>
@@ -3726,20 +2612,10 @@
           </w:r>
           <w:r>
             <w:tab/>
-          </w:r>
-          <w:r>
             <w:fldChar w:fldCharType="begin"/>
-          </w:r>
-          <w:r>
             <w:instrText xml:space="preserve"> PAGEREF _Toc876942007 \h </w:instrText>
-          </w:r>
-          <w:r>
             <w:fldChar w:fldCharType="separate"/>
-          </w:r>
-          <w:r>
             <w:t>31</w:t>
-          </w:r>
-          <w:r>
             <w:fldChar w:fldCharType="end"/>
           </w:r>
           <w:r>
@@ -3764,19 +2640,7 @@
               <w:lang w:val="zh-CN"/>
             </w:rPr>
             <w:fldChar w:fldCharType="begin"/>
-          </w:r>
-          <w:r>
-            <w:rPr>
-              <w:rFonts w:ascii="华文楷体" w:hAnsi="华文楷体" w:eastAsia="华文楷体"/>
-              <w:lang w:val="zh-CN"/>
-            </w:rPr>
             <w:instrText xml:space="preserve"> HYPERLINK \l _Toc584042288 </w:instrText>
-          </w:r>
-          <w:r>
-            <w:rPr>
-              <w:rFonts w:ascii="华文楷体" w:hAnsi="华文楷体" w:eastAsia="华文楷体"/>
-              <w:lang w:val="zh-CN"/>
-            </w:rPr>
             <w:fldChar w:fldCharType="separate"/>
           </w:r>
           <w:r>
@@ -3787,20 +2651,10 @@
           </w:r>
           <w:r>
             <w:tab/>
-          </w:r>
-          <w:r>
             <w:fldChar w:fldCharType="begin"/>
-          </w:r>
-          <w:r>
             <w:instrText xml:space="preserve"> PAGEREF _Toc584042288 \h </w:instrText>
-          </w:r>
-          <w:r>
             <w:fldChar w:fldCharType="separate"/>
-          </w:r>
-          <w:r>
             <w:t>31</w:t>
-          </w:r>
-          <w:r>
             <w:fldChar w:fldCharType="end"/>
           </w:r>
           <w:r>
@@ -3825,19 +2679,7 @@
               <w:lang w:val="zh-CN"/>
             </w:rPr>
             <w:fldChar w:fldCharType="begin"/>
-          </w:r>
-          <w:r>
-            <w:rPr>
-              <w:rFonts w:ascii="华文楷体" w:hAnsi="华文楷体" w:eastAsia="华文楷体"/>
-              <w:lang w:val="zh-CN"/>
-            </w:rPr>
             <w:instrText xml:space="preserve"> HYPERLINK \l _Toc1998467626 </w:instrText>
-          </w:r>
-          <w:r>
-            <w:rPr>
-              <w:rFonts w:ascii="华文楷体" w:hAnsi="华文楷体" w:eastAsia="华文楷体"/>
-              <w:lang w:val="zh-CN"/>
-            </w:rPr>
             <w:fldChar w:fldCharType="separate"/>
           </w:r>
           <w:r>
@@ -3848,20 +2690,10 @@
           </w:r>
           <w:r>
             <w:tab/>
-          </w:r>
-          <w:r>
             <w:fldChar w:fldCharType="begin"/>
-          </w:r>
-          <w:r>
             <w:instrText xml:space="preserve"> PAGEREF _Toc1998467626 \h </w:instrText>
-          </w:r>
-          <w:r>
             <w:fldChar w:fldCharType="separate"/>
-          </w:r>
-          <w:r>
             <w:t>32</w:t>
-          </w:r>
-          <w:r>
             <w:fldChar w:fldCharType="end"/>
           </w:r>
           <w:r>
@@ -8343,7 +7175,7 @@
         <w:rPr>
           <w:rFonts w:hint="eastAsia"/>
         </w:rPr>
-        <w:t>这三条链路在逻辑上彼此衔接，但它们在数据权限和隐私保护强度上是逐层递进的。通过这样的设计，系统形成了“实时处置优先、统计发布受控”的分层架构。</w:t>
+        <w:t>系统整体架构如图4-1所示。这三条链路在逻辑上彼此衔接，但它们在数据权限和隐私保护强度上是逐层递进的。通过这样的设计，系统形成了“实时处置优先、统计发布受控”的分层架构。</w:t>
       </w:r>
     </w:p>
     <w:p>
@@ -8672,7 +7504,7 @@
         <w:rPr>
           <w:rFonts w:hint="eastAsia"/>
         </w:rPr>
-        <w:t>Login登录页面提供简洁的登录表单，支持用户名密码登录，JWT令牌存储于Pinia状态管理，登录成功后跳转Dashboard。</w:t>
+        <w:t>Login登录界面如图4-2所示，页面提供简洁的登录表单，支持用户名密码登录，JWT令牌存储于Pinia状态管理，登录成功后跳转Dashboard。</w:t>
       </w:r>
     </w:p>
     <w:p>
@@ -8747,7 +7579,7 @@
         <w:rPr>
           <w:rFonts w:hint="eastAsia"/>
         </w:rPr>
-        <w:t>Dashboard事件看板页面顶部展示四个统计卡片，包含总事件数、高风险事件、待处理事件、本周新增；中部展示两个饼图，分别为事件类型分布和风险等级分布；底部展示柱状图，呈现按日期的事件数量趋势。</w:t>
+        <w:t>Dashboard事件看板界面如图4-3所示，页面顶部展示四个统计卡片，包含总事件数、高风险事件、待处理事件、本周新增；中部展示两个饼图，分别为事件类型分布和风险等级分布；底部展示柱状图，呈现按日期的事件数量趋势。</w:t>
       </w:r>
     </w:p>
     <w:p>
@@ -8822,7 +7654,7 @@
         <w:rPr>
           <w:rFonts w:hint="eastAsia"/>
         </w:rPr>
-        <w:t>Monitor实时摄像头检测页面支持摄像头设备选择与刷新、检测启停控制、实时帧显示与风险框绘制、会话状态与延迟信息展示。页面采用16:8布局，左侧为视频画布，右侧为检测结果详情面板。</w:t>
+        <w:t>Monitor实时摄像头检测界面如图4-4所示，页面支持摄像头设备选择与刷新、检测启停控制、实时帧显示与风险框绘制、会话状态与延迟信息展示。页面采用16:8布局，左侧为视频画布，右侧为检测结果详情面板。</w:t>
       </w:r>
     </w:p>
     <w:p>
@@ -8897,7 +7729,7 @@
         <w:rPr>
           <w:rFonts w:hint="eastAsia"/>
         </w:rPr>
-        <w:t>VideoDetect视频文件检测页面支持视频文件拖拽上传或点击选择，上传后自动建立WebSocket连接开始处理，实时显示处理进度与帧检测结果，处理完成后展示汇总统计。</w:t>
+        <w:t>VideoDetect视频文件检测界面如图4-5所示，页面支持视频文件拖拽上传或点击选择，上传后自动建立WebSocket连接开始处理，实时显示处理进度与帧检测结果，处理完成后展示汇总统计。</w:t>
       </w:r>
     </w:p>
     <w:p>
@@ -8972,7 +7804,7 @@
         <w:rPr>
           <w:rFonts w:hint="eastAsia"/>
         </w:rPr>
-        <w:t>Analysis统计分析页面支持按时间范围筛选事件记录，表格展示事件列表，包含时间、类型、风险等级、状态，提供分页与排序功能。</w:t>
+        <w:t>Analysis统计分析界面如图4-6所示，页面支持按时间范围筛选事件记录，表格展示事件列表，包含时间、类型、风险等级、状态，提供分页与排序功能。</w:t>
       </w:r>
     </w:p>
     <w:p>
@@ -9047,7 +7879,7 @@
         <w:rPr>
           <w:rFonts w:hint="eastAsia"/>
         </w:rPr>
-        <w:t>System系统设置页面提供检测参数配置表单，可调整跌倒确认帧数、跌倒升级秒数、静止窗口时长、静止位移阈值、静止升级秒数、夜间时段起止小时等参数，配置保存后实时生效。</w:t>
+        <w:t>System用户系统设置界面如图4-7所示，页面提供检测参数配置表单，可调整跌倒确认帧数、跌倒升级秒数、静止窗口时长、静止位移阈值、静止升级秒数、夜间时段起止小时等参数，配置保存后实时生效。</w:t>
       </w:r>
     </w:p>
     <w:p>
@@ -9122,7 +7954,7 @@
         <w:rPr>
           <w:rFonts w:hint="eastAsia"/>
         </w:rPr>
-        <w:t>管理员登录后可进入平台管理页面，对系统用户、社区组织进行统一管理与权限分配。</w:t>
+        <w:t>AdminPlatform平台管理界面如图4-8所示，管理员登录后可进入平台管理页面，对系统用户、社区组织进行统一管理与权限分配。</w:t>
       </w:r>
     </w:p>
     <w:p>
@@ -9193,7 +8025,7 @@
         <w:rPr>
           <w:rFonts w:hint="eastAsia"/>
         </w:rPr>
-        <w:t>平台用户登录后进入平台分析页面，可查看所辖社区的统计数据。该页面的统计查询经差分隐私层加噪处理后返回，确保个体隐私不被泄露。</w:t>
+        <w:t>PlatformDashboard平台分析界面如图4-9所示，平台用户登录后进入平台分析页面，可查看所辖社区的统计数据。该页面的统计查询经差分隐私层加噪处理后返回，确保个体隐私不被泄露。</w:t>
       </w:r>
     </w:p>
     <w:p>
@@ -9264,7 +8096,7 @@
         <w:rPr>
           <w:rFonts w:hint="eastAsia"/>
         </w:rPr>
-        <w:t>Visualization可视化大屏页面采用全屏展示模式，左侧为实时监控画面，右侧为统计图表与告警列表，适合值班监控场景使用。</w:t>
+        <w:t>Visualization可视化大屏界面如图4-10所示，页面采用全屏展示模式，左侧为实时监控画面，右侧为统计图表与告警列表，适合值班监控场景使用。</w:t>
       </w:r>
     </w:p>
     <w:p>
@@ -10691,7 +9523,6 @@
         <w:gridCol w:w="1512"/>
         <w:gridCol w:w="1512"/>
         <w:gridCol w:w="1512"/>
-        <w:gridCol w:w="1512"/>
       </w:tblGrid>
       <w:tr>
         <w:trPr>
@@ -10716,13 +9547,7 @@
             <w:pPr>
               <w:spacing w:line="300" w:lineRule="auto"/>
               <w:jc w:val="center"/>
-              <w:rPr>
-                <w:rFonts w:hint="eastAsia"/>
-              </w:rPr>
-            </w:pPr>
-            <w:r>
-              <w:t>数据集</w:t>
-            </w:r>
+            </w:pPr>
           </w:p>
         </w:tc>
         <w:tc>
@@ -10744,12 +9569,9 @@
             <w:pPr>
               <w:spacing w:line="300" w:lineRule="auto"/>
               <w:jc w:val="center"/>
-              <w:rPr>
-                <w:rFonts w:hint="eastAsia"/>
-              </w:rPr>
-            </w:pPr>
-            <w:r>
-              <w:t>类别</w:t>
+            </w:pPr>
+            <w:r>
+              <w:t>Precision</w:t>
             </w:r>
           </w:p>
         </w:tc>
@@ -10772,12 +9594,9 @@
             <w:pPr>
               <w:spacing w:line="300" w:lineRule="auto"/>
               <w:jc w:val="center"/>
-              <w:rPr>
-                <w:rFonts w:hint="eastAsia"/>
-              </w:rPr>
-            </w:pPr>
-            <w:r>
-              <w:t>Precision</w:t>
+            </w:pPr>
+            <w:r>
+              <w:t>Recall</w:t>
             </w:r>
           </w:p>
         </w:tc>
@@ -10800,37 +9619,6 @@
             <w:pPr>
               <w:spacing w:line="300" w:lineRule="auto"/>
               <w:jc w:val="center"/>
-              <w:rPr>
-                <w:rFonts w:hint="eastAsia"/>
-              </w:rPr>
-            </w:pPr>
-            <w:r>
-              <w:t>Recall</w:t>
-            </w:r>
-          </w:p>
-        </w:tc>
-        <w:tc>
-          <w:tcPr>
-            <w:tcW w:w="1512" w:type="dxa"/>
-            <w:tcBorders>
-              <w:top w:val="single" w:color="auto" w:sz="12" w:space="0"/>
-              <w:bottom w:val="single" w:color="auto" w:sz="6" w:space="0"/>
-            </w:tcBorders>
-            <w:tcMar>
-              <w:top w:w="80" w:type="dxa"/>
-              <w:left w:w="110" w:type="dxa"/>
-              <w:bottom w:w="80" w:type="dxa"/>
-              <w:right w:w="110" w:type="dxa"/>
-            </w:tcMar>
-            <w:vAlign w:val="center"/>
-          </w:tcPr>
-          <w:p>
-            <w:pPr>
-              <w:spacing w:line="300" w:lineRule="auto"/>
-              <w:jc w:val="center"/>
-              <w:rPr>
-                <w:rFonts w:hint="eastAsia"/>
-              </w:rPr>
             </w:pPr>
             <w:r>
               <w:t>mAP50</w:t>
@@ -10857,12 +9645,9 @@
             <w:pPr>
               <w:spacing w:line="300" w:lineRule="auto"/>
               <w:jc w:val="center"/>
-              <w:rPr>
-                <w:rFonts w:hint="eastAsia"/>
-              </w:rPr>
-            </w:pPr>
-            <w:r>
-              <w:t>验证集</w:t>
+            </w:pPr>
+            <w:r>
+              <w:t>Train</w:t>
             </w:r>
           </w:p>
         </w:tc>
@@ -10881,12 +9666,9 @@
             <w:pPr>
               <w:spacing w:line="300" w:lineRule="auto"/>
               <w:jc w:val="center"/>
-              <w:rPr>
-                <w:rFonts w:hint="eastAsia"/>
-              </w:rPr>
-            </w:pPr>
-            <w:r>
-              <w:t>全部</w:t>
+            </w:pPr>
+            <w:r>
+              <w:t>0.914</w:t>
             </w:r>
           </w:p>
         </w:tc>
@@ -10905,12 +9687,9 @@
             <w:pPr>
               <w:spacing w:line="300" w:lineRule="auto"/>
               <w:jc w:val="center"/>
-              <w:rPr>
-                <w:rFonts w:hint="eastAsia"/>
-              </w:rPr>
-            </w:pPr>
-            <w:r>
-              <w:t>0.931</w:t>
+            </w:pPr>
+            <w:r>
+              <w:t>0.911</w:t>
             </w:r>
           </w:p>
         </w:tc>
@@ -10929,36 +9708,9 @@
             <w:pPr>
               <w:spacing w:line="300" w:lineRule="auto"/>
               <w:jc w:val="center"/>
-              <w:rPr>
-                <w:rFonts w:hint="eastAsia"/>
-              </w:rPr>
-            </w:pPr>
-            <w:r>
-              <w:t>0.921</w:t>
-            </w:r>
-          </w:p>
-        </w:tc>
-        <w:tc>
-          <w:tcPr>
-            <w:tcW w:w="1512" w:type="dxa"/>
-            <w:tcMar>
-              <w:top w:w="80" w:type="dxa"/>
-              <w:left w:w="110" w:type="dxa"/>
-              <w:bottom w:w="80" w:type="dxa"/>
-              <w:right w:w="110" w:type="dxa"/>
-            </w:tcMar>
-            <w:vAlign w:val="center"/>
-          </w:tcPr>
-          <w:p>
-            <w:pPr>
-              <w:spacing w:line="300" w:lineRule="auto"/>
-              <w:jc w:val="center"/>
-              <w:rPr>
-                <w:rFonts w:hint="eastAsia"/>
-              </w:rPr>
-            </w:pPr>
-            <w:r>
-              <w:t>0.963</w:t>
+            </w:pPr>
+            <w:r>
+              <w:t>0.959</w:t>
             </w:r>
           </w:p>
         </w:tc>
@@ -10982,12 +9734,9 @@
             <w:pPr>
               <w:spacing w:line="300" w:lineRule="auto"/>
               <w:jc w:val="center"/>
-              <w:rPr>
-                <w:rFonts w:hint="eastAsia"/>
-              </w:rPr>
-            </w:pPr>
-            <w:r>
-              <w:t>验证集</w:t>
+            </w:pPr>
+            <w:r>
+              <w:t>Val</w:t>
             </w:r>
           </w:p>
         </w:tc>
@@ -11006,12 +9755,9 @@
             <w:pPr>
               <w:spacing w:line="300" w:lineRule="auto"/>
               <w:jc w:val="center"/>
-              <w:rPr>
-                <w:rFonts w:hint="eastAsia"/>
-              </w:rPr>
-            </w:pPr>
-            <w:r>
-              <w:t>normal</w:t>
+            </w:pPr>
+            <w:r>
+              <w:t>0.860</w:t>
             </w:r>
           </w:p>
         </w:tc>
@@ -11030,12 +9776,9 @@
             <w:pPr>
               <w:spacing w:line="300" w:lineRule="auto"/>
               <w:jc w:val="center"/>
-              <w:rPr>
-                <w:rFonts w:hint="eastAsia"/>
-              </w:rPr>
-            </w:pPr>
-            <w:r>
-              <w:t>0.958</w:t>
+            </w:pPr>
+            <w:r>
+              <w:t>0.865</w:t>
             </w:r>
           </w:p>
         </w:tc>
@@ -11054,36 +9797,9 @@
             <w:pPr>
               <w:spacing w:line="300" w:lineRule="auto"/>
               <w:jc w:val="center"/>
-              <w:rPr>
-                <w:rFonts w:hint="eastAsia"/>
-              </w:rPr>
-            </w:pPr>
-            <w:r>
-              <w:t>0.917</w:t>
-            </w:r>
-          </w:p>
-        </w:tc>
-        <w:tc>
-          <w:tcPr>
-            <w:tcW w:w="1512" w:type="dxa"/>
-            <w:tcMar>
-              <w:top w:w="80" w:type="dxa"/>
-              <w:left w:w="110" w:type="dxa"/>
-              <w:bottom w:w="80" w:type="dxa"/>
-              <w:right w:w="110" w:type="dxa"/>
-            </w:tcMar>
-            <w:vAlign w:val="center"/>
-          </w:tcPr>
-          <w:p>
-            <w:pPr>
-              <w:spacing w:line="300" w:lineRule="auto"/>
-              <w:jc w:val="center"/>
-              <w:rPr>
-                <w:rFonts w:hint="eastAsia"/>
-              </w:rPr>
-            </w:pPr>
-            <w:r>
-              <w:t>0.975</w:t>
+            </w:pPr>
+            <w:r>
+              <w:t>0.934</w:t>
             </w:r>
           </w:p>
         </w:tc>
@@ -11095,381 +9811,78 @@
         <w:tc>
           <w:tcPr>
             <w:tcW w:w="1512" w:type="dxa"/>
-            <w:tcMar>
-              <w:top w:w="80" w:type="dxa"/>
-              <w:left w:w="110" w:type="dxa"/>
-              <w:bottom w:w="80" w:type="dxa"/>
-              <w:right w:w="110" w:type="dxa"/>
-            </w:tcMar>
-            <w:vAlign w:val="center"/>
-          </w:tcPr>
-          <w:p>
-            <w:pPr>
-              <w:spacing w:line="300" w:lineRule="auto"/>
-              <w:jc w:val="center"/>
-              <w:rPr>
-                <w:rFonts w:hint="eastAsia"/>
-              </w:rPr>
-            </w:pPr>
-            <w:r>
-              <w:t>验证集</w:t>
+            <w:tcBorders>
+              <w:bottom w:val="single" w:color="auto" w:sz="12" w:space="0"/>
+            </w:tcBorders>
+            <w:tcMar>
+              <w:top w:w="80" w:type="dxa"/>
+              <w:left w:w="110" w:type="dxa"/>
+              <w:bottom w:w="80" w:type="dxa"/>
+              <w:right w:w="110" w:type="dxa"/>
+            </w:tcMar>
+            <w:vAlign w:val="center"/>
+          </w:tcPr>
+          <w:p>
+            <w:pPr>
+              <w:spacing w:line="300" w:lineRule="auto"/>
+              <w:jc w:val="center"/>
+            </w:pPr>
+            <w:r>
+              <w:t>Test</w:t>
             </w:r>
           </w:p>
         </w:tc>
         <w:tc>
           <w:tcPr>
             <w:tcW w:w="1512" w:type="dxa"/>
-            <w:tcMar>
-              <w:top w:w="80" w:type="dxa"/>
-              <w:left w:w="110" w:type="dxa"/>
-              <w:bottom w:w="80" w:type="dxa"/>
-              <w:right w:w="110" w:type="dxa"/>
-            </w:tcMar>
-            <w:vAlign w:val="center"/>
-          </w:tcPr>
-          <w:p>
-            <w:pPr>
-              <w:spacing w:line="300" w:lineRule="auto"/>
-              <w:jc w:val="center"/>
-              <w:rPr>
-                <w:rFonts w:hint="eastAsia"/>
-              </w:rPr>
-            </w:pPr>
-            <w:r>
-              <w:t>fallen</w:t>
+            <w:tcBorders>
+              <w:bottom w:val="single" w:color="auto" w:sz="12" w:space="0"/>
+            </w:tcBorders>
+            <w:tcMar>
+              <w:top w:w="80" w:type="dxa"/>
+              <w:left w:w="110" w:type="dxa"/>
+              <w:bottom w:w="80" w:type="dxa"/>
+              <w:right w:w="110" w:type="dxa"/>
+            </w:tcMar>
+            <w:vAlign w:val="center"/>
+          </w:tcPr>
+          <w:p>
+            <w:pPr>
+              <w:spacing w:line="300" w:lineRule="auto"/>
+              <w:jc w:val="center"/>
+            </w:pPr>
+            <w:r>
+              <w:t>0.776</w:t>
             </w:r>
           </w:p>
         </w:tc>
         <w:tc>
           <w:tcPr>
             <w:tcW w:w="1512" w:type="dxa"/>
-            <w:tcMar>
-              <w:top w:w="80" w:type="dxa"/>
-              <w:left w:w="110" w:type="dxa"/>
-              <w:bottom w:w="80" w:type="dxa"/>
-              <w:right w:w="110" w:type="dxa"/>
-            </w:tcMar>
-            <w:vAlign w:val="center"/>
-          </w:tcPr>
-          <w:p>
-            <w:pPr>
-              <w:spacing w:line="300" w:lineRule="auto"/>
-              <w:jc w:val="center"/>
-              <w:rPr>
-                <w:rFonts w:hint="eastAsia"/>
-              </w:rPr>
-            </w:pPr>
-            <w:r>
-              <w:t>0.905</w:t>
+            <w:tcBorders>
+              <w:bottom w:val="single" w:color="auto" w:sz="12" w:space="0"/>
+            </w:tcBorders>
+            <w:tcMar>
+              <w:top w:w="80" w:type="dxa"/>
+              <w:left w:w="110" w:type="dxa"/>
+              <w:bottom w:w="80" w:type="dxa"/>
+              <w:right w:w="110" w:type="dxa"/>
+            </w:tcMar>
+            <w:vAlign w:val="center"/>
+          </w:tcPr>
+          <w:p>
+            <w:pPr>
+              <w:spacing w:line="300" w:lineRule="auto"/>
+              <w:jc w:val="center"/>
+            </w:pPr>
+            <w:r>
+              <w:t>0.817</w:t>
             </w:r>
           </w:p>
         </w:tc>
         <w:tc>
           <w:tcPr>
             <w:tcW w:w="1512" w:type="dxa"/>
-            <w:tcMar>
-              <w:top w:w="80" w:type="dxa"/>
-              <w:left w:w="110" w:type="dxa"/>
-              <w:bottom w:w="80" w:type="dxa"/>
-              <w:right w:w="110" w:type="dxa"/>
-            </w:tcMar>
-            <w:vAlign w:val="center"/>
-          </w:tcPr>
-          <w:p>
-            <w:pPr>
-              <w:spacing w:line="300" w:lineRule="auto"/>
-              <w:jc w:val="center"/>
-              <w:rPr>
-                <w:rFonts w:hint="eastAsia"/>
-              </w:rPr>
-            </w:pPr>
-            <w:r>
-              <w:t>0.925</w:t>
-            </w:r>
-          </w:p>
-        </w:tc>
-        <w:tc>
-          <w:tcPr>
-            <w:tcW w:w="1512" w:type="dxa"/>
-            <w:tcMar>
-              <w:top w:w="80" w:type="dxa"/>
-              <w:left w:w="110" w:type="dxa"/>
-              <w:bottom w:w="80" w:type="dxa"/>
-              <w:right w:w="110" w:type="dxa"/>
-            </w:tcMar>
-            <w:vAlign w:val="center"/>
-          </w:tcPr>
-          <w:p>
-            <w:pPr>
-              <w:spacing w:line="300" w:lineRule="auto"/>
-              <w:jc w:val="center"/>
-              <w:rPr>
-                <w:rFonts w:hint="eastAsia"/>
-              </w:rPr>
-            </w:pPr>
-            <w:r>
-              <w:t>0.950</w:t>
-            </w:r>
-          </w:p>
-        </w:tc>
-      </w:tr>
-      <w:tr>
-        <w:trPr>
-          <w:jc w:val="center"/>
-        </w:trPr>
-        <w:tc>
-          <w:tcPr>
-            <w:tcW w:w="1512" w:type="dxa"/>
-            <w:tcMar>
-              <w:top w:w="80" w:type="dxa"/>
-              <w:left w:w="110" w:type="dxa"/>
-              <w:bottom w:w="80" w:type="dxa"/>
-              <w:right w:w="110" w:type="dxa"/>
-            </w:tcMar>
-            <w:vAlign w:val="center"/>
-          </w:tcPr>
-          <w:p>
-            <w:pPr>
-              <w:spacing w:line="300" w:lineRule="auto"/>
-              <w:jc w:val="center"/>
-              <w:rPr>
-                <w:rFonts w:hint="eastAsia"/>
-              </w:rPr>
-            </w:pPr>
-            <w:r>
-              <w:t>测试集</w:t>
-            </w:r>
-          </w:p>
-        </w:tc>
-        <w:tc>
-          <w:tcPr>
-            <w:tcW w:w="1512" w:type="dxa"/>
-            <w:tcMar>
-              <w:top w:w="80" w:type="dxa"/>
-              <w:left w:w="110" w:type="dxa"/>
-              <w:bottom w:w="80" w:type="dxa"/>
-              <w:right w:w="110" w:type="dxa"/>
-            </w:tcMar>
-            <w:vAlign w:val="center"/>
-          </w:tcPr>
-          <w:p>
-            <w:pPr>
-              <w:spacing w:line="300" w:lineRule="auto"/>
-              <w:jc w:val="center"/>
-              <w:rPr>
-                <w:rFonts w:hint="eastAsia"/>
-              </w:rPr>
-            </w:pPr>
-            <w:r>
-              <w:t>全部</w:t>
-            </w:r>
-          </w:p>
-        </w:tc>
-        <w:tc>
-          <w:tcPr>
-            <w:tcW w:w="1512" w:type="dxa"/>
-            <w:tcMar>
-              <w:top w:w="80" w:type="dxa"/>
-              <w:left w:w="110" w:type="dxa"/>
-              <w:bottom w:w="80" w:type="dxa"/>
-              <w:right w:w="110" w:type="dxa"/>
-            </w:tcMar>
-            <w:vAlign w:val="center"/>
-          </w:tcPr>
-          <w:p>
-            <w:pPr>
-              <w:spacing w:line="300" w:lineRule="auto"/>
-              <w:jc w:val="center"/>
-              <w:rPr>
-                <w:rFonts w:hint="eastAsia"/>
-              </w:rPr>
-            </w:pPr>
-            <w:r>
-              <w:t>0.806</w:t>
-            </w:r>
-          </w:p>
-        </w:tc>
-        <w:tc>
-          <w:tcPr>
-            <w:tcW w:w="1512" w:type="dxa"/>
-            <w:tcMar>
-              <w:top w:w="80" w:type="dxa"/>
-              <w:left w:w="110" w:type="dxa"/>
-              <w:bottom w:w="80" w:type="dxa"/>
-              <w:right w:w="110" w:type="dxa"/>
-            </w:tcMar>
-            <w:vAlign w:val="center"/>
-          </w:tcPr>
-          <w:p>
-            <w:pPr>
-              <w:spacing w:line="300" w:lineRule="auto"/>
-              <w:jc w:val="center"/>
-              <w:rPr>
-                <w:rFonts w:hint="eastAsia"/>
-              </w:rPr>
-            </w:pPr>
-            <w:r>
-              <w:t>0.884</w:t>
-            </w:r>
-          </w:p>
-        </w:tc>
-        <w:tc>
-          <w:tcPr>
-            <w:tcW w:w="1512" w:type="dxa"/>
-            <w:tcMar>
-              <w:top w:w="80" w:type="dxa"/>
-              <w:left w:w="110" w:type="dxa"/>
-              <w:bottom w:w="80" w:type="dxa"/>
-              <w:right w:w="110" w:type="dxa"/>
-            </w:tcMar>
-            <w:vAlign w:val="center"/>
-          </w:tcPr>
-          <w:p>
-            <w:pPr>
-              <w:spacing w:line="300" w:lineRule="auto"/>
-              <w:jc w:val="center"/>
-              <w:rPr>
-                <w:rFonts w:hint="eastAsia"/>
-              </w:rPr>
-            </w:pPr>
-            <w:r>
-              <w:t>0.906</w:t>
-            </w:r>
-          </w:p>
-        </w:tc>
-      </w:tr>
-      <w:tr>
-        <w:trPr>
-          <w:jc w:val="center"/>
-        </w:trPr>
-        <w:tc>
-          <w:tcPr>
-            <w:tcW w:w="1512" w:type="dxa"/>
-            <w:tcMar>
-              <w:top w:w="80" w:type="dxa"/>
-              <w:left w:w="110" w:type="dxa"/>
-              <w:bottom w:w="80" w:type="dxa"/>
-              <w:right w:w="110" w:type="dxa"/>
-            </w:tcMar>
-            <w:vAlign w:val="center"/>
-          </w:tcPr>
-          <w:p>
-            <w:pPr>
-              <w:spacing w:line="300" w:lineRule="auto"/>
-              <w:jc w:val="center"/>
-              <w:rPr>
-                <w:rFonts w:hint="eastAsia"/>
-              </w:rPr>
-            </w:pPr>
-            <w:r>
-              <w:t>测试集</w:t>
-            </w:r>
-          </w:p>
-        </w:tc>
-        <w:tc>
-          <w:tcPr>
-            <w:tcW w:w="1512" w:type="dxa"/>
-            <w:tcMar>
-              <w:top w:w="80" w:type="dxa"/>
-              <w:left w:w="110" w:type="dxa"/>
-              <w:bottom w:w="80" w:type="dxa"/>
-              <w:right w:w="110" w:type="dxa"/>
-            </w:tcMar>
-            <w:vAlign w:val="center"/>
-          </w:tcPr>
-          <w:p>
-            <w:pPr>
-              <w:spacing w:line="300" w:lineRule="auto"/>
-              <w:jc w:val="center"/>
-              <w:rPr>
-                <w:rFonts w:hint="eastAsia"/>
-              </w:rPr>
-            </w:pPr>
-            <w:r>
-              <w:t>normal</w:t>
-            </w:r>
-          </w:p>
-        </w:tc>
-        <w:tc>
-          <w:tcPr>
-            <w:tcW w:w="1512" w:type="dxa"/>
-            <w:tcMar>
-              <w:top w:w="80" w:type="dxa"/>
-              <w:left w:w="110" w:type="dxa"/>
-              <w:bottom w:w="80" w:type="dxa"/>
-              <w:right w:w="110" w:type="dxa"/>
-            </w:tcMar>
-            <w:vAlign w:val="center"/>
-          </w:tcPr>
-          <w:p>
-            <w:pPr>
-              <w:spacing w:line="300" w:lineRule="auto"/>
-              <w:jc w:val="center"/>
-              <w:rPr>
-                <w:rFonts w:hint="eastAsia"/>
-              </w:rPr>
-            </w:pPr>
-            <w:r>
-              <w:t>0.956</w:t>
-            </w:r>
-          </w:p>
-        </w:tc>
-        <w:tc>
-          <w:tcPr>
-            <w:tcW w:w="1512" w:type="dxa"/>
-            <w:tcMar>
-              <w:top w:w="80" w:type="dxa"/>
-              <w:left w:w="110" w:type="dxa"/>
-              <w:bottom w:w="80" w:type="dxa"/>
-              <w:right w:w="110" w:type="dxa"/>
-            </w:tcMar>
-            <w:vAlign w:val="center"/>
-          </w:tcPr>
-          <w:p>
-            <w:pPr>
-              <w:spacing w:line="300" w:lineRule="auto"/>
-              <w:jc w:val="center"/>
-              <w:rPr>
-                <w:rFonts w:hint="eastAsia"/>
-              </w:rPr>
-            </w:pPr>
-            <w:r>
-              <w:t>0.898</w:t>
-            </w:r>
-          </w:p>
-        </w:tc>
-        <w:tc>
-          <w:tcPr>
-            <w:tcW w:w="1512" w:type="dxa"/>
-            <w:tcMar>
-              <w:top w:w="80" w:type="dxa"/>
-              <w:left w:w="110" w:type="dxa"/>
-              <w:bottom w:w="80" w:type="dxa"/>
-              <w:right w:w="110" w:type="dxa"/>
-            </w:tcMar>
-            <w:vAlign w:val="center"/>
-          </w:tcPr>
-          <w:p>
-            <w:pPr>
-              <w:spacing w:line="300" w:lineRule="auto"/>
-              <w:jc w:val="center"/>
-              <w:rPr>
-                <w:rFonts w:hint="eastAsia"/>
-              </w:rPr>
-            </w:pPr>
-            <w:r>
-              <w:t>0.976</w:t>
-            </w:r>
-          </w:p>
-        </w:tc>
-      </w:tr>
-      <w:tr>
-        <w:trPr>
-          <w:jc w:val="center"/>
-        </w:trPr>
-        <w:tc>
-          <w:tcPr>
-            <w:tcW w:w="1512" w:type="dxa"/>
             <w:tcBorders>
               <w:bottom w:val="single" w:color="auto" w:sz="12" w:space="0"/>
             </w:tcBorders>
@@ -11485,120 +9898,9 @@
             <w:pPr>
               <w:spacing w:line="300" w:lineRule="auto"/>
               <w:jc w:val="center"/>
-              <w:rPr>
-                <w:rFonts w:hint="eastAsia"/>
-              </w:rPr>
-            </w:pPr>
-            <w:r>
-              <w:t>测试集</w:t>
-            </w:r>
-          </w:p>
-        </w:tc>
-        <w:tc>
-          <w:tcPr>
-            <w:tcW w:w="1512" w:type="dxa"/>
-            <w:tcBorders>
-              <w:bottom w:val="single" w:color="auto" w:sz="12" w:space="0"/>
-            </w:tcBorders>
-            <w:tcMar>
-              <w:top w:w="80" w:type="dxa"/>
-              <w:left w:w="110" w:type="dxa"/>
-              <w:bottom w:w="80" w:type="dxa"/>
-              <w:right w:w="110" w:type="dxa"/>
-            </w:tcMar>
-            <w:vAlign w:val="center"/>
-          </w:tcPr>
-          <w:p>
-            <w:pPr>
-              <w:spacing w:line="300" w:lineRule="auto"/>
-              <w:jc w:val="center"/>
-              <w:rPr>
-                <w:rFonts w:hint="eastAsia"/>
-              </w:rPr>
-            </w:pPr>
-            <w:r>
-              <w:t>fallen</w:t>
-            </w:r>
-          </w:p>
-        </w:tc>
-        <w:tc>
-          <w:tcPr>
-            <w:tcW w:w="1512" w:type="dxa"/>
-            <w:tcBorders>
-              <w:bottom w:val="single" w:color="auto" w:sz="12" w:space="0"/>
-            </w:tcBorders>
-            <w:tcMar>
-              <w:top w:w="80" w:type="dxa"/>
-              <w:left w:w="110" w:type="dxa"/>
-              <w:bottom w:w="80" w:type="dxa"/>
-              <w:right w:w="110" w:type="dxa"/>
-            </w:tcMar>
-            <w:vAlign w:val="center"/>
-          </w:tcPr>
-          <w:p>
-            <w:pPr>
-              <w:spacing w:line="300" w:lineRule="auto"/>
-              <w:jc w:val="center"/>
-              <w:rPr>
-                <w:rFonts w:hint="eastAsia"/>
-              </w:rPr>
-            </w:pPr>
-            <w:r>
-              <w:t>0.656</w:t>
-            </w:r>
-          </w:p>
-        </w:tc>
-        <w:tc>
-          <w:tcPr>
-            <w:tcW w:w="1512" w:type="dxa"/>
-            <w:tcBorders>
-              <w:bottom w:val="single" w:color="auto" w:sz="12" w:space="0"/>
-            </w:tcBorders>
-            <w:tcMar>
-              <w:top w:w="80" w:type="dxa"/>
-              <w:left w:w="110" w:type="dxa"/>
-              <w:bottom w:w="80" w:type="dxa"/>
-              <w:right w:w="110" w:type="dxa"/>
-            </w:tcMar>
-            <w:vAlign w:val="center"/>
-          </w:tcPr>
-          <w:p>
-            <w:pPr>
-              <w:spacing w:line="300" w:lineRule="auto"/>
-              <w:jc w:val="center"/>
-              <w:rPr>
-                <w:rFonts w:hint="eastAsia"/>
-              </w:rPr>
-            </w:pPr>
-            <w:r>
-              <w:t>0.870</w:t>
-            </w:r>
-          </w:p>
-        </w:tc>
-        <w:tc>
-          <w:tcPr>
-            <w:tcW w:w="1512" w:type="dxa"/>
-            <w:tcBorders>
-              <w:bottom w:val="single" w:color="auto" w:sz="12" w:space="0"/>
-            </w:tcBorders>
-            <w:tcMar>
-              <w:top w:w="80" w:type="dxa"/>
-              <w:left w:w="110" w:type="dxa"/>
-              <w:bottom w:w="80" w:type="dxa"/>
-              <w:right w:w="110" w:type="dxa"/>
-            </w:tcMar>
-            <w:vAlign w:val="center"/>
-          </w:tcPr>
-          <w:p>
-            <w:pPr>
-              <w:spacing w:line="300" w:lineRule="auto"/>
-              <w:jc w:val="center"/>
-              <w:rPr>
-                <w:rFonts w:hint="eastAsia"/>
-              </w:rPr>
-            </w:pPr>
-            <w:r>
-              <w:t>0.835</w:t>
+            </w:pPr>
+            <w:r>
+              <w:t>0.827</w:t>
             </w:r>
           </w:p>
         </w:tc>
@@ -11614,7 +9916,7 @@
         <w:rPr>
           <w:rFonts w:hint="eastAsia"/>
         </w:rPr>
-        <w:t>模型在验证集上表现优异，整体mAP50达到0.963。在测试集上，normal类P=0.956保持较高水平，fallen类P=0.656但R=0.870，召回能力较强但存在一定误报。fallen类mAP50=0.835满足部署需求。推理速度：预处理0.3ms、推理4.9-5.1ms、后处理0.9ms，满足实时性要求。</w:t>
+        <w:t>模型在训练集上mAP50达到0.959，验证集mAP50为0.934，测试集mAP50为0.827。整体性能表现良好，满足部署需求。推理速度：预处理0.3ms、推理4.9-5.1ms、后处理0.9ms，满足实时性要求。</w:t>
       </w:r>
     </w:p>
     <w:p>
@@ -14955,7 +13257,7 @@
         <w:rPr>
           <w:rFonts w:hint="eastAsia"/>
         </w:rPr>
-        <w:t>Laplace加噪测试(e=0.8, sensitivity=1.0)：对真实值100加噪10次，均值100.7，标准差1.0，噪声分布集中。对真实值0加噪，10次全部非负。</w:t>
+        <w:t>Laplace加噪测试(e=0.8, sensitivity=1.0)如表5-9所示，对真实值100加噪10次，均值100.7，标准差1.0，噪声分布集中。对真实值0加噪，10次全部非负。</w:t>
       </w:r>
     </w:p>
     <w:p>
@@ -15344,7 +13646,7 @@
         <w:rPr>
           <w:rFonts w:hint="eastAsia"/>
         </w:rPr>
-        <w:t>低频隐藏：计数值低于5的分类显示为"小于5"。预算管理(daily_limit=3.0, e=0.8)：第4次查询被拒绝，预算耗尽。</w:t>
+        <w:t>低频隐藏：计数值低于5的分类显示为"小于5"。隐私预算管理测试结果如表5-10所示，预算管理(daily_limit=3.0, e=0.8)：第4次查询被拒绝，预算耗尽。</w:t>
       </w:r>
     </w:p>
     <w:p>
@@ -16013,7 +14315,7 @@
         <w:rPr>
           <w:rFonts w:hint="eastAsia"/>
         </w:rPr>
-        <w:t>系统实时性测试使用480x640随机帧输入，经预处理缩放至320x320后送入模型，连续处理10帧。</w:t>
+        <w:t>系统实时性测试使用480x640随机帧输入，经预处理缩放至320x320后送入模型，连续处理10帧，测试结果如表5-11所示。</w:t>
       </w:r>
     </w:p>
     <w:p>
@@ -16431,7 +14733,7 @@
         <w:rPr>
           <w:rFonts w:hint="eastAsia"/>
         </w:rPr>
-        <w:t>（1）模型在验证集和测试集上都取得了较好的检测效果。验证集的 mAP50 为 0.963，测试集的 mAP50 为 0.906，fallen 类的 Recall 为 0.870。这说明模型已经具备一定的基础部署价值。</w:t>
+        <w:t>（1）模型在训练集、验证集和测试集上都取得了较好的检测效果。训练集的 mAP50 为 0.959，验证集的 mAP50 为 0.934，测试集的 mAP50 为 0.827。这说明模型已经具备一定的基础部署价值。</w:t>
       </w:r>
     </w:p>
     <w:p>
@@ -16585,11 +14887,7 @@
       </w:pPr>
       <w:r>
         <w:t>完整系统化实现。前端多页面覆盖监控、分析、管理与可视化，后端多模块协同，检测核心完整实现，从数据采集到告警响应形成全链路闭环，具备实际部署能力。</w:t>
-      </w:r>
-      <w:r>
         <w:br w:type="textWrapping"/>
-      </w:r>
-      <w:r>
         <w:t>基于防逆向穷举的联邦式隐私保护机制。在平台端的差分隐私（DP）统计发布中，系统不仅引入了拉普拉斯层，更是独立研发了底层的“单日计算配额池（Budget Manager）”与“短时快照缓存效期”机制。该设计彻底阻断了试图通过高频无差别拉取数据接口、采用求平均值来逆向推导院内老人真实行为的攻击手段，构筑了兼具业务可用性与防探测攻击的坚固隐私屏障。</w:t>
       </w:r>
     </w:p>

--- a/docs/作品报告.docx
+++ b/docs/作品报告.docx
@@ -207,7 +207,7 @@
         <w:ind w:leftChars="135" w:left="283"/>
         <w:jc w:val="left"/>
         <w:rPr>
-          <w:rFonts w:ascii="宋体" w:eastAsia="宋体" w:hAnsi="宋体" w:cs="Arial"/>
+          <w:rFonts w:ascii="宋体" w:eastAsia="宋体" w:hAnsi="宋体" w:cs="Arial" w:hint="eastAsia"/>
           <w:color w:val="333333"/>
           <w:kern w:val="0"/>
           <w:sz w:val="32"/>
@@ -279,7 +279,7 @@
         <w:ind w:leftChars="135" w:left="283"/>
         <w:jc w:val="left"/>
         <w:rPr>
-          <w:rFonts w:ascii="宋体" w:eastAsia="宋体" w:hAnsi="宋体" w:cs="Arial"/>
+          <w:rFonts w:ascii="宋体" w:eastAsia="宋体" w:hAnsi="宋体" w:cs="Arial" w:hint="eastAsia"/>
           <w:color w:val="333333"/>
           <w:kern w:val="0"/>
           <w:sz w:val="32"/>
@@ -318,7 +318,7 @@
         <w:ind w:leftChars="135" w:left="283" w:firstLineChars="500" w:firstLine="1600"/>
         <w:jc w:val="left"/>
         <w:rPr>
-          <w:rFonts w:ascii="宋体" w:eastAsia="宋体" w:hAnsi="宋体" w:cs="Arial"/>
+          <w:rFonts w:ascii="宋体" w:eastAsia="宋体" w:hAnsi="宋体" w:cs="Arial" w:hint="eastAsia"/>
           <w:color w:val="333333"/>
           <w:kern w:val="0"/>
           <w:sz w:val="32"/>
@@ -358,7 +358,7 @@
         <w:ind w:leftChars="135" w:left="283"/>
         <w:jc w:val="left"/>
         <w:rPr>
-          <w:rFonts w:ascii="宋体" w:eastAsia="宋体" w:hAnsi="宋体" w:cs="Arial"/>
+          <w:rFonts w:ascii="宋体" w:eastAsia="宋体" w:hAnsi="宋体" w:cs="Arial" w:hint="eastAsia"/>
           <w:color w:val="333333"/>
           <w:kern w:val="0"/>
           <w:sz w:val="32"/>
@@ -413,7 +413,7 @@
                 <w:p>
                   <w:pPr>
                     <w:rPr>
-                      <w:rFonts w:ascii="黑体" w:eastAsia="黑体" w:hAnsi="黑体"/>
+                      <w:rFonts w:ascii="黑体" w:eastAsia="黑体" w:hAnsi="黑体" w:hint="eastAsia"/>
                       <w:sz w:val="28"/>
                       <w:szCs w:val="28"/>
                     </w:rPr>
@@ -6816,12 +6816,14 @@
         </w:rPr>
         <w:t>的隐私分级策略。通过</w:t>
       </w:r>
+      <w:proofErr w:type="spellStart"/>
       <w:r>
         <w:rPr>
           <w:rFonts w:hint="eastAsia"/>
         </w:rPr>
         <w:t>MediaPipe</w:t>
       </w:r>
+      <w:proofErr w:type="spellEnd"/>
       <w:r>
         <w:rPr>
           <w:rFonts w:hint="eastAsia"/>
@@ -6996,7 +6998,21 @@
         <w:rPr>
           <w:rFonts w:hint="eastAsia"/>
         </w:rPr>
-        <w:t xml:space="preserve"> SecureCore </w:t>
+        <w:t xml:space="preserve"> </w:t>
+      </w:r>
+      <w:proofErr w:type="spellStart"/>
+      <w:r>
+        <w:rPr>
+          <w:rFonts w:hint="eastAsia"/>
+        </w:rPr>
+        <w:t>SecureCore</w:t>
+      </w:r>
+      <w:proofErr w:type="spellEnd"/>
+      <w:r>
+        <w:rPr>
+          <w:rFonts w:hint="eastAsia"/>
+        </w:rPr>
+        <w:t xml:space="preserve"> </w:t>
       </w:r>
       <w:r>
         <w:rPr>
@@ -7058,7 +7074,21 @@
         <w:rPr>
           <w:rFonts w:hint="eastAsia"/>
         </w:rPr>
-        <w:t xml:space="preserve"> SecureCore </w:t>
+        <w:t xml:space="preserve"> </w:t>
+      </w:r>
+      <w:proofErr w:type="spellStart"/>
+      <w:r>
+        <w:rPr>
+          <w:rFonts w:hint="eastAsia"/>
+        </w:rPr>
+        <w:t>SecureCore</w:t>
+      </w:r>
+      <w:proofErr w:type="spellEnd"/>
+      <w:r>
+        <w:rPr>
+          <w:rFonts w:hint="eastAsia"/>
+        </w:rPr>
+        <w:t xml:space="preserve"> </w:t>
       </w:r>
       <w:r>
         <w:rPr>
@@ -7074,11 +7104,19 @@
         <w:spacing w:before="62" w:after="62"/>
         <w:ind w:firstLine="480"/>
       </w:pPr>
-      <w:r>
-        <w:rPr>
-          <w:rFonts w:hint="eastAsia"/>
-        </w:rPr>
-        <w:t xml:space="preserve">SecureCore </w:t>
+      <w:proofErr w:type="spellStart"/>
+      <w:r>
+        <w:rPr>
+          <w:rFonts w:hint="eastAsia"/>
+        </w:rPr>
+        <w:t>SecureCore</w:t>
+      </w:r>
+      <w:proofErr w:type="spellEnd"/>
+      <w:r>
+        <w:rPr>
+          <w:rFonts w:hint="eastAsia"/>
+        </w:rPr>
+        <w:t xml:space="preserve"> </w:t>
       </w:r>
       <w:r>
         <w:rPr>
@@ -7116,11 +7154,19 @@
         </w:rPr>
         <w:t>检测、</w:t>
       </w:r>
-      <w:r>
-        <w:rPr>
-          <w:rFonts w:hint="eastAsia"/>
-        </w:rPr>
-        <w:t xml:space="preserve">ByteTrack </w:t>
+      <w:proofErr w:type="spellStart"/>
+      <w:r>
+        <w:rPr>
+          <w:rFonts w:hint="eastAsia"/>
+        </w:rPr>
+        <w:t>ByteTrack</w:t>
+      </w:r>
+      <w:proofErr w:type="spellEnd"/>
+      <w:r>
+        <w:rPr>
+          <w:rFonts w:hint="eastAsia"/>
+        </w:rPr>
+        <w:t xml:space="preserve"> </w:t>
       </w:r>
       <w:r>
         <w:rPr>
@@ -7132,7 +7178,21 @@
         <w:rPr>
           <w:rFonts w:hint="eastAsia"/>
         </w:rPr>
-        <w:t xml:space="preserve"> SecureCore </w:t>
+        <w:t xml:space="preserve"> </w:t>
+      </w:r>
+      <w:proofErr w:type="spellStart"/>
+      <w:r>
+        <w:rPr>
+          <w:rFonts w:hint="eastAsia"/>
+        </w:rPr>
+        <w:t>SecureCore</w:t>
+      </w:r>
+      <w:proofErr w:type="spellEnd"/>
+      <w:r>
+        <w:rPr>
+          <w:rFonts w:hint="eastAsia"/>
+        </w:rPr>
+        <w:t xml:space="preserve"> </w:t>
       </w:r>
       <w:r>
         <w:rPr>
@@ -7165,6 +7225,9 @@
       <w:pPr>
         <w:pStyle w:val="a4"/>
         <w:spacing w:before="93" w:after="93"/>
+        <w:rPr>
+          <w:rFonts w:hint="eastAsia"/>
+        </w:rPr>
       </w:pPr>
       <w:r>
         <w:t xml:space="preserve">表3-1  </w:t>
@@ -7285,7 +7348,7 @@
               <w:spacing w:line="300" w:lineRule="auto"/>
               <w:jc w:val="center"/>
               <w:rPr>
-                <w:rFonts w:ascii="宋体" w:eastAsia="宋体" w:hAnsi="宋体"/>
+                <w:rFonts w:ascii="宋体" w:eastAsia="宋体" w:hAnsi="宋体" w:hint="eastAsia"/>
                 <w:sz w:val="24"/>
                 <w:szCs w:val="24"/>
               </w:rPr>
@@ -7430,13 +7493,23 @@
                 <w:szCs w:val="24"/>
               </w:rPr>
             </w:pPr>
+            <w:proofErr w:type="spellStart"/>
             <w:r>
               <w:rPr>
                 <w:rFonts w:ascii="宋体" w:eastAsia="宋体" w:hAnsi="宋体" w:hint="eastAsia"/>
                 <w:sz w:val="24"/>
                 <w:szCs w:val="24"/>
               </w:rPr>
-              <w:t>SecureCore 逻辑沙箱</w:t>
+              <w:t>SecureCore</w:t>
+            </w:r>
+            <w:proofErr w:type="spellEnd"/>
+            <w:r>
+              <w:rPr>
+                <w:rFonts w:ascii="宋体" w:eastAsia="宋体" w:hAnsi="宋体" w:hint="eastAsia"/>
+                <w:sz w:val="24"/>
+                <w:szCs w:val="24"/>
+              </w:rPr>
+              <w:t xml:space="preserve"> 逻辑沙箱</w:t>
             </w:r>
           </w:p>
         </w:tc>
@@ -7456,18 +7529,28 @@
               <w:spacing w:line="300" w:lineRule="auto"/>
               <w:jc w:val="left"/>
               <w:rPr>
+                <w:rFonts w:ascii="宋体" w:eastAsia="宋体" w:hAnsi="宋体" w:hint="eastAsia"/>
+                <w:sz w:val="24"/>
+                <w:szCs w:val="24"/>
+              </w:rPr>
+            </w:pPr>
+            <w:proofErr w:type="spellStart"/>
+            <w:r>
+              <w:rPr>
                 <w:rFonts w:ascii="宋体" w:eastAsia="宋体" w:hAnsi="宋体"/>
                 <w:sz w:val="24"/>
                 <w:szCs w:val="24"/>
               </w:rPr>
-            </w:pPr>
+              <w:t>secure_core</w:t>
+            </w:r>
+            <w:proofErr w:type="spellEnd"/>
             <w:r>
               <w:rPr>
                 <w:rFonts w:ascii="宋体" w:eastAsia="宋体" w:hAnsi="宋体"/>
                 <w:sz w:val="24"/>
                 <w:szCs w:val="24"/>
               </w:rPr>
-              <w:t>secure_core / TEE 内</w:t>
+              <w:t xml:space="preserve"> / TEE 内</w:t>
             </w:r>
           </w:p>
         </w:tc>
@@ -7593,13 +7676,23 @@
                 <w:szCs w:val="24"/>
               </w:rPr>
             </w:pPr>
+            <w:proofErr w:type="spellStart"/>
             <w:r>
               <w:rPr>
                 <w:rFonts w:ascii="宋体" w:eastAsia="宋体" w:hAnsi="宋体" w:hint="eastAsia"/>
                 <w:sz w:val="24"/>
                 <w:szCs w:val="24"/>
               </w:rPr>
-              <w:t>SecureCore 逻辑沙箱</w:t>
+              <w:t>SecureCore</w:t>
+            </w:r>
+            <w:proofErr w:type="spellEnd"/>
+            <w:r>
+              <w:rPr>
+                <w:rFonts w:ascii="宋体" w:eastAsia="宋体" w:hAnsi="宋体" w:hint="eastAsia"/>
+                <w:sz w:val="24"/>
+                <w:szCs w:val="24"/>
+              </w:rPr>
+              <w:t xml:space="preserve"> 逻辑沙箱</w:t>
             </w:r>
           </w:p>
         </w:tc>
@@ -7619,18 +7712,28 @@
               <w:spacing w:line="300" w:lineRule="auto"/>
               <w:jc w:val="left"/>
               <w:rPr>
+                <w:rFonts w:ascii="宋体" w:eastAsia="宋体" w:hAnsi="宋体" w:hint="eastAsia"/>
+                <w:sz w:val="24"/>
+                <w:szCs w:val="24"/>
+              </w:rPr>
+            </w:pPr>
+            <w:proofErr w:type="spellStart"/>
+            <w:r>
+              <w:rPr>
                 <w:rFonts w:ascii="宋体" w:eastAsia="宋体" w:hAnsi="宋体"/>
                 <w:sz w:val="24"/>
                 <w:szCs w:val="24"/>
               </w:rPr>
-            </w:pPr>
+              <w:t>secure_core</w:t>
+            </w:r>
+            <w:proofErr w:type="spellEnd"/>
             <w:r>
               <w:rPr>
                 <w:rFonts w:ascii="宋体" w:eastAsia="宋体" w:hAnsi="宋体"/>
                 <w:sz w:val="24"/>
                 <w:szCs w:val="24"/>
               </w:rPr>
-              <w:t>secure_core / TEE 内</w:t>
+              <w:t xml:space="preserve"> / TEE 内</w:t>
             </w:r>
           </w:p>
         </w:tc>
@@ -7739,7 +7842,25 @@
                 <w:sz w:val="24"/>
                 <w:szCs w:val="24"/>
               </w:rPr>
-              <w:t xml:space="preserve"> 检测与 ByteTrack 追踪</w:t>
+              <w:t xml:space="preserve"> 检测与 </w:t>
+            </w:r>
+            <w:proofErr w:type="spellStart"/>
+            <w:r>
+              <w:rPr>
+                <w:rFonts w:ascii="宋体" w:eastAsia="宋体" w:hAnsi="宋体"/>
+                <w:sz w:val="24"/>
+                <w:szCs w:val="24"/>
+              </w:rPr>
+              <w:t>ByteTrack</w:t>
+            </w:r>
+            <w:proofErr w:type="spellEnd"/>
+            <w:r>
+              <w:rPr>
+                <w:rFonts w:ascii="宋体" w:eastAsia="宋体" w:hAnsi="宋体"/>
+                <w:sz w:val="24"/>
+                <w:szCs w:val="24"/>
+              </w:rPr>
+              <w:t xml:space="preserve"> 追踪</w:t>
             </w:r>
           </w:p>
         </w:tc>
@@ -7764,13 +7885,23 @@
                 <w:szCs w:val="24"/>
               </w:rPr>
             </w:pPr>
+            <w:proofErr w:type="spellStart"/>
             <w:r>
               <w:rPr>
                 <w:rFonts w:ascii="宋体" w:eastAsia="宋体" w:hAnsi="宋体" w:hint="eastAsia"/>
                 <w:sz w:val="24"/>
                 <w:szCs w:val="24"/>
               </w:rPr>
-              <w:t>SecureCore 逻辑沙箱</w:t>
+              <w:t>SecureCore</w:t>
+            </w:r>
+            <w:proofErr w:type="spellEnd"/>
+            <w:r>
+              <w:rPr>
+                <w:rFonts w:ascii="宋体" w:eastAsia="宋体" w:hAnsi="宋体" w:hint="eastAsia"/>
+                <w:sz w:val="24"/>
+                <w:szCs w:val="24"/>
+              </w:rPr>
+              <w:t xml:space="preserve"> 逻辑沙箱</w:t>
             </w:r>
           </w:p>
         </w:tc>
@@ -7790,18 +7921,28 @@
               <w:spacing w:line="300" w:lineRule="auto"/>
               <w:jc w:val="center"/>
               <w:rPr>
+                <w:rFonts w:ascii="宋体" w:eastAsia="宋体" w:hAnsi="宋体" w:hint="eastAsia"/>
+                <w:sz w:val="24"/>
+                <w:szCs w:val="24"/>
+              </w:rPr>
+            </w:pPr>
+            <w:proofErr w:type="spellStart"/>
+            <w:r>
+              <w:rPr>
                 <w:rFonts w:ascii="宋体" w:eastAsia="宋体" w:hAnsi="宋体"/>
                 <w:sz w:val="24"/>
                 <w:szCs w:val="24"/>
               </w:rPr>
-            </w:pPr>
+              <w:t>secure_core</w:t>
+            </w:r>
+            <w:proofErr w:type="spellEnd"/>
             <w:r>
               <w:rPr>
                 <w:rFonts w:ascii="宋体" w:eastAsia="宋体" w:hAnsi="宋体"/>
                 <w:sz w:val="24"/>
                 <w:szCs w:val="24"/>
               </w:rPr>
-              <w:t>secure_core / TEE 内</w:t>
+              <w:t xml:space="preserve"> / TEE 内</w:t>
             </w:r>
           </w:p>
         </w:tc>
@@ -7927,13 +8068,23 @@
                 <w:szCs w:val="24"/>
               </w:rPr>
             </w:pPr>
+            <w:proofErr w:type="spellStart"/>
             <w:r>
               <w:rPr>
                 <w:rFonts w:ascii="宋体" w:eastAsia="宋体" w:hAnsi="宋体" w:hint="eastAsia"/>
                 <w:sz w:val="24"/>
                 <w:szCs w:val="24"/>
               </w:rPr>
-              <w:t>SecureCore 逻辑沙箱</w:t>
+              <w:t>SecureCore</w:t>
+            </w:r>
+            <w:proofErr w:type="spellEnd"/>
+            <w:r>
+              <w:rPr>
+                <w:rFonts w:ascii="宋体" w:eastAsia="宋体" w:hAnsi="宋体" w:hint="eastAsia"/>
+                <w:sz w:val="24"/>
+                <w:szCs w:val="24"/>
+              </w:rPr>
+              <w:t xml:space="preserve"> 逻辑沙箱</w:t>
             </w:r>
           </w:p>
         </w:tc>
@@ -7953,18 +8104,28 @@
               <w:spacing w:line="300" w:lineRule="auto"/>
               <w:jc w:val="left"/>
               <w:rPr>
+                <w:rFonts w:ascii="宋体" w:eastAsia="宋体" w:hAnsi="宋体" w:hint="eastAsia"/>
+                <w:sz w:val="24"/>
+                <w:szCs w:val="24"/>
+              </w:rPr>
+            </w:pPr>
+            <w:proofErr w:type="spellStart"/>
+            <w:r>
+              <w:rPr>
                 <w:rFonts w:ascii="宋体" w:eastAsia="宋体" w:hAnsi="宋体"/>
                 <w:sz w:val="24"/>
                 <w:szCs w:val="24"/>
               </w:rPr>
-            </w:pPr>
+              <w:t>secure_core</w:t>
+            </w:r>
+            <w:proofErr w:type="spellEnd"/>
             <w:r>
               <w:rPr>
                 <w:rFonts w:ascii="宋体" w:eastAsia="宋体" w:hAnsi="宋体"/>
                 <w:sz w:val="24"/>
                 <w:szCs w:val="24"/>
               </w:rPr>
-              <w:t>secure_core / TEE 内</w:t>
+              <w:t xml:space="preserve"> / TEE 内</w:t>
             </w:r>
           </w:p>
         </w:tc>
@@ -8116,7 +8277,7 @@
               <w:spacing w:line="300" w:lineRule="auto"/>
               <w:jc w:val="center"/>
               <w:rPr>
-                <w:rFonts w:ascii="宋体" w:eastAsia="宋体" w:hAnsi="宋体"/>
+                <w:rFonts w:ascii="宋体" w:eastAsia="宋体" w:hAnsi="宋体" w:hint="eastAsia"/>
                 <w:sz w:val="24"/>
                 <w:szCs w:val="24"/>
               </w:rPr>
@@ -8286,7 +8447,7 @@
               <w:spacing w:line="300" w:lineRule="auto"/>
               <w:jc w:val="left"/>
               <w:rPr>
-                <w:rFonts w:ascii="宋体" w:eastAsia="宋体" w:hAnsi="宋体"/>
+                <w:rFonts w:ascii="宋体" w:eastAsia="宋体" w:hAnsi="宋体" w:hint="eastAsia"/>
                 <w:sz w:val="24"/>
                 <w:szCs w:val="24"/>
               </w:rPr>
@@ -8375,6 +8536,9 @@
       <w:pPr>
         <w:pStyle w:val="a4"/>
         <w:spacing w:before="93" w:after="93"/>
+        <w:rPr>
+          <w:rFonts w:hint="eastAsia"/>
+        </w:rPr>
       </w:pPr>
     </w:p>
     <w:p>
@@ -8403,11 +8567,19 @@
         </w:rPr>
         <w:t>在当前原型阶段，</w:t>
       </w:r>
-      <w:r>
-        <w:rPr>
-          <w:rFonts w:hint="eastAsia"/>
-        </w:rPr>
-        <w:t xml:space="preserve">SecureCore </w:t>
+      <w:proofErr w:type="spellStart"/>
+      <w:r>
+        <w:rPr>
+          <w:rFonts w:hint="eastAsia"/>
+        </w:rPr>
+        <w:t>SecureCore</w:t>
+      </w:r>
+      <w:proofErr w:type="spellEnd"/>
+      <w:r>
+        <w:rPr>
+          <w:rFonts w:hint="eastAsia"/>
+        </w:rPr>
+        <w:t xml:space="preserve"> </w:t>
       </w:r>
       <w:r>
         <w:rPr>
@@ -8419,7 +8591,21 @@
         <w:rPr>
           <w:rFonts w:hint="eastAsia"/>
         </w:rPr>
-        <w:t xml:space="preserve"> core_hash </w:t>
+        <w:t xml:space="preserve"> </w:t>
+      </w:r>
+      <w:proofErr w:type="spellStart"/>
+      <w:r>
+        <w:rPr>
+          <w:rFonts w:hint="eastAsia"/>
+        </w:rPr>
+        <w:t>core_hash</w:t>
+      </w:r>
+      <w:proofErr w:type="spellEnd"/>
+      <w:r>
+        <w:rPr>
+          <w:rFonts w:hint="eastAsia"/>
+        </w:rPr>
+        <w:t xml:space="preserve"> </w:t>
       </w:r>
       <w:r>
         <w:rPr>
@@ -8431,8 +8617,16 @@
         <w:rPr>
           <w:rFonts w:hint="eastAsia"/>
         </w:rPr>
-        <w:t xml:space="preserve"> model_hash</w:t>
-      </w:r>
+        <w:t xml:space="preserve"> </w:t>
+      </w:r>
+      <w:proofErr w:type="spellStart"/>
+      <w:r>
+        <w:rPr>
+          <w:rFonts w:hint="eastAsia"/>
+        </w:rPr>
+        <w:t>model_hash</w:t>
+      </w:r>
+      <w:proofErr w:type="spellEnd"/>
       <w:r>
         <w:rPr>
           <w:rFonts w:hint="eastAsia"/>
@@ -8443,19 +8637,35 @@
         <w:rPr>
           <w:rFonts w:hint="eastAsia"/>
         </w:rPr>
-        <w:t xml:space="preserve"> core_hash</w:t>
-      </w:r>
+        <w:t xml:space="preserve"> </w:t>
+      </w:r>
+      <w:proofErr w:type="spellStart"/>
+      <w:r>
+        <w:rPr>
+          <w:rFonts w:hint="eastAsia"/>
+        </w:rPr>
+        <w:t>core_hash</w:t>
+      </w:r>
+      <w:proofErr w:type="spellEnd"/>
       <w:r>
         <w:rPr>
           <w:rFonts w:hint="eastAsia"/>
         </w:rPr>
         <w:t>、</w:t>
       </w:r>
-      <w:r>
-        <w:rPr>
-          <w:rFonts w:hint="eastAsia"/>
-        </w:rPr>
-        <w:t xml:space="preserve">model_version </w:t>
+      <w:proofErr w:type="spellStart"/>
+      <w:r>
+        <w:rPr>
+          <w:rFonts w:hint="eastAsia"/>
+        </w:rPr>
+        <w:t>model_version</w:t>
+      </w:r>
+      <w:proofErr w:type="spellEnd"/>
+      <w:r>
+        <w:rPr>
+          <w:rFonts w:hint="eastAsia"/>
+        </w:rPr>
+        <w:t xml:space="preserve"> </w:t>
       </w:r>
       <w:r>
         <w:rPr>
@@ -8556,12 +8766,14 @@
       <w:r>
         <w:t>事件摘要是</w:t>
       </w:r>
+      <w:proofErr w:type="spellStart"/>
       <w:r>
         <w:rPr>
           <w:rFonts w:hint="eastAsia"/>
         </w:rPr>
         <w:t>SecureCore</w:t>
       </w:r>
+      <w:proofErr w:type="spellEnd"/>
       <w:r>
         <w:t>与外部世界之间的最小接口。</w:t>
       </w:r>
@@ -8613,7 +8825,21 @@
         <w:rPr>
           <w:rFonts w:hint="eastAsia"/>
         </w:rPr>
-        <w:t xml:space="preserve"> SecureCore </w:t>
+        <w:t xml:space="preserve"> </w:t>
+      </w:r>
+      <w:proofErr w:type="spellStart"/>
+      <w:r>
+        <w:rPr>
+          <w:rFonts w:hint="eastAsia"/>
+        </w:rPr>
+        <w:t>SecureCore</w:t>
+      </w:r>
+      <w:proofErr w:type="spellEnd"/>
+      <w:r>
+        <w:rPr>
+          <w:rFonts w:hint="eastAsia"/>
+        </w:rPr>
+        <w:t xml:space="preserve"> </w:t>
       </w:r>
       <w:r>
         <w:rPr>
@@ -8626,6 +8852,9 @@
       <w:pPr>
         <w:pStyle w:val="a4"/>
         <w:spacing w:before="93" w:after="93"/>
+        <w:rPr>
+          <w:rFonts w:hint="eastAsia"/>
+        </w:rPr>
       </w:pPr>
       <w:r>
         <w:t>表3-2  事件摘要字段定义</w:t>
@@ -8782,14 +9011,34 @@
                 <w:szCs w:val="24"/>
               </w:rPr>
             </w:pPr>
+            <w:proofErr w:type="spellStart"/>
             <w:r>
               <w:rPr>
                 <w:rFonts w:ascii="宋体" w:eastAsia="宋体" w:hAnsi="宋体"/>
                 <w:sz w:val="24"/>
                 <w:szCs w:val="24"/>
               </w:rPr>
-              <w:t>event_type / risk_level</w:t>
-            </w:r>
+              <w:t>event_type</w:t>
+            </w:r>
+            <w:proofErr w:type="spellEnd"/>
+            <w:r>
+              <w:rPr>
+                <w:rFonts w:ascii="宋体" w:eastAsia="宋体" w:hAnsi="宋体"/>
+                <w:sz w:val="24"/>
+                <w:szCs w:val="24"/>
+              </w:rPr>
+              <w:t xml:space="preserve"> / </w:t>
+            </w:r>
+            <w:proofErr w:type="spellStart"/>
+            <w:r>
+              <w:rPr>
+                <w:rFonts w:ascii="宋体" w:eastAsia="宋体" w:hAnsi="宋体"/>
+                <w:sz w:val="24"/>
+                <w:szCs w:val="24"/>
+              </w:rPr>
+              <w:t>risk_level</w:t>
+            </w:r>
+            <w:proofErr w:type="spellEnd"/>
           </w:p>
         </w:tc>
         <w:tc>
@@ -8883,13 +9132,23 @@
                 <w:szCs w:val="24"/>
               </w:rPr>
             </w:pPr>
+            <w:proofErr w:type="spellStart"/>
             <w:r>
               <w:rPr>
                 <w:rFonts w:ascii="宋体" w:eastAsia="宋体" w:hAnsi="宋体"/>
                 <w:sz w:val="24"/>
                 <w:szCs w:val="24"/>
               </w:rPr>
-              <w:t>timestamp_start / end / duration</w:t>
+              <w:t>timestamp_start</w:t>
+            </w:r>
+            <w:proofErr w:type="spellEnd"/>
+            <w:r>
+              <w:rPr>
+                <w:rFonts w:ascii="宋体" w:eastAsia="宋体" w:hAnsi="宋体"/>
+                <w:sz w:val="24"/>
+                <w:szCs w:val="24"/>
+              </w:rPr>
+              <w:t xml:space="preserve"> / end / duration</w:t>
             </w:r>
           </w:p>
         </w:tc>
@@ -8984,6 +9243,7 @@
                 <w:szCs w:val="24"/>
               </w:rPr>
             </w:pPr>
+            <w:proofErr w:type="spellStart"/>
             <w:r>
               <w:rPr>
                 <w:rFonts w:ascii="宋体" w:eastAsia="宋体" w:hAnsi="宋体"/>
@@ -9001,6 +9261,7 @@
               <w:lastRenderedPageBreak/>
               <w:t>_id</w:t>
             </w:r>
+            <w:proofErr w:type="spellEnd"/>
           </w:p>
         </w:tc>
         <w:tc>
@@ -9105,6 +9366,7 @@
                 <w:szCs w:val="24"/>
               </w:rPr>
             </w:pPr>
+            <w:proofErr w:type="spellStart"/>
             <w:r>
               <w:rPr>
                 <w:rFonts w:ascii="宋体" w:eastAsia="宋体" w:hAnsi="宋体"/>
@@ -9113,6 +9375,7 @@
               </w:rPr>
               <w:t>feature_summary</w:t>
             </w:r>
+            <w:proofErr w:type="spellEnd"/>
           </w:p>
         </w:tc>
         <w:tc>
@@ -9206,6 +9469,7 @@
                 <w:szCs w:val="24"/>
               </w:rPr>
             </w:pPr>
+            <w:proofErr w:type="spellStart"/>
             <w:r>
               <w:rPr>
                 <w:rFonts w:ascii="宋体" w:eastAsia="宋体" w:hAnsi="宋体"/>
@@ -9214,6 +9478,7 @@
               </w:rPr>
               <w:t>blurred_snapshot_path</w:t>
             </w:r>
+            <w:proofErr w:type="spellEnd"/>
           </w:p>
         </w:tc>
         <w:tc>
@@ -9306,13 +9571,31 @@
                 <w:rFonts w:hint="eastAsia"/>
               </w:rPr>
             </w:pPr>
+            <w:proofErr w:type="spellStart"/>
             <w:r>
               <w:rPr>
                 <w:rFonts w:ascii="Noto Serif CJK SC" w:eastAsia="Noto Serif CJK SC" w:hAnsi="Noto Serif CJK SC"/>
                 <w:sz w:val="20"/>
               </w:rPr>
-              <w:t>core_hash / model_version</w:t>
-            </w:r>
+              <w:t>core_hash</w:t>
+            </w:r>
+            <w:proofErr w:type="spellEnd"/>
+            <w:r>
+              <w:rPr>
+                <w:rFonts w:ascii="Noto Serif CJK SC" w:eastAsia="Noto Serif CJK SC" w:hAnsi="Noto Serif CJK SC"/>
+                <w:sz w:val="20"/>
+              </w:rPr>
+              <w:t xml:space="preserve"> / </w:t>
+            </w:r>
+            <w:proofErr w:type="spellStart"/>
+            <w:r>
+              <w:rPr>
+                <w:rFonts w:ascii="Noto Serif CJK SC" w:eastAsia="Noto Serif CJK SC" w:hAnsi="Noto Serif CJK SC"/>
+                <w:sz w:val="20"/>
+              </w:rPr>
+              <w:t>model_version</w:t>
+            </w:r>
+            <w:proofErr w:type="spellEnd"/>
           </w:p>
         </w:tc>
         <w:tc>
@@ -9383,6 +9666,9 @@
       <w:pPr>
         <w:pStyle w:val="a4"/>
         <w:spacing w:before="93" w:after="93"/>
+        <w:rPr>
+          <w:rFonts w:hint="eastAsia"/>
+        </w:rPr>
       </w:pPr>
     </w:p>
     <w:p>
@@ -9519,6 +9805,9 @@
       <w:pPr>
         <w:pStyle w:val="a4"/>
         <w:spacing w:before="93" w:after="93"/>
+        <w:rPr>
+          <w:rFonts w:hint="eastAsia"/>
+        </w:rPr>
       </w:pPr>
       <w:r>
         <w:t>表3-3  角色分级展示策略</w:t>
@@ -9702,7 +9991,7 @@
               <w:spacing w:line="300" w:lineRule="auto"/>
               <w:jc w:val="center"/>
               <w:rPr>
-                <w:rFonts w:ascii="Times New Roman" w:eastAsia="宋体" w:hAnsi="Times New Roman" w:hint="eastAsia"/>
+                <w:rFonts w:ascii="Times New Roman" w:eastAsia="宋体" w:hAnsi="Times New Roman"/>
                 <w:sz w:val="24"/>
               </w:rPr>
             </w:pPr>
@@ -9731,7 +10020,7 @@
               <w:spacing w:line="300" w:lineRule="auto"/>
               <w:jc w:val="left"/>
               <w:rPr>
-                <w:rFonts w:ascii="Times New Roman" w:eastAsia="宋体" w:hAnsi="Times New Roman" w:hint="eastAsia"/>
+                <w:rFonts w:ascii="Times New Roman" w:eastAsia="宋体" w:hAnsi="Times New Roman"/>
                 <w:sz w:val="24"/>
               </w:rPr>
             </w:pPr>
@@ -9760,7 +10049,7 @@
               <w:spacing w:line="300" w:lineRule="auto"/>
               <w:jc w:val="center"/>
               <w:rPr>
-                <w:rFonts w:ascii="Times New Roman" w:eastAsia="宋体" w:hAnsi="Times New Roman" w:hint="eastAsia"/>
+                <w:rFonts w:ascii="Times New Roman" w:eastAsia="宋体" w:hAnsi="Times New Roman"/>
                 <w:sz w:val="24"/>
               </w:rPr>
             </w:pPr>
@@ -9789,7 +10078,7 @@
               <w:spacing w:line="300" w:lineRule="auto"/>
               <w:jc w:val="left"/>
               <w:rPr>
-                <w:rFonts w:ascii="Times New Roman" w:eastAsia="宋体" w:hAnsi="Times New Roman" w:hint="eastAsia"/>
+                <w:rFonts w:ascii="Times New Roman" w:eastAsia="宋体" w:hAnsi="Times New Roman"/>
                 <w:sz w:val="24"/>
               </w:rPr>
             </w:pPr>
@@ -9826,7 +10115,7 @@
               <w:spacing w:line="300" w:lineRule="auto"/>
               <w:jc w:val="center"/>
               <w:rPr>
-                <w:rFonts w:ascii="Times New Roman" w:eastAsia="宋体" w:hAnsi="Times New Roman" w:hint="eastAsia"/>
+                <w:rFonts w:ascii="Times New Roman" w:eastAsia="宋体" w:hAnsi="Times New Roman"/>
                 <w:sz w:val="24"/>
               </w:rPr>
             </w:pPr>
@@ -9869,7 +10158,7 @@
               <w:spacing w:line="300" w:lineRule="auto"/>
               <w:jc w:val="left"/>
               <w:rPr>
-                <w:rFonts w:ascii="Times New Roman" w:eastAsia="宋体" w:hAnsi="Times New Roman" w:hint="eastAsia"/>
+                <w:rFonts w:ascii="Times New Roman" w:eastAsia="宋体" w:hAnsi="Times New Roman"/>
                 <w:sz w:val="24"/>
               </w:rPr>
             </w:pPr>
@@ -9898,7 +10187,7 @@
               <w:spacing w:line="300" w:lineRule="auto"/>
               <w:jc w:val="center"/>
               <w:rPr>
-                <w:rFonts w:ascii="Times New Roman" w:eastAsia="宋体" w:hAnsi="Times New Roman" w:hint="eastAsia"/>
+                <w:rFonts w:ascii="Times New Roman" w:eastAsia="宋体" w:hAnsi="Times New Roman"/>
                 <w:sz w:val="24"/>
               </w:rPr>
             </w:pPr>
@@ -9927,7 +10216,7 @@
               <w:spacing w:line="300" w:lineRule="auto"/>
               <w:jc w:val="left"/>
               <w:rPr>
-                <w:rFonts w:ascii="Times New Roman" w:eastAsia="宋体" w:hAnsi="Times New Roman" w:hint="eastAsia"/>
+                <w:rFonts w:ascii="Times New Roman" w:eastAsia="宋体" w:hAnsi="Times New Roman"/>
                 <w:sz w:val="24"/>
               </w:rPr>
             </w:pPr>
@@ -9978,7 +10267,7 @@
               <w:spacing w:line="300" w:lineRule="auto"/>
               <w:jc w:val="center"/>
               <w:rPr>
-                <w:rFonts w:ascii="Times New Roman" w:eastAsia="宋体" w:hAnsi="Times New Roman" w:hint="eastAsia"/>
+                <w:rFonts w:ascii="Times New Roman" w:eastAsia="宋体" w:hAnsi="Times New Roman"/>
                 <w:sz w:val="24"/>
               </w:rPr>
             </w:pPr>
@@ -10022,7 +10311,7 @@
               <w:spacing w:line="300" w:lineRule="auto"/>
               <w:jc w:val="left"/>
               <w:rPr>
-                <w:rFonts w:ascii="Times New Roman" w:eastAsia="宋体" w:hAnsi="Times New Roman" w:hint="eastAsia"/>
+                <w:rFonts w:ascii="Times New Roman" w:eastAsia="宋体" w:hAnsi="Times New Roman"/>
                 <w:sz w:val="24"/>
               </w:rPr>
             </w:pPr>
@@ -10051,7 +10340,7 @@
               <w:spacing w:line="300" w:lineRule="auto"/>
               <w:jc w:val="center"/>
               <w:rPr>
-                <w:rFonts w:ascii="Times New Roman" w:eastAsia="宋体" w:hAnsi="Times New Roman" w:hint="eastAsia"/>
+                <w:rFonts w:ascii="Times New Roman" w:eastAsia="宋体" w:hAnsi="Times New Roman"/>
                 <w:sz w:val="24"/>
               </w:rPr>
             </w:pPr>
@@ -10080,7 +10369,7 @@
               <w:spacing w:line="300" w:lineRule="auto"/>
               <w:jc w:val="left"/>
               <w:rPr>
-                <w:rFonts w:ascii="Times New Roman" w:eastAsia="宋体" w:hAnsi="Times New Roman" w:hint="eastAsia"/>
+                <w:rFonts w:ascii="Times New Roman" w:eastAsia="宋体" w:hAnsi="Times New Roman"/>
                 <w:sz w:val="24"/>
               </w:rPr>
             </w:pPr>
@@ -10118,7 +10407,7 @@
               <w:spacing w:line="300" w:lineRule="auto"/>
               <w:jc w:val="center"/>
               <w:rPr>
-                <w:rFonts w:ascii="Times New Roman" w:eastAsia="宋体" w:hAnsi="Times New Roman" w:hint="eastAsia"/>
+                <w:rFonts w:ascii="Times New Roman" w:eastAsia="宋体" w:hAnsi="Times New Roman"/>
                 <w:sz w:val="24"/>
               </w:rPr>
             </w:pPr>
@@ -10164,7 +10453,7 @@
               <w:spacing w:line="300" w:lineRule="auto"/>
               <w:jc w:val="left"/>
               <w:rPr>
-                <w:rFonts w:ascii="Times New Roman" w:eastAsia="宋体" w:hAnsi="Times New Roman" w:hint="eastAsia"/>
+                <w:rFonts w:ascii="Times New Roman" w:eastAsia="宋体" w:hAnsi="Times New Roman"/>
                 <w:sz w:val="24"/>
               </w:rPr>
             </w:pPr>
@@ -10196,7 +10485,7 @@
               <w:spacing w:line="300" w:lineRule="auto"/>
               <w:jc w:val="center"/>
               <w:rPr>
-                <w:rFonts w:ascii="Times New Roman" w:eastAsia="宋体" w:hAnsi="Times New Roman" w:hint="eastAsia"/>
+                <w:rFonts w:ascii="Times New Roman" w:eastAsia="宋体" w:hAnsi="Times New Roman"/>
                 <w:sz w:val="24"/>
               </w:rPr>
             </w:pPr>
@@ -10228,7 +10517,7 @@
               <w:spacing w:line="300" w:lineRule="auto"/>
               <w:jc w:val="left"/>
               <w:rPr>
-                <w:rFonts w:ascii="Times New Roman" w:eastAsia="宋体" w:hAnsi="Times New Roman" w:hint="eastAsia"/>
+                <w:rFonts w:ascii="Times New Roman" w:eastAsia="宋体" w:hAnsi="Times New Roman"/>
                 <w:sz w:val="24"/>
               </w:rPr>
             </w:pPr>
@@ -10261,6 +10550,9 @@
       <w:pPr>
         <w:pStyle w:val="a4"/>
         <w:spacing w:before="93" w:after="93"/>
+        <w:rPr>
+          <w:rFonts w:hint="eastAsia"/>
+        </w:rPr>
       </w:pPr>
     </w:p>
     <w:p>
@@ -10303,7 +10595,21 @@
         <w:rPr>
           <w:rFonts w:hint="eastAsia"/>
         </w:rPr>
-        <w:t xml:space="preserve"> SecureCore </w:t>
+        <w:t xml:space="preserve"> </w:t>
+      </w:r>
+      <w:proofErr w:type="spellStart"/>
+      <w:r>
+        <w:rPr>
+          <w:rFonts w:hint="eastAsia"/>
+        </w:rPr>
+        <w:t>SecureCore</w:t>
+      </w:r>
+      <w:proofErr w:type="spellEnd"/>
+      <w:r>
+        <w:rPr>
+          <w:rFonts w:hint="eastAsia"/>
+        </w:rPr>
+        <w:t xml:space="preserve"> </w:t>
       </w:r>
       <w:r>
         <w:rPr>
@@ -10368,7 +10674,15 @@
         <w:t>传输帧数据；安全处理层内部完成检测、追踪与风险判定后输出</w:t>
       </w:r>
       <w:r>
-        <w:t xml:space="preserve"> EventChange </w:t>
+        <w:t xml:space="preserve"> </w:t>
+      </w:r>
+      <w:proofErr w:type="spellStart"/>
+      <w:r>
+        <w:t>EventChange</w:t>
+      </w:r>
+      <w:proofErr w:type="spellEnd"/>
+      <w:r>
+        <w:t xml:space="preserve"> </w:t>
       </w:r>
       <w:r>
         <w:t>事件变更信号；权威监督层通过</w:t>
@@ -10449,7 +10763,15 @@
         <w:t>与</w:t>
       </w:r>
       <w:r>
-        <w:t xml:space="preserve"> ECharts </w:t>
+        <w:t xml:space="preserve"> </w:t>
+      </w:r>
+      <w:proofErr w:type="spellStart"/>
+      <w:r>
+        <w:t>ECharts</w:t>
+      </w:r>
+      <w:proofErr w:type="spellEnd"/>
+      <w:r>
+        <w:t xml:space="preserve"> </w:t>
       </w:r>
       <w:r>
         <w:t>实现，遵循</w:t>
@@ -10478,8 +10800,13 @@
       <w:r>
         <w:t>实时摄像头检测、</w:t>
       </w:r>
-      <w:r>
-        <w:t xml:space="preserve">VideoDetect </w:t>
+      <w:proofErr w:type="spellStart"/>
+      <w:r>
+        <w:t>VideoDetect</w:t>
+      </w:r>
+      <w:proofErr w:type="spellEnd"/>
+      <w:r>
+        <w:t xml:space="preserve"> </w:t>
       </w:r>
       <w:r>
         <w:t>视频文件检测、</w:t>
@@ -10497,7 +10824,15 @@
         <w:t>系统设置；平台用户通过</w:t>
       </w:r>
       <w:r>
-        <w:t xml:space="preserve"> CommunitySelect </w:t>
+        <w:t xml:space="preserve"> </w:t>
+      </w:r>
+      <w:proofErr w:type="spellStart"/>
+      <w:r>
+        <w:t>CommunitySelect</w:t>
+      </w:r>
+      <w:proofErr w:type="spellEnd"/>
+      <w:r>
+        <w:t xml:space="preserve"> </w:t>
       </w:r>
       <w:r>
         <w:t>选择社区组后进入</w:t>
@@ -10509,7 +10844,15 @@
         <w:t>查看聚合统计；管理员使用</w:t>
       </w:r>
       <w:r>
-        <w:t xml:space="preserve"> AdminPlatform </w:t>
+        <w:t xml:space="preserve"> </w:t>
+      </w:r>
+      <w:proofErr w:type="spellStart"/>
+      <w:r>
+        <w:t>AdminPlatform</w:t>
+      </w:r>
+      <w:proofErr w:type="spellEnd"/>
+      <w:r>
+        <w:t xml:space="preserve"> </w:t>
       </w:r>
       <w:r>
         <w:t>进行平台管理；</w:t>
@@ -10585,8 +10928,13 @@
         <w:t>等业务蓝图。数据持久化层使用</w:t>
       </w:r>
       <w:r>
-        <w:t xml:space="preserve"> SQLite + SQLAlchemy</w:t>
-      </w:r>
+        <w:t xml:space="preserve"> SQLite + </w:t>
+      </w:r>
+      <w:proofErr w:type="spellStart"/>
+      <w:r>
+        <w:t>SQLAlchemy</w:t>
+      </w:r>
+      <w:proofErr w:type="spellEnd"/>
       <w:r>
         <w:t>。</w:t>
       </w:r>
@@ -10597,7 +10945,15 @@
         <w:t>令牌配合</w:t>
       </w:r>
       <w:r>
-        <w:t xml:space="preserve"> bcrypt </w:t>
+        <w:t xml:space="preserve"> </w:t>
+      </w:r>
+      <w:proofErr w:type="spellStart"/>
+      <w:r>
+        <w:t>bcrypt</w:t>
+      </w:r>
+      <w:proofErr w:type="spellEnd"/>
+      <w:r>
+        <w:t xml:space="preserve"> </w:t>
       </w:r>
       <w:r>
         <w:t>密码哈希实现用户认证，令牌通过</w:t>
@@ -10846,7 +11202,15 @@
         <w:t>系统在检测流程中集成人脸隐私保护模块，采用</w:t>
       </w:r>
       <w:r>
-        <w:t xml:space="preserve"> MediaPipe </w:t>
+        <w:t xml:space="preserve"> </w:t>
+      </w:r>
+      <w:proofErr w:type="spellStart"/>
+      <w:r>
+        <w:t>MediaPipe</w:t>
+      </w:r>
+      <w:proofErr w:type="spellEnd"/>
+      <w:r>
+        <w:t xml:space="preserve"> </w:t>
       </w:r>
       <w:r>
         <w:t>人脸检测模型实现人脸定位，配合高斯模糊实现人脸区域匿名化。检测到人脸后，系统执行区</w:t>
@@ -10878,13 +11242,29 @@
         <w:t>当</w:t>
       </w:r>
       <w:r>
-        <w:t xml:space="preserve"> MediaPipe </w:t>
+        <w:t xml:space="preserve"> </w:t>
+      </w:r>
+      <w:proofErr w:type="spellStart"/>
+      <w:r>
+        <w:t>MediaPipe</w:t>
+      </w:r>
+      <w:proofErr w:type="spellEnd"/>
+      <w:r>
+        <w:t xml:space="preserve"> </w:t>
       </w:r>
       <w:r>
         <w:t>偶尔漏检时，系统通过</w:t>
       </w:r>
       <w:r>
-        <w:t xml:space="preserve"> ByteTrack </w:t>
+        <w:t xml:space="preserve"> </w:t>
+      </w:r>
+      <w:proofErr w:type="spellStart"/>
+      <w:r>
+        <w:t>ByteTrack</w:t>
+      </w:r>
+      <w:proofErr w:type="spellEnd"/>
+      <w:r>
+        <w:t xml:space="preserve"> </w:t>
       </w:r>
       <w:r>
         <w:t>追踪</w:t>
@@ -10923,7 +11303,15 @@
         <w:t>系统采用</w:t>
       </w:r>
       <w:r>
-        <w:t xml:space="preserve"> ByteTrack </w:t>
+        <w:t xml:space="preserve"> </w:t>
+      </w:r>
+      <w:proofErr w:type="spellStart"/>
+      <w:r>
+        <w:t>ByteTrack</w:t>
+      </w:r>
+      <w:proofErr w:type="spellEnd"/>
+      <w:r>
+        <w:t xml:space="preserve"> </w:t>
       </w:r>
       <w:r>
         <w:t>算法实现跨帧多目标追踪，为每个检测到的个体分配唯一追踪</w:t>
@@ -10934,32 +11322,69 @@
       <w:r>
         <w:t>，支持多人同时追踪场景。</w:t>
       </w:r>
-      <w:r>
-        <w:t xml:space="preserve">ByteTrack </w:t>
+      <w:proofErr w:type="spellStart"/>
+      <w:r>
+        <w:t>ByteTrack</w:t>
+      </w:r>
+      <w:proofErr w:type="spellEnd"/>
+      <w:r>
+        <w:t xml:space="preserve"> </w:t>
       </w:r>
       <w:r>
         <w:t>追踪器参数配置：检测阈值</w:t>
       </w:r>
       <w:r>
-        <w:t xml:space="preserve"> track_thresh=0.3 </w:t>
+        <w:t xml:space="preserve"> </w:t>
+      </w:r>
+      <w:proofErr w:type="spellStart"/>
+      <w:r>
+        <w:t>track_thresh</w:t>
+      </w:r>
+      <w:proofErr w:type="spellEnd"/>
+      <w:r>
+        <w:t xml:space="preserve">=0.3 </w:t>
       </w:r>
       <w:r>
         <w:t>用于初始化新轨迹，匹配阈值</w:t>
       </w:r>
       <w:r>
-        <w:t xml:space="preserve"> match_thresh=0.8 </w:t>
+        <w:t xml:space="preserve"> </w:t>
+      </w:r>
+      <w:proofErr w:type="spellStart"/>
+      <w:r>
+        <w:t>match_thresh</w:t>
+      </w:r>
+      <w:proofErr w:type="spellEnd"/>
+      <w:r>
+        <w:t xml:space="preserve">=0.8 </w:t>
       </w:r>
       <w:r>
         <w:t>用于帧间轨迹关联，最大丢失帧数</w:t>
       </w:r>
       <w:r>
-        <w:t xml:space="preserve"> max_age=30 </w:t>
+        <w:t xml:space="preserve"> </w:t>
+      </w:r>
+      <w:proofErr w:type="spellStart"/>
+      <w:r>
+        <w:t>max_age</w:t>
+      </w:r>
+      <w:proofErr w:type="spellEnd"/>
+      <w:r>
+        <w:t xml:space="preserve">=30 </w:t>
       </w:r>
       <w:r>
         <w:t>定义轨迹保持期限，最小确认帧数</w:t>
       </w:r>
       <w:r>
-        <w:t xml:space="preserve"> min_hits=1 </w:t>
+        <w:t xml:space="preserve"> </w:t>
+      </w:r>
+      <w:proofErr w:type="spellStart"/>
+      <w:r>
+        <w:t>min_hits</w:t>
+      </w:r>
+      <w:proofErr w:type="spellEnd"/>
+      <w:r>
+        <w:t xml:space="preserve">=1 </w:t>
       </w:r>
       <w:r>
         <w:t>决定轨迹确认条件。</w:t>
@@ -10987,7 +11412,15 @@
         <w:t>；对于短暂丢失的目标，追踪器在</w:t>
       </w:r>
       <w:r>
-        <w:t xml:space="preserve"> max_age </w:t>
+        <w:t xml:space="preserve"> </w:t>
+      </w:r>
+      <w:proofErr w:type="spellStart"/>
+      <w:r>
+        <w:t>max_age</w:t>
+      </w:r>
+      <w:proofErr w:type="spellEnd"/>
+      <w:r>
+        <w:t xml:space="preserve"> </w:t>
       </w:r>
       <w:r>
         <w:t>帧内保持轨迹状态，避免频繁</w:t>
@@ -11037,9 +11470,6 @@
         <w:pStyle w:val="a0"/>
         <w:spacing w:before="62" w:after="62"/>
         <w:ind w:firstLine="480"/>
-        <w:rPr>
-          <w:rFonts w:hint="eastAsia"/>
-        </w:rPr>
       </w:pPr>
       <w:r>
         <w:rPr>
@@ -11089,11 +11519,19 @@
         </w:rPr>
         <w:t>在此基础上，</w:t>
       </w:r>
-      <w:r>
-        <w:rPr>
-          <w:rFonts w:hint="eastAsia"/>
-        </w:rPr>
-        <w:t xml:space="preserve">ByteTrack </w:t>
+      <w:proofErr w:type="spellStart"/>
+      <w:r>
+        <w:rPr>
+          <w:rFonts w:hint="eastAsia"/>
+        </w:rPr>
+        <w:t>ByteTrack</w:t>
+      </w:r>
+      <w:proofErr w:type="spellEnd"/>
+      <w:r>
+        <w:rPr>
+          <w:rFonts w:hint="eastAsia"/>
+        </w:rPr>
+        <w:t xml:space="preserve"> </w:t>
       </w:r>
       <w:r>
         <w:rPr>
@@ -11153,7 +11591,21 @@
         <w:rPr>
           <w:rFonts w:hint="eastAsia"/>
         </w:rPr>
-        <w:t xml:space="preserve"> PersonRisk </w:t>
+        <w:t xml:space="preserve"> </w:t>
+      </w:r>
+      <w:proofErr w:type="spellStart"/>
+      <w:r>
+        <w:rPr>
+          <w:rFonts w:hint="eastAsia"/>
+        </w:rPr>
+        <w:t>PersonRisk</w:t>
+      </w:r>
+      <w:proofErr w:type="spellEnd"/>
+      <w:r>
+        <w:rPr>
+          <w:rFonts w:hint="eastAsia"/>
+        </w:rPr>
+        <w:t xml:space="preserve"> </w:t>
       </w:r>
       <w:r>
         <w:rPr>
@@ -11430,7 +11882,15 @@
         <w:t>一</w:t>
       </w:r>
       <w:r>
-        <w:t xml:space="preserve"> video_id </w:t>
+        <w:t xml:space="preserve"> </w:t>
+      </w:r>
+      <w:proofErr w:type="spellStart"/>
+      <w:r>
+        <w:t>video_id</w:t>
+      </w:r>
+      <w:proofErr w:type="spellEnd"/>
+      <w:r>
+        <w:t xml:space="preserve"> </w:t>
       </w:r>
       <w:r>
         <w:t>并存储文件；前端建立</w:t>
@@ -11442,7 +11902,23 @@
         <w:t>连接至</w:t>
       </w:r>
       <w:r>
-        <w:t xml:space="preserve"> /ws/video/&lt;video_id&gt;</w:t>
+        <w:t xml:space="preserve"> /</w:t>
+      </w:r>
+      <w:proofErr w:type="spellStart"/>
+      <w:r>
+        <w:t>ws</w:t>
+      </w:r>
+      <w:proofErr w:type="spellEnd"/>
+      <w:r>
+        <w:t>/video/&lt;</w:t>
+      </w:r>
+      <w:proofErr w:type="spellStart"/>
+      <w:r>
+        <w:t>video_id</w:t>
+      </w:r>
+      <w:proofErr w:type="spellEnd"/>
+      <w:r>
+        <w:t>&gt;</w:t>
       </w:r>
       <w:r>
         <w:t>；后端逐帧读取视频、执行检测、绘制风险框、编码为</w:t>
@@ -11470,7 +11946,15 @@
         <w:t>实时摄像头检测流程：前端调用</w:t>
       </w:r>
       <w:r>
-        <w:t xml:space="preserve"> POST /api/session/create </w:t>
+        <w:t xml:space="preserve"> POST /</w:t>
+      </w:r>
+      <w:proofErr w:type="spellStart"/>
+      <w:r>
+        <w:t>api</w:t>
+      </w:r>
+      <w:proofErr w:type="spellEnd"/>
+      <w:r>
+        <w:t xml:space="preserve">/session/create </w:t>
       </w:r>
       <w:r>
         <w:t>创建检测会话；前端启动摄像头采集，通过</w:t>
@@ -11482,13 +11966,37 @@
         <w:t>连接至</w:t>
       </w:r>
       <w:r>
-        <w:t xml:space="preserve"> /ws/detect/&lt;video_id&gt; </w:t>
+        <w:t xml:space="preserve"> /</w:t>
+      </w:r>
+      <w:proofErr w:type="spellStart"/>
+      <w:r>
+        <w:t>ws</w:t>
+      </w:r>
+      <w:proofErr w:type="spellEnd"/>
+      <w:r>
+        <w:t>/detect/&lt;</w:t>
+      </w:r>
+      <w:proofErr w:type="spellStart"/>
+      <w:r>
+        <w:t>video_id</w:t>
+      </w:r>
+      <w:proofErr w:type="spellEnd"/>
+      <w:r>
+        <w:t xml:space="preserve">&gt; </w:t>
       </w:r>
       <w:r>
         <w:t>发送帧数据；后端采用跳帧策略处理，优先处理队列中的最新帧，丢弃积压的旧帧以保持实时性；检测结果实时返回前端展示；会话结束时调用</w:t>
       </w:r>
       <w:r>
-        <w:t xml:space="preserve"> POST /api/session/close </w:t>
+        <w:t xml:space="preserve"> POST /</w:t>
+      </w:r>
+      <w:proofErr w:type="spellStart"/>
+      <w:r>
+        <w:t>api</w:t>
+      </w:r>
+      <w:proofErr w:type="spellEnd"/>
+      <w:r>
+        <w:t xml:space="preserve">/session/close </w:t>
       </w:r>
       <w:r>
         <w:t>关闭并持久化事件记录。</w:t>
@@ -11504,7 +12012,15 @@
         <w:t>事件持久化机制：风险引擎输出</w:t>
       </w:r>
       <w:r>
-        <w:t xml:space="preserve"> EventChange </w:t>
+        <w:t xml:space="preserve"> </w:t>
+      </w:r>
+      <w:proofErr w:type="spellStart"/>
+      <w:r>
+        <w:t>EventChange</w:t>
+      </w:r>
+      <w:proofErr w:type="spellEnd"/>
+      <w:r>
+        <w:t xml:space="preserve"> </w:t>
       </w:r>
       <w:r>
         <w:t>事件变更信号，包括</w:t>
@@ -11515,9 +12031,11 @@
       <w:r>
         <w:t>（事件开始）、</w:t>
       </w:r>
+      <w:proofErr w:type="spellStart"/>
       <w:r>
         <w:t>risk_upgraded</w:t>
       </w:r>
+      <w:proofErr w:type="spellEnd"/>
       <w:r>
         <w:t>（风险升级）、</w:t>
       </w:r>
@@ -11567,6 +12085,9 @@
       <w:pPr>
         <w:pStyle w:val="a4"/>
         <w:spacing w:before="93" w:after="93"/>
+        <w:rPr>
+          <w:rFonts w:hint="eastAsia"/>
+        </w:rPr>
       </w:pPr>
       <w:r>
         <w:t>表3-4  设计重点与难点分析</w:t>
@@ -12114,7 +12635,25 @@
                 <w:szCs w:val="24"/>
               </w:rPr>
               <w:lastRenderedPageBreak/>
-              <w:t>调整 ByteTrack 参数，并在</w:t>
+              <w:t xml:space="preserve">调整 </w:t>
+            </w:r>
+            <w:proofErr w:type="spellStart"/>
+            <w:r>
+              <w:rPr>
+                <w:rFonts w:ascii="宋体" w:eastAsia="宋体" w:hAnsi="宋体"/>
+                <w:sz w:val="24"/>
+                <w:szCs w:val="24"/>
+              </w:rPr>
+              <w:t>ByteTrack</w:t>
+            </w:r>
+            <w:proofErr w:type="spellEnd"/>
+            <w:r>
+              <w:rPr>
+                <w:rFonts w:ascii="宋体" w:eastAsia="宋体" w:hAnsi="宋体"/>
+                <w:sz w:val="24"/>
+                <w:szCs w:val="24"/>
+              </w:rPr>
+              <w:t xml:space="preserve"> 参数，并在</w:t>
             </w:r>
             <w:r>
               <w:rPr>
@@ -12225,7 +12764,25 @@
                 <w:sz w:val="24"/>
                 <w:szCs w:val="24"/>
               </w:rPr>
-              <w:t>设计并实现“软硬解耦的 SecureCore 逻辑沙箱”。在逻辑控制流上完全模拟硬件 TEE 的边界防御和完整性校验，兼顾了当下的计算设备泛用性与未来向专用保密计算节点迁移的零成本扩展需求。</w:t>
+              <w:t xml:space="preserve">设计并实现“软硬解耦的 </w:t>
+            </w:r>
+            <w:proofErr w:type="spellStart"/>
+            <w:r>
+              <w:rPr>
+                <w:rFonts w:ascii="宋体" w:eastAsia="宋体" w:hAnsi="宋体"/>
+                <w:sz w:val="24"/>
+                <w:szCs w:val="24"/>
+              </w:rPr>
+              <w:t>SecureCore</w:t>
+            </w:r>
+            <w:proofErr w:type="spellEnd"/>
+            <w:r>
+              <w:rPr>
+                <w:rFonts w:ascii="宋体" w:eastAsia="宋体" w:hAnsi="宋体"/>
+                <w:sz w:val="24"/>
+                <w:szCs w:val="24"/>
+              </w:rPr>
+              <w:t xml:space="preserve"> 逻辑沙箱”。在逻辑控制流上完全模拟硬件 TEE 的边界防御和完整性校验，兼顾了当下的计算设备泛用性与未来向专用保密计算节点迁移的零成本扩展需求。</w:t>
             </w:r>
           </w:p>
         </w:tc>
@@ -12360,6 +12917,7 @@
         <w:ind w:firstLine="420"/>
         <w:jc w:val="left"/>
         <w:rPr>
+          <w:rFonts w:hint="eastAsia"/>
           <w:sz w:val="24"/>
           <w:szCs w:val="24"/>
         </w:rPr>
@@ -12370,7 +12928,43 @@
           <w:sz w:val="24"/>
           <w:szCs w:val="24"/>
         </w:rPr>
-        <w:t>本作品当前版本还没有在 SGX、TrustZone、Open Enclave 或机密虚拟机等真实硬件 TEE 环境中完成部署和性能测试。现阶段已经完成的，是面向 TEE 迁移的 SecureCore 逻辑隔离原型。系统目前已经完成了敏感链路封装、应用层完整性校验、事件摘要最小暴露和分层隐私发布等功能验证。至于硬件级内存隔离、硬件根信任和标准远程证明等能力，目前还没有在本作品中正式实现。这些内容属于后续的增强设计和迁移目标。</w:t>
+        <w:t>本作品当前版本还没有在 SGX、</w:t>
+      </w:r>
+      <w:proofErr w:type="spellStart"/>
+      <w:r>
+        <w:rPr>
+          <w:rFonts w:hint="eastAsia"/>
+          <w:sz w:val="24"/>
+          <w:szCs w:val="24"/>
+        </w:rPr>
+        <w:t>TrustZone</w:t>
+      </w:r>
+      <w:proofErr w:type="spellEnd"/>
+      <w:r>
+        <w:rPr>
+          <w:rFonts w:hint="eastAsia"/>
+          <w:sz w:val="24"/>
+          <w:szCs w:val="24"/>
+        </w:rPr>
+        <w:t xml:space="preserve">、Open Enclave 或机密虚拟机等真实硬件 TEE 环境中完成部署和性能测试。现阶段已经完成的，是面向 TEE 迁移的 </w:t>
+      </w:r>
+      <w:proofErr w:type="spellStart"/>
+      <w:r>
+        <w:rPr>
+          <w:rFonts w:hint="eastAsia"/>
+          <w:sz w:val="24"/>
+          <w:szCs w:val="24"/>
+        </w:rPr>
+        <w:t>SecureCore</w:t>
+      </w:r>
+      <w:proofErr w:type="spellEnd"/>
+      <w:r>
+        <w:rPr>
+          <w:rFonts w:hint="eastAsia"/>
+          <w:sz w:val="24"/>
+          <w:szCs w:val="24"/>
+        </w:rPr>
+        <w:t xml:space="preserve"> 逻辑隔离原型。系统目前已经完成了敏感链路封装、应用层完整性校验、事件摘要最小暴露和分层隐私发布等功能验证。至于硬件级内存隔离、硬件根信任和标准远程证明等能力，目前还没有在本作品中正式实现。这些内容属于后续的增强设计和迁移目标。</w:t>
       </w:r>
     </w:p>
     <w:p>
@@ -12378,9 +12972,6 @@
         <w:pStyle w:val="a0"/>
         <w:spacing w:before="62" w:after="62"/>
         <w:ind w:firstLine="480"/>
-        <w:rPr>
-          <w:rFonts w:hint="eastAsia"/>
-        </w:rPr>
       </w:pPr>
     </w:p>
     <w:p>
@@ -12551,6 +13142,9 @@
       <w:pPr>
         <w:pStyle w:val="a4"/>
         <w:spacing w:before="93" w:after="93"/>
+        <w:rPr>
+          <w:rFonts w:hint="eastAsia"/>
+        </w:rPr>
       </w:pPr>
       <w:r>
         <w:rPr>
@@ -12604,24 +13198,28 @@
         <w:lastRenderedPageBreak/>
         <w:t>以帧号为粒度，通过</w:t>
       </w:r>
+      <w:proofErr w:type="spellStart"/>
       <w:r>
         <w:rPr>
           <w:rFonts w:hint="eastAsia"/>
         </w:rPr>
         <w:t>fall_start</w:t>
       </w:r>
+      <w:proofErr w:type="spellEnd"/>
       <w:r>
         <w:rPr>
           <w:rFonts w:hint="eastAsia"/>
         </w:rPr>
         <w:t>和</w:t>
       </w:r>
+      <w:proofErr w:type="spellStart"/>
       <w:r>
         <w:rPr>
           <w:rFonts w:hint="eastAsia"/>
         </w:rPr>
         <w:t>fall_end</w:t>
       </w:r>
+      <w:proofErr w:type="spellEnd"/>
       <w:r>
         <w:rPr>
           <w:rFonts w:hint="eastAsia"/>
@@ -12714,24 +13312,28 @@
         </w:rPr>
         <w:t>类别标注基于原始帧号范围生成：帧号处于跌倒事件区间内（</w:t>
       </w:r>
+      <w:proofErr w:type="spellStart"/>
       <w:r>
         <w:rPr>
           <w:rFonts w:hint="eastAsia"/>
         </w:rPr>
         <w:t>fall_start</w:t>
       </w:r>
+      <w:proofErr w:type="spellEnd"/>
       <w:r>
         <w:rPr>
           <w:rFonts w:hint="eastAsia"/>
         </w:rPr>
         <w:t>至</w:t>
       </w:r>
+      <w:proofErr w:type="spellStart"/>
       <w:r>
         <w:rPr>
           <w:rFonts w:hint="eastAsia"/>
         </w:rPr>
         <w:t>fall_end</w:t>
       </w:r>
+      <w:proofErr w:type="spellEnd"/>
       <w:r>
         <w:rPr>
           <w:rFonts w:hint="eastAsia"/>
@@ -13022,11 +13624,19 @@
         </w:rPr>
         <w:t>格式（</w:t>
       </w:r>
-      <w:r>
-        <w:rPr>
-          <w:rFonts w:hint="eastAsia"/>
-        </w:rPr>
-        <w:t>opset=12</w:t>
+      <w:proofErr w:type="spellStart"/>
+      <w:r>
+        <w:rPr>
+          <w:rFonts w:hint="eastAsia"/>
+        </w:rPr>
+        <w:t>opset</w:t>
+      </w:r>
+      <w:proofErr w:type="spellEnd"/>
+      <w:r>
+        <w:rPr>
+          <w:rFonts w:hint="eastAsia"/>
+        </w:rPr>
+        <w:t>=12</w:t>
       </w:r>
       <w:r>
         <w:rPr>
@@ -13058,12 +13668,14 @@
         </w:rPr>
         <w:t>），部署至</w:t>
       </w:r>
+      <w:proofErr w:type="spellStart"/>
       <w:r>
         <w:rPr>
           <w:rFonts w:hint="eastAsia"/>
         </w:rPr>
         <w:t>SilentElderSense</w:t>
       </w:r>
+      <w:proofErr w:type="spellEnd"/>
       <w:r>
         <w:rPr>
           <w:rFonts w:hint="eastAsia"/>
@@ -13165,12 +13777,14 @@
         </w:rPr>
         <w:t>令牌生成与验证。密码使用</w:t>
       </w:r>
+      <w:proofErr w:type="spellStart"/>
       <w:r>
         <w:rPr>
           <w:rFonts w:hint="eastAsia"/>
         </w:rPr>
         <w:t>bcrypt</w:t>
       </w:r>
+      <w:proofErr w:type="spellEnd"/>
       <w:r>
         <w:rPr>
           <w:rFonts w:hint="eastAsia"/>
@@ -13268,12 +13882,14 @@
         </w:rPr>
         <w:t>视频处理接口、实时摄像头检测接口、检测参数配置接口。模块集成</w:t>
       </w:r>
+      <w:proofErr w:type="spellStart"/>
       <w:r>
         <w:rPr>
           <w:rFonts w:hint="eastAsia"/>
         </w:rPr>
         <w:t>FallDetector</w:t>
       </w:r>
+      <w:proofErr w:type="spellEnd"/>
       <w:r>
         <w:rPr>
           <w:rFonts w:hint="eastAsia"/>
@@ -13450,11 +14066,19 @@
         </w:rPr>
         <w:t>轻量级存储，配合</w:t>
       </w:r>
-      <w:r>
-        <w:rPr>
-          <w:rFonts w:hint="eastAsia"/>
-        </w:rPr>
-        <w:t>SQLAlchemy ORM</w:t>
+      <w:proofErr w:type="spellStart"/>
+      <w:r>
+        <w:rPr>
+          <w:rFonts w:hint="eastAsia"/>
+        </w:rPr>
+        <w:t>SQLAlchemy</w:t>
+      </w:r>
+      <w:proofErr w:type="spellEnd"/>
+      <w:r>
+        <w:rPr>
+          <w:rFonts w:hint="eastAsia"/>
+        </w:rPr>
+        <w:t xml:space="preserve"> ORM</w:t>
       </w:r>
       <w:r>
         <w:rPr>
@@ -13517,20 +14141,30 @@
         <w:rPr>
           <w:rFonts w:hint="eastAsia"/>
         </w:rPr>
-        <w:t>backend/secure_core</w:t>
-      </w:r>
+        <w:t>backend/</w:t>
+      </w:r>
+      <w:proofErr w:type="spellStart"/>
+      <w:r>
+        <w:rPr>
+          <w:rFonts w:hint="eastAsia"/>
+        </w:rPr>
+        <w:t>secure_core</w:t>
+      </w:r>
+      <w:proofErr w:type="spellEnd"/>
       <w:r>
         <w:rPr>
           <w:rFonts w:hint="eastAsia"/>
         </w:rPr>
         <w:t>目录。</w:t>
       </w:r>
+      <w:proofErr w:type="spellStart"/>
       <w:r>
         <w:rPr>
           <w:rFonts w:hint="eastAsia"/>
         </w:rPr>
         <w:t>FallDetector</w:t>
       </w:r>
+      <w:proofErr w:type="spellEnd"/>
       <w:r>
         <w:rPr>
           <w:rFonts w:hint="eastAsia"/>
@@ -13549,48 +14183,56 @@
         </w:rPr>
         <w:t>模型，提供</w:t>
       </w:r>
+      <w:proofErr w:type="spellStart"/>
       <w:r>
         <w:rPr>
           <w:rFonts w:hint="eastAsia"/>
         </w:rPr>
         <w:t>create_session</w:t>
       </w:r>
+      <w:proofErr w:type="spellEnd"/>
       <w:r>
         <w:rPr>
           <w:rFonts w:hint="eastAsia"/>
         </w:rPr>
         <w:t>、</w:t>
       </w:r>
+      <w:proofErr w:type="spellStart"/>
       <w:r>
         <w:rPr>
           <w:rFonts w:hint="eastAsia"/>
         </w:rPr>
         <w:t>process_frame</w:t>
       </w:r>
+      <w:proofErr w:type="spellEnd"/>
       <w:r>
         <w:rPr>
           <w:rFonts w:hint="eastAsia"/>
         </w:rPr>
         <w:t>、</w:t>
       </w:r>
+      <w:proofErr w:type="spellStart"/>
       <w:r>
         <w:rPr>
           <w:rFonts w:hint="eastAsia"/>
         </w:rPr>
         <w:t>close_session</w:t>
       </w:r>
+      <w:proofErr w:type="spellEnd"/>
       <w:r>
         <w:rPr>
           <w:rFonts w:hint="eastAsia"/>
         </w:rPr>
         <w:t>三个核心接口。</w:t>
       </w:r>
+      <w:proofErr w:type="spellStart"/>
       <w:r>
         <w:rPr>
           <w:rFonts w:hint="eastAsia"/>
         </w:rPr>
         <w:t>process_frame</w:t>
       </w:r>
+      <w:proofErr w:type="spellEnd"/>
       <w:r>
         <w:rPr>
           <w:rFonts w:hint="eastAsia"/>
@@ -13633,24 +14275,28 @@
         </w:rPr>
         <w:t>分配、位移计算。</w:t>
       </w:r>
+      <w:proofErr w:type="spellStart"/>
       <w:r>
         <w:rPr>
           <w:rFonts w:hint="eastAsia"/>
         </w:rPr>
         <w:t>SessionManager</w:t>
       </w:r>
+      <w:proofErr w:type="spellEnd"/>
       <w:r>
         <w:rPr>
           <w:rFonts w:hint="eastAsia"/>
         </w:rPr>
         <w:t>类是会话管理器，封装</w:t>
       </w:r>
+      <w:proofErr w:type="spellStart"/>
       <w:r>
         <w:rPr>
           <w:rFonts w:hint="eastAsia"/>
         </w:rPr>
         <w:t>ByteTrack</w:t>
       </w:r>
+      <w:proofErr w:type="spellEnd"/>
       <w:r>
         <w:rPr>
           <w:rFonts w:hint="eastAsia"/>
@@ -13669,48 +14315,56 @@
         </w:rPr>
         <w:t>模块定义数据结构类型，包括</w:t>
       </w:r>
+      <w:proofErr w:type="spellStart"/>
       <w:r>
         <w:rPr>
           <w:rFonts w:hint="eastAsia"/>
         </w:rPr>
         <w:t>FrameResult</w:t>
       </w:r>
+      <w:proofErr w:type="spellEnd"/>
       <w:r>
         <w:rPr>
           <w:rFonts w:hint="eastAsia"/>
         </w:rPr>
         <w:t>单帧结果、</w:t>
       </w:r>
+      <w:proofErr w:type="spellStart"/>
       <w:r>
         <w:rPr>
           <w:rFonts w:hint="eastAsia"/>
         </w:rPr>
         <w:t>PersonResult</w:t>
       </w:r>
+      <w:proofErr w:type="spellEnd"/>
       <w:r>
         <w:rPr>
           <w:rFonts w:hint="eastAsia"/>
         </w:rPr>
         <w:t>单人结果、</w:t>
       </w:r>
+      <w:proofErr w:type="spellStart"/>
       <w:r>
         <w:rPr>
           <w:rFonts w:hint="eastAsia"/>
         </w:rPr>
         <w:t>SessionResult</w:t>
       </w:r>
+      <w:proofErr w:type="spellEnd"/>
       <w:r>
         <w:rPr>
           <w:rFonts w:hint="eastAsia"/>
         </w:rPr>
         <w:t>会话结果，使用</w:t>
       </w:r>
+      <w:proofErr w:type="spellStart"/>
       <w:r>
         <w:rPr>
           <w:rFonts w:hint="eastAsia"/>
         </w:rPr>
         <w:t>dataclass</w:t>
       </w:r>
+      <w:proofErr w:type="spellEnd"/>
       <w:r>
         <w:rPr>
           <w:rFonts w:hint="eastAsia"/>
@@ -13761,12 +14415,14 @@
         <w:lastRenderedPageBreak/>
         <w:t>定器，提供</w:t>
       </w:r>
+      <w:proofErr w:type="spellStart"/>
       <w:r>
         <w:rPr>
           <w:rFonts w:hint="eastAsia"/>
         </w:rPr>
         <w:t>create_session</w:t>
       </w:r>
+      <w:proofErr w:type="spellEnd"/>
       <w:r>
         <w:rPr>
           <w:rFonts w:hint="eastAsia"/>
@@ -13785,12 +14441,14 @@
         </w:rPr>
         <w:t>、</w:t>
       </w:r>
+      <w:proofErr w:type="spellStart"/>
       <w:r>
         <w:rPr>
           <w:rFonts w:hint="eastAsia"/>
         </w:rPr>
         <w:t>close_session</w:t>
       </w:r>
+      <w:proofErr w:type="spellEnd"/>
       <w:r>
         <w:rPr>
           <w:rFonts w:hint="eastAsia"/>
@@ -13809,24 +14467,28 @@
         </w:rPr>
         <w:t>方法接收每帧检测结果，执行跌倒连续帧判定、静止滑动窗口判定、夜间时段判定，返回每人的风险等级与事件变更信号。</w:t>
       </w:r>
+      <w:proofErr w:type="spellStart"/>
       <w:r>
         <w:rPr>
           <w:rFonts w:hint="eastAsia"/>
         </w:rPr>
         <w:t>PersonRiskState</w:t>
       </w:r>
+      <w:proofErr w:type="spellEnd"/>
       <w:r>
         <w:rPr>
           <w:rFonts w:hint="eastAsia"/>
         </w:rPr>
         <w:t>类维护单人跨帧状态，包括跌倒计数器、静止滑动窗口、事件开始时间戳等状态数据。</w:t>
       </w:r>
+      <w:proofErr w:type="spellStart"/>
       <w:r>
         <w:rPr>
           <w:rFonts w:hint="eastAsia"/>
         </w:rPr>
         <w:t>EventChange</w:t>
       </w:r>
+      <w:proofErr w:type="spellEnd"/>
       <w:r>
         <w:rPr>
           <w:rFonts w:hint="eastAsia"/>
@@ -13837,7 +14499,21 @@
         <w:rPr>
           <w:rFonts w:hint="eastAsia"/>
         </w:rPr>
-        <w:t>started/risk_upgraded/ended</w:t>
+        <w:t>started/</w:t>
+      </w:r>
+      <w:proofErr w:type="spellStart"/>
+      <w:r>
+        <w:rPr>
+          <w:rFonts w:hint="eastAsia"/>
+        </w:rPr>
+        <w:t>risk_upgraded</w:t>
+      </w:r>
+      <w:proofErr w:type="spellEnd"/>
+      <w:r>
+        <w:rPr>
+          <w:rFonts w:hint="eastAsia"/>
+        </w:rPr>
+        <w:t>/ended</w:t>
       </w:r>
       <w:r>
         <w:rPr>
@@ -13975,12 +14651,14 @@
         </w:rPr>
         <w:t>令牌存储于</w:t>
       </w:r>
+      <w:proofErr w:type="spellStart"/>
       <w:r>
         <w:rPr>
           <w:rFonts w:hint="eastAsia"/>
         </w:rPr>
         <w:t>Pinia</w:t>
       </w:r>
+      <w:proofErr w:type="spellEnd"/>
       <w:r>
         <w:rPr>
           <w:rFonts w:hint="eastAsia"/>
@@ -14054,6 +14732,9 @@
       <w:pPr>
         <w:pStyle w:val="a4"/>
         <w:spacing w:before="93" w:after="93"/>
+        <w:rPr>
+          <w:rFonts w:hint="eastAsia"/>
+        </w:rPr>
       </w:pPr>
       <w:r>
         <w:rPr>
@@ -14106,10 +14787,10 @@
         </w:rPr>
         <w:lastRenderedPageBreak/>
         <w:drawing>
-          <wp:inline distT="0" distB="0" distL="0" distR="0" wp14:anchorId="69DC46D7" wp14:editId="42968B43">
-            <wp:extent cx="5732780" cy="2961640"/>
-            <wp:effectExtent l="0" t="0" r="2540" b="9525"/>
-            <wp:docPr id="1239308909" name="图片 1"/>
+          <wp:inline distT="0" distB="0" distL="0" distR="0" wp14:anchorId="5A268076" wp14:editId="7494BF41">
+            <wp:extent cx="5274310" cy="2712085"/>
+            <wp:effectExtent l="0" t="0" r="2540" b="0"/>
+            <wp:docPr id="1948206540" name="图片 1"/>
             <wp:cNvGraphicFramePr>
               <a:graphicFrameLocks xmlns:a="http://schemas.openxmlformats.org/drawingml/2006/main" noChangeAspect="1"/>
             </wp:cNvGraphicFramePr>
@@ -14117,10 +14798,8 @@
               <a:graphicData uri="http://schemas.openxmlformats.org/drawingml/2006/picture">
                 <pic:pic xmlns:pic="http://schemas.openxmlformats.org/drawingml/2006/picture">
                   <pic:nvPicPr>
-                    <pic:cNvPr id="1239308909" name="图片 1"/>
-                    <pic:cNvPicPr>
-                      <a:picLocks noChangeAspect="1"/>
-                    </pic:cNvPicPr>
+                    <pic:cNvPr id="1948206540" name=""/>
+                    <pic:cNvPicPr/>
                   </pic:nvPicPr>
                   <pic:blipFill>
                     <a:blip r:embed="rId15"/>
@@ -14131,7 +14810,7 @@
                   <pic:spPr>
                     <a:xfrm>
                       <a:off x="0" y="0"/>
-                      <a:ext cx="5732940" cy="2961832"/>
+                      <a:ext cx="5274310" cy="2712085"/>
                     </a:xfrm>
                     <a:prstGeom prst="rect">
                       <a:avLst/>
@@ -14148,6 +14827,9 @@
       <w:pPr>
         <w:pStyle w:val="a4"/>
         <w:spacing w:before="93" w:after="93"/>
+        <w:rPr>
+          <w:rFonts w:hint="eastAsia"/>
+        </w:rPr>
       </w:pPr>
       <w:r>
         <w:rPr>
@@ -14253,6 +14935,9 @@
       <w:pPr>
         <w:pStyle w:val="a4"/>
         <w:spacing w:before="93" w:after="93"/>
+        <w:rPr>
+          <w:rFonts w:hint="eastAsia"/>
+        </w:rPr>
       </w:pPr>
       <w:r>
         <w:rPr>
@@ -14267,12 +14952,14 @@
         <w:spacing w:before="62" w:after="62"/>
         <w:ind w:firstLine="480"/>
       </w:pPr>
+      <w:proofErr w:type="spellStart"/>
       <w:r>
         <w:rPr>
           <w:rFonts w:hint="eastAsia"/>
         </w:rPr>
         <w:t>VideoDetect</w:t>
       </w:r>
+      <w:proofErr w:type="spellEnd"/>
       <w:r>
         <w:rPr>
           <w:rFonts w:hint="eastAsia"/>
@@ -14359,12 +15046,29 @@
       <w:pPr>
         <w:pStyle w:val="a4"/>
         <w:spacing w:before="93" w:after="93"/>
-      </w:pPr>
-      <w:r>
-        <w:rPr>
-          <w:rFonts w:hint="eastAsia"/>
-        </w:rPr>
-        <w:t>图4-5 VideoDetect视频文件检测界面</w:t>
+        <w:rPr>
+          <w:rFonts w:hint="eastAsia"/>
+        </w:rPr>
+      </w:pPr>
+      <w:r>
+        <w:rPr>
+          <w:rFonts w:hint="eastAsia"/>
+        </w:rPr>
+        <w:t xml:space="preserve">图4-5 </w:t>
+      </w:r>
+      <w:proofErr w:type="spellStart"/>
+      <w:r>
+        <w:rPr>
+          <w:rFonts w:hint="eastAsia"/>
+        </w:rPr>
+        <w:t>VideoDetect</w:t>
+      </w:r>
+      <w:proofErr w:type="spellEnd"/>
+      <w:r>
+        <w:rPr>
+          <w:rFonts w:hint="eastAsia"/>
+        </w:rPr>
+        <w:t>视频文件检测界面</w:t>
       </w:r>
     </w:p>
     <w:p>
@@ -14452,6 +15156,9 @@
       <w:pPr>
         <w:pStyle w:val="a4"/>
         <w:spacing w:before="93" w:after="93"/>
+        <w:rPr>
+          <w:rFonts w:hint="eastAsia"/>
+        </w:rPr>
       </w:pPr>
       <w:r>
         <w:rPr>
@@ -14546,6 +15253,9 @@
       <w:pPr>
         <w:pStyle w:val="a4"/>
         <w:spacing w:before="93" w:after="93"/>
+        <w:rPr>
+          <w:rFonts w:hint="eastAsia"/>
+        </w:rPr>
       </w:pPr>
       <w:r>
         <w:rPr>
@@ -14560,12 +15270,14 @@
         <w:spacing w:before="62" w:after="62"/>
         <w:ind w:firstLine="480"/>
       </w:pPr>
+      <w:proofErr w:type="spellStart"/>
       <w:r>
         <w:rPr>
           <w:rFonts w:hint="eastAsia"/>
         </w:rPr>
         <w:t>AdminPlatform</w:t>
       </w:r>
+      <w:proofErr w:type="spellEnd"/>
       <w:r>
         <w:rPr>
           <w:rFonts w:hint="eastAsia"/>
@@ -14635,12 +15347,29 @@
       <w:pPr>
         <w:pStyle w:val="a4"/>
         <w:spacing w:before="93" w:after="93"/>
-      </w:pPr>
-      <w:r>
-        <w:rPr>
-          <w:rFonts w:hint="eastAsia"/>
-        </w:rPr>
-        <w:t>图4-8 AdminPlatform平台管理界面</w:t>
+        <w:rPr>
+          <w:rFonts w:hint="eastAsia"/>
+        </w:rPr>
+      </w:pPr>
+      <w:r>
+        <w:rPr>
+          <w:rFonts w:hint="eastAsia"/>
+        </w:rPr>
+        <w:t xml:space="preserve">图4-8 </w:t>
+      </w:r>
+      <w:proofErr w:type="spellStart"/>
+      <w:r>
+        <w:rPr>
+          <w:rFonts w:hint="eastAsia"/>
+        </w:rPr>
+        <w:t>AdminPlatform</w:t>
+      </w:r>
+      <w:proofErr w:type="spellEnd"/>
+      <w:r>
+        <w:rPr>
+          <w:rFonts w:hint="eastAsia"/>
+        </w:rPr>
+        <w:t>平台管理界面</w:t>
       </w:r>
     </w:p>
     <w:p>
@@ -14725,6 +15454,9 @@
       <w:pPr>
         <w:pStyle w:val="a4"/>
         <w:spacing w:before="93" w:after="93"/>
+        <w:rPr>
+          <w:rFonts w:hint="eastAsia"/>
+        </w:rPr>
       </w:pPr>
       <w:r>
         <w:rPr>
@@ -14818,6 +15550,9 @@
       <w:pPr>
         <w:pStyle w:val="a4"/>
         <w:spacing w:before="93" w:after="93"/>
+        <w:rPr>
+          <w:rFonts w:hint="eastAsia"/>
+        </w:rPr>
       </w:pPr>
       <w:r>
         <w:rPr>
@@ -14894,7 +15629,23 @@
         <w:t>等）进行标准封装，从而屏蔽不同微型计算设备的操作系统差异。生产环境下采用</w:t>
       </w:r>
       <w:r>
-        <w:t xml:space="preserve"> Gunicorn + Uvicorn </w:t>
+        <w:t xml:space="preserve"> </w:t>
+      </w:r>
+      <w:proofErr w:type="spellStart"/>
+      <w:r>
+        <w:t>Gunicorn</w:t>
+      </w:r>
+      <w:proofErr w:type="spellEnd"/>
+      <w:r>
+        <w:t xml:space="preserve"> + </w:t>
+      </w:r>
+      <w:proofErr w:type="spellStart"/>
+      <w:r>
+        <w:t>Uvicorn</w:t>
+      </w:r>
+      <w:proofErr w:type="spellEnd"/>
+      <w:r>
+        <w:t xml:space="preserve"> </w:t>
       </w:r>
       <w:r>
         <w:t>构建基于</w:t>
@@ -14939,9 +15690,11 @@
       <w:r>
         <w:t>）平台管理节点（前端服务）部署：平台前端工程脱离开发态服务器，由自动化流水线执行前置构建产出高度优化的纯静态压缩资源包（</w:t>
       </w:r>
+      <w:proofErr w:type="spellStart"/>
       <w:r>
         <w:t>dist</w:t>
       </w:r>
+      <w:proofErr w:type="spellEnd"/>
       <w:r>
         <w:t>包）。中心平台主节点依托高性能</w:t>
       </w:r>
@@ -15176,12 +15929,14 @@
         </w:rPr>
         <w:t>计算开销较大。解决方法是采用</w:t>
       </w:r>
+      <w:proofErr w:type="spellStart"/>
       <w:r>
         <w:rPr>
           <w:rFonts w:hint="eastAsia"/>
         </w:rPr>
         <w:t>MediaPipe</w:t>
       </w:r>
+      <w:proofErr w:type="spellEnd"/>
       <w:r>
         <w:rPr>
           <w:rFonts w:hint="eastAsia"/>
@@ -15214,12 +15969,14 @@
         </w:rPr>
         <w:t>频繁切换问题。当人员短暂离开画面或被遮挡时，</w:t>
       </w:r>
+      <w:proofErr w:type="spellStart"/>
       <w:r>
         <w:rPr>
           <w:rFonts w:hint="eastAsia"/>
         </w:rPr>
         <w:t>ByteTrack</w:t>
       </w:r>
+      <w:proofErr w:type="spellEnd"/>
       <w:r>
         <w:rPr>
           <w:rFonts w:hint="eastAsia"/>
@@ -15238,11 +15995,19 @@
         </w:rPr>
         <w:t>，导致状态统计混乱。解决方法是调整追踪器参数</w:t>
       </w:r>
-      <w:r>
-        <w:rPr>
-          <w:rFonts w:hint="eastAsia"/>
-        </w:rPr>
-        <w:t>max_age=30</w:t>
+      <w:proofErr w:type="spellStart"/>
+      <w:r>
+        <w:rPr>
+          <w:rFonts w:hint="eastAsia"/>
+        </w:rPr>
+        <w:t>max_age</w:t>
+      </w:r>
+      <w:proofErr w:type="spellEnd"/>
+      <w:r>
+        <w:rPr>
+          <w:rFonts w:hint="eastAsia"/>
+        </w:rPr>
+        <w:t>=30</w:t>
       </w:r>
       <w:r>
         <w:rPr>
@@ -15424,7 +16189,21 @@
         <w:rPr>
           <w:rFonts w:hint="eastAsia"/>
         </w:rPr>
-        <w:t xml:space="preserve"> SecureCore </w:t>
+        <w:t xml:space="preserve"> </w:t>
+      </w:r>
+      <w:proofErr w:type="spellStart"/>
+      <w:r>
+        <w:rPr>
+          <w:rFonts w:hint="eastAsia"/>
+        </w:rPr>
+        <w:t>SecureCore</w:t>
+      </w:r>
+      <w:proofErr w:type="spellEnd"/>
+      <w:r>
+        <w:rPr>
+          <w:rFonts w:hint="eastAsia"/>
+        </w:rPr>
+        <w:t xml:space="preserve"> </w:t>
       </w:r>
       <w:r>
         <w:rPr>
@@ -15462,7 +16241,21 @@
         <w:rPr>
           <w:rFonts w:hint="eastAsia"/>
         </w:rPr>
-        <w:t xml:space="preserve"> SecureCore </w:t>
+        <w:t xml:space="preserve"> </w:t>
+      </w:r>
+      <w:proofErr w:type="spellStart"/>
+      <w:r>
+        <w:rPr>
+          <w:rFonts w:hint="eastAsia"/>
+        </w:rPr>
+        <w:t>SecureCore</w:t>
+      </w:r>
+      <w:proofErr w:type="spellEnd"/>
+      <w:r>
+        <w:rPr>
+          <w:rFonts w:hint="eastAsia"/>
+        </w:rPr>
+        <w:t xml:space="preserve"> </w:t>
       </w:r>
       <w:r>
         <w:rPr>
@@ -15655,23 +16448,25 @@
           <w:sz w:val="24"/>
           <w:szCs w:val="24"/>
         </w:rPr>
-        <w:t xml:space="preserve"> SecureCore </w:t>
-      </w:r>
+        <w:t xml:space="preserve"> </w:t>
+      </w:r>
+      <w:proofErr w:type="spellStart"/>
       <w:r>
         <w:rPr>
           <w:rFonts w:ascii="Times New Roman" w:hAnsi="Times New Roman" w:cs="Times New Roman"/>
           <w:sz w:val="24"/>
           <w:szCs w:val="24"/>
         </w:rPr>
-        <w:t>逻辑隔离原型的可行性。需要说明的是，当前测试环境不包含</w:t>
-      </w:r>
+        <w:t>SecureCore</w:t>
+      </w:r>
+      <w:proofErr w:type="spellEnd"/>
       <w:r>
         <w:rPr>
           <w:rFonts w:ascii="Times New Roman" w:hAnsi="Times New Roman" w:cs="Times New Roman"/>
           <w:sz w:val="24"/>
           <w:szCs w:val="24"/>
         </w:rPr>
-        <w:t xml:space="preserve"> SGX</w:t>
+        <w:t xml:space="preserve"> </w:t>
       </w:r>
       <w:r>
         <w:rPr>
@@ -15679,7 +16474,7 @@
           <w:sz w:val="24"/>
           <w:szCs w:val="24"/>
         </w:rPr>
-        <w:t>、</w:t>
+        <w:t>逻辑隔离原型的可行性。需要说明的是，当前测试环境不包含</w:t>
       </w:r>
       <w:r>
         <w:rPr>
@@ -15687,7 +16482,7 @@
           <w:sz w:val="24"/>
           <w:szCs w:val="24"/>
         </w:rPr>
-        <w:t>TrustZone</w:t>
+        <w:t xml:space="preserve"> SGX</w:t>
       </w:r>
       <w:r>
         <w:rPr>
@@ -15697,21 +16492,23 @@
         </w:rPr>
         <w:t>、</w:t>
       </w:r>
+      <w:proofErr w:type="spellStart"/>
       <w:r>
         <w:rPr>
           <w:rFonts w:ascii="Times New Roman" w:hAnsi="Times New Roman" w:cs="Times New Roman"/>
           <w:sz w:val="24"/>
           <w:szCs w:val="24"/>
         </w:rPr>
-        <w:t xml:space="preserve">Open Enclave </w:t>
-      </w:r>
+        <w:t>TrustZone</w:t>
+      </w:r>
+      <w:proofErr w:type="spellEnd"/>
       <w:r>
         <w:rPr>
           <w:rFonts w:ascii="Times New Roman" w:hAnsi="Times New Roman" w:cs="Times New Roman"/>
           <w:sz w:val="24"/>
           <w:szCs w:val="24"/>
         </w:rPr>
-        <w:t>或机密虚拟机等真实硬件</w:t>
+        <w:t>、</w:t>
       </w:r>
       <w:r>
         <w:rPr>
@@ -15719,7 +16516,7 @@
           <w:sz w:val="24"/>
           <w:szCs w:val="24"/>
         </w:rPr>
-        <w:t xml:space="preserve"> TEE </w:t>
+        <w:t xml:space="preserve">Open Enclave </w:t>
       </w:r>
       <w:r>
         <w:rPr>
@@ -15727,6 +16524,22 @@
           <w:sz w:val="24"/>
           <w:szCs w:val="24"/>
         </w:rPr>
+        <w:t>或机密虚拟机等真实硬件</w:t>
+      </w:r>
+      <w:r>
+        <w:rPr>
+          <w:rFonts w:ascii="Times New Roman" w:hAnsi="Times New Roman" w:cs="Times New Roman"/>
+          <w:sz w:val="24"/>
+          <w:szCs w:val="24"/>
+        </w:rPr>
+        <w:t xml:space="preserve"> TEE </w:t>
+      </w:r>
+      <w:r>
+        <w:rPr>
+          <w:rFonts w:ascii="Times New Roman" w:hAnsi="Times New Roman" w:cs="Times New Roman"/>
+          <w:sz w:val="24"/>
+          <w:szCs w:val="24"/>
+        </w:rPr>
         <w:t>支持。所以，本章不会对硬件级机密计算性能作出声明。</w:t>
       </w:r>
     </w:p>
@@ -15734,6 +16547,9 @@
       <w:pPr>
         <w:pStyle w:val="a4"/>
         <w:spacing w:before="93" w:after="93"/>
+        <w:rPr>
+          <w:rFonts w:hint="eastAsia"/>
+        </w:rPr>
       </w:pPr>
       <w:r>
         <w:t>表5-1 测试环境配置</w:t>
@@ -15775,7 +16591,7 @@
               <w:spacing w:line="300" w:lineRule="auto"/>
               <w:jc w:val="center"/>
               <w:rPr>
-                <w:rFonts w:ascii="Times New Roman" w:eastAsia="宋体" w:hAnsi="Times New Roman" w:hint="eastAsia"/>
+                <w:rFonts w:ascii="Times New Roman" w:eastAsia="宋体" w:hAnsi="Times New Roman"/>
                 <w:sz w:val="24"/>
               </w:rPr>
             </w:pPr>
@@ -15808,7 +16624,7 @@
               <w:spacing w:line="300" w:lineRule="auto"/>
               <w:jc w:val="center"/>
               <w:rPr>
-                <w:rFonts w:ascii="Times New Roman" w:eastAsia="宋体" w:hAnsi="Times New Roman" w:hint="eastAsia"/>
+                <w:rFonts w:ascii="Times New Roman" w:eastAsia="宋体" w:hAnsi="Times New Roman"/>
                 <w:sz w:val="24"/>
               </w:rPr>
             </w:pPr>
@@ -15845,7 +16661,7 @@
               <w:spacing w:line="300" w:lineRule="auto"/>
               <w:jc w:val="center"/>
               <w:rPr>
-                <w:rFonts w:ascii="Times New Roman" w:eastAsia="宋体" w:hAnsi="Times New Roman" w:hint="eastAsia"/>
+                <w:rFonts w:ascii="Times New Roman" w:eastAsia="宋体" w:hAnsi="Times New Roman"/>
                 <w:sz w:val="24"/>
               </w:rPr>
             </w:pPr>
@@ -15874,7 +16690,7 @@
               <w:spacing w:line="300" w:lineRule="auto"/>
               <w:jc w:val="center"/>
               <w:rPr>
-                <w:rFonts w:ascii="Times New Roman" w:eastAsia="宋体" w:hAnsi="Times New Roman" w:hint="eastAsia"/>
+                <w:rFonts w:ascii="Times New Roman" w:eastAsia="宋体" w:hAnsi="Times New Roman"/>
                 <w:sz w:val="24"/>
               </w:rPr>
             </w:pPr>
@@ -15911,7 +16727,7 @@
               <w:spacing w:line="300" w:lineRule="auto"/>
               <w:jc w:val="center"/>
               <w:rPr>
-                <w:rFonts w:ascii="Times New Roman" w:eastAsia="宋体" w:hAnsi="Times New Roman" w:hint="eastAsia"/>
+                <w:rFonts w:ascii="Times New Roman" w:eastAsia="宋体" w:hAnsi="Times New Roman"/>
                 <w:sz w:val="24"/>
               </w:rPr>
             </w:pPr>
@@ -15940,7 +16756,7 @@
               <w:spacing w:line="300" w:lineRule="auto"/>
               <w:jc w:val="center"/>
               <w:rPr>
-                <w:rFonts w:ascii="Times New Roman" w:eastAsia="宋体" w:hAnsi="Times New Roman" w:hint="eastAsia"/>
+                <w:rFonts w:ascii="Times New Roman" w:eastAsia="宋体" w:hAnsi="Times New Roman"/>
                 <w:sz w:val="24"/>
               </w:rPr>
             </w:pPr>
@@ -15991,7 +16807,7 @@
               <w:spacing w:line="300" w:lineRule="auto"/>
               <w:jc w:val="center"/>
               <w:rPr>
-                <w:rFonts w:ascii="Times New Roman" w:eastAsia="宋体" w:hAnsi="Times New Roman" w:hint="eastAsia"/>
+                <w:rFonts w:ascii="Times New Roman" w:eastAsia="宋体" w:hAnsi="Times New Roman"/>
                 <w:sz w:val="24"/>
               </w:rPr>
             </w:pPr>
@@ -16020,7 +16836,7 @@
               <w:spacing w:line="300" w:lineRule="auto"/>
               <w:jc w:val="center"/>
               <w:rPr>
-                <w:rFonts w:ascii="Times New Roman" w:eastAsia="宋体" w:hAnsi="Times New Roman" w:hint="eastAsia"/>
+                <w:rFonts w:ascii="Times New Roman" w:eastAsia="宋体" w:hAnsi="Times New Roman"/>
                 <w:sz w:val="24"/>
               </w:rPr>
             </w:pPr>
@@ -16057,7 +16873,7 @@
               <w:spacing w:line="300" w:lineRule="auto"/>
               <w:jc w:val="center"/>
               <w:rPr>
-                <w:rFonts w:ascii="Times New Roman" w:eastAsia="宋体" w:hAnsi="Times New Roman" w:hint="eastAsia"/>
+                <w:rFonts w:ascii="Times New Roman" w:eastAsia="宋体" w:hAnsi="Times New Roman"/>
                 <w:sz w:val="24"/>
               </w:rPr>
             </w:pPr>
@@ -16086,7 +16902,7 @@
               <w:spacing w:line="300" w:lineRule="auto"/>
               <w:jc w:val="center"/>
               <w:rPr>
-                <w:rFonts w:ascii="Times New Roman" w:eastAsia="宋体" w:hAnsi="Times New Roman" w:hint="eastAsia"/>
+                <w:rFonts w:ascii="Times New Roman" w:eastAsia="宋体" w:hAnsi="Times New Roman"/>
                 <w:sz w:val="24"/>
               </w:rPr>
             </w:pPr>
@@ -16144,7 +16960,7 @@
               <w:spacing w:line="300" w:lineRule="auto"/>
               <w:jc w:val="center"/>
               <w:rPr>
-                <w:rFonts w:ascii="Times New Roman" w:eastAsia="宋体" w:hAnsi="Times New Roman" w:hint="eastAsia"/>
+                <w:rFonts w:ascii="Times New Roman" w:eastAsia="宋体" w:hAnsi="Times New Roman"/>
                 <w:sz w:val="24"/>
               </w:rPr>
             </w:pPr>
@@ -16173,7 +16989,7 @@
               <w:spacing w:line="300" w:lineRule="auto"/>
               <w:jc w:val="center"/>
               <w:rPr>
-                <w:rFonts w:ascii="Times New Roman" w:eastAsia="宋体" w:hAnsi="Times New Roman" w:hint="eastAsia"/>
+                <w:rFonts w:ascii="Times New Roman" w:eastAsia="宋体" w:hAnsi="Times New Roman"/>
                 <w:sz w:val="24"/>
               </w:rPr>
             </w:pPr>
@@ -16210,7 +17026,7 @@
               <w:spacing w:line="300" w:lineRule="auto"/>
               <w:jc w:val="center"/>
               <w:rPr>
-                <w:rFonts w:ascii="Times New Roman" w:eastAsia="宋体" w:hAnsi="Times New Roman" w:hint="eastAsia"/>
+                <w:rFonts w:ascii="Times New Roman" w:eastAsia="宋体" w:hAnsi="Times New Roman"/>
                 <w:sz w:val="24"/>
               </w:rPr>
             </w:pPr>
@@ -16239,7 +17055,7 @@
               <w:spacing w:line="300" w:lineRule="auto"/>
               <w:jc w:val="center"/>
               <w:rPr>
-                <w:rFonts w:ascii="Times New Roman" w:eastAsia="宋体" w:hAnsi="Times New Roman" w:hint="eastAsia"/>
+                <w:rFonts w:ascii="Times New Roman" w:eastAsia="宋体" w:hAnsi="Times New Roman"/>
                 <w:sz w:val="24"/>
               </w:rPr>
             </w:pPr>
@@ -16277,7 +17093,7 @@
               <w:spacing w:line="300" w:lineRule="auto"/>
               <w:jc w:val="center"/>
               <w:rPr>
-                <w:rFonts w:ascii="Times New Roman" w:eastAsia="宋体" w:hAnsi="Times New Roman" w:hint="eastAsia"/>
+                <w:rFonts w:ascii="Times New Roman" w:eastAsia="宋体" w:hAnsi="Times New Roman"/>
                 <w:sz w:val="24"/>
               </w:rPr>
             </w:pPr>
@@ -16309,7 +17125,7 @@
               <w:spacing w:line="300" w:lineRule="auto"/>
               <w:jc w:val="center"/>
               <w:rPr>
-                <w:rFonts w:ascii="Times New Roman" w:eastAsia="宋体" w:hAnsi="Times New Roman" w:hint="eastAsia"/>
+                <w:rFonts w:ascii="Times New Roman" w:eastAsia="宋体" w:hAnsi="Times New Roman"/>
                 <w:sz w:val="24"/>
               </w:rPr>
             </w:pPr>
@@ -16331,6 +17147,7 @@
         <w:ind w:firstLine="420"/>
         <w:jc w:val="left"/>
         <w:rPr>
+          <w:rFonts w:hint="eastAsia"/>
           <w:sz w:val="24"/>
           <w:szCs w:val="24"/>
         </w:rPr>
@@ -16348,6 +17165,9 @@
       <w:pPr>
         <w:pStyle w:val="a4"/>
         <w:spacing w:before="93" w:after="93"/>
+        <w:rPr>
+          <w:rFonts w:hint="eastAsia"/>
+        </w:rPr>
       </w:pPr>
       <w:r>
         <w:t>表5-2 测试数据集概况</w:t>
@@ -16391,7 +17211,7 @@
               <w:spacing w:line="300" w:lineRule="auto"/>
               <w:jc w:val="center"/>
               <w:rPr>
-                <w:rFonts w:ascii="Times New Roman" w:eastAsia="宋体" w:hAnsi="Times New Roman" w:hint="eastAsia"/>
+                <w:rFonts w:ascii="Times New Roman" w:eastAsia="宋体" w:hAnsi="Times New Roman"/>
                 <w:sz w:val="24"/>
               </w:rPr>
             </w:pPr>
@@ -16425,7 +17245,7 @@
               <w:spacing w:line="300" w:lineRule="auto"/>
               <w:jc w:val="center"/>
               <w:rPr>
-                <w:rFonts w:ascii="Times New Roman" w:eastAsia="宋体" w:hAnsi="Times New Roman" w:hint="eastAsia"/>
+                <w:rFonts w:ascii="Times New Roman" w:eastAsia="宋体" w:hAnsi="Times New Roman"/>
                 <w:sz w:val="24"/>
               </w:rPr>
             </w:pPr>
@@ -16459,7 +17279,7 @@
               <w:spacing w:line="300" w:lineRule="auto"/>
               <w:jc w:val="center"/>
               <w:rPr>
-                <w:rFonts w:ascii="Times New Roman" w:eastAsia="宋体" w:hAnsi="Times New Roman" w:hint="eastAsia"/>
+                <w:rFonts w:ascii="Times New Roman" w:eastAsia="宋体" w:hAnsi="Times New Roman"/>
                 <w:sz w:val="24"/>
               </w:rPr>
             </w:pPr>
@@ -16492,7 +17312,7 @@
               <w:spacing w:line="300" w:lineRule="auto"/>
               <w:jc w:val="center"/>
               <w:rPr>
-                <w:rFonts w:ascii="Times New Roman" w:eastAsia="宋体" w:hAnsi="Times New Roman" w:hint="eastAsia"/>
+                <w:rFonts w:ascii="Times New Roman" w:eastAsia="宋体" w:hAnsi="Times New Roman"/>
                 <w:sz w:val="24"/>
               </w:rPr>
             </w:pPr>
@@ -16529,7 +17349,7 @@
               <w:spacing w:line="300" w:lineRule="auto"/>
               <w:jc w:val="center"/>
               <w:rPr>
-                <w:rFonts w:ascii="Times New Roman" w:eastAsia="宋体" w:hAnsi="Times New Roman" w:hint="eastAsia"/>
+                <w:rFonts w:ascii="Times New Roman" w:eastAsia="宋体" w:hAnsi="Times New Roman"/>
                 <w:sz w:val="24"/>
               </w:rPr>
             </w:pPr>
@@ -16561,7 +17381,7 @@
               <w:spacing w:line="300" w:lineRule="auto"/>
               <w:jc w:val="center"/>
               <w:rPr>
-                <w:rFonts w:ascii="Times New Roman" w:eastAsia="宋体" w:hAnsi="Times New Roman" w:hint="eastAsia"/>
+                <w:rFonts w:ascii="Times New Roman" w:eastAsia="宋体" w:hAnsi="Times New Roman"/>
                 <w:sz w:val="24"/>
               </w:rPr>
             </w:pPr>
@@ -16593,7 +17413,7 @@
               <w:spacing w:line="300" w:lineRule="auto"/>
               <w:jc w:val="center"/>
               <w:rPr>
-                <w:rFonts w:ascii="Times New Roman" w:eastAsia="宋体" w:hAnsi="Times New Roman" w:hint="eastAsia"/>
+                <w:rFonts w:ascii="Times New Roman" w:eastAsia="宋体" w:hAnsi="Times New Roman"/>
                 <w:sz w:val="24"/>
               </w:rPr>
             </w:pPr>
@@ -16622,7 +17442,7 @@
               <w:spacing w:line="300" w:lineRule="auto"/>
               <w:jc w:val="center"/>
               <w:rPr>
-                <w:rFonts w:ascii="Times New Roman" w:eastAsia="宋体" w:hAnsi="Times New Roman" w:hint="eastAsia"/>
+                <w:rFonts w:ascii="Times New Roman" w:eastAsia="宋体" w:hAnsi="Times New Roman"/>
                 <w:sz w:val="24"/>
               </w:rPr>
             </w:pPr>
@@ -16659,7 +17479,7 @@
               <w:spacing w:line="300" w:lineRule="auto"/>
               <w:jc w:val="center"/>
               <w:rPr>
-                <w:rFonts w:ascii="Times New Roman" w:eastAsia="宋体" w:hAnsi="Times New Roman" w:hint="eastAsia"/>
+                <w:rFonts w:ascii="Times New Roman" w:eastAsia="宋体" w:hAnsi="Times New Roman"/>
                 <w:sz w:val="24"/>
               </w:rPr>
             </w:pPr>
@@ -16691,7 +17511,7 @@
               <w:spacing w:line="300" w:lineRule="auto"/>
               <w:jc w:val="center"/>
               <w:rPr>
-                <w:rFonts w:ascii="Times New Roman" w:eastAsia="宋体" w:hAnsi="Times New Roman" w:hint="eastAsia"/>
+                <w:rFonts w:ascii="Times New Roman" w:eastAsia="宋体" w:hAnsi="Times New Roman"/>
                 <w:sz w:val="24"/>
               </w:rPr>
             </w:pPr>
@@ -16723,7 +17543,7 @@
               <w:spacing w:line="300" w:lineRule="auto"/>
               <w:jc w:val="center"/>
               <w:rPr>
-                <w:rFonts w:ascii="Times New Roman" w:eastAsia="宋体" w:hAnsi="Times New Roman" w:hint="eastAsia"/>
+                <w:rFonts w:ascii="Times New Roman" w:eastAsia="宋体" w:hAnsi="Times New Roman"/>
                 <w:sz w:val="24"/>
               </w:rPr>
             </w:pPr>
@@ -16752,7 +17572,7 @@
               <w:spacing w:line="300" w:lineRule="auto"/>
               <w:jc w:val="center"/>
               <w:rPr>
-                <w:rFonts w:ascii="Times New Roman" w:eastAsia="宋体" w:hAnsi="Times New Roman" w:hint="eastAsia"/>
+                <w:rFonts w:ascii="Times New Roman" w:eastAsia="宋体" w:hAnsi="Times New Roman"/>
                 <w:sz w:val="24"/>
               </w:rPr>
             </w:pPr>
@@ -16790,7 +17610,7 @@
               <w:spacing w:line="300" w:lineRule="auto"/>
               <w:jc w:val="center"/>
               <w:rPr>
-                <w:rFonts w:ascii="Times New Roman" w:eastAsia="宋体" w:hAnsi="Times New Roman" w:hint="eastAsia"/>
+                <w:rFonts w:ascii="Times New Roman" w:eastAsia="宋体" w:hAnsi="Times New Roman"/>
                 <w:sz w:val="24"/>
               </w:rPr>
             </w:pPr>
@@ -16823,7 +17643,7 @@
               <w:spacing w:line="300" w:lineRule="auto"/>
               <w:jc w:val="center"/>
               <w:rPr>
-                <w:rFonts w:ascii="Times New Roman" w:eastAsia="宋体" w:hAnsi="Times New Roman" w:hint="eastAsia"/>
+                <w:rFonts w:ascii="Times New Roman" w:eastAsia="宋体" w:hAnsi="Times New Roman"/>
                 <w:sz w:val="24"/>
               </w:rPr>
             </w:pPr>
@@ -16856,7 +17676,7 @@
               <w:spacing w:line="300" w:lineRule="auto"/>
               <w:jc w:val="center"/>
               <w:rPr>
-                <w:rFonts w:ascii="Times New Roman" w:eastAsia="宋体" w:hAnsi="Times New Roman" w:hint="eastAsia"/>
+                <w:rFonts w:ascii="Times New Roman" w:eastAsia="宋体" w:hAnsi="Times New Roman"/>
                 <w:sz w:val="24"/>
               </w:rPr>
             </w:pPr>
@@ -16888,7 +17708,7 @@
               <w:spacing w:line="300" w:lineRule="auto"/>
               <w:jc w:val="center"/>
               <w:rPr>
-                <w:rFonts w:ascii="Times New Roman" w:eastAsia="宋体" w:hAnsi="Times New Roman" w:hint="eastAsia"/>
+                <w:rFonts w:ascii="Times New Roman" w:eastAsia="宋体" w:hAnsi="Times New Roman"/>
                 <w:sz w:val="24"/>
               </w:rPr>
             </w:pPr>
@@ -17003,6 +17823,9 @@
       <w:pPr>
         <w:pStyle w:val="a4"/>
         <w:spacing w:before="93" w:after="93"/>
+        <w:rPr>
+          <w:rFonts w:hint="eastAsia"/>
+        </w:rPr>
       </w:pPr>
       <w:r>
         <w:t>表5-3 跌倒检测模型评估结果</w:t>
@@ -17045,7 +17868,7 @@
               <w:spacing w:line="300" w:lineRule="auto"/>
               <w:jc w:val="center"/>
               <w:rPr>
-                <w:rFonts w:ascii="Times New Roman" w:eastAsia="宋体" w:hAnsi="Times New Roman" w:hint="eastAsia"/>
+                <w:rFonts w:ascii="Times New Roman" w:eastAsia="宋体" w:hAnsi="Times New Roman"/>
                 <w:sz w:val="24"/>
               </w:rPr>
             </w:pPr>
@@ -17071,7 +17894,7 @@
               <w:spacing w:line="300" w:lineRule="auto"/>
               <w:jc w:val="center"/>
               <w:rPr>
-                <w:rFonts w:ascii="Times New Roman" w:eastAsia="宋体" w:hAnsi="Times New Roman" w:hint="eastAsia"/>
+                <w:rFonts w:ascii="Times New Roman" w:eastAsia="宋体" w:hAnsi="Times New Roman"/>
                 <w:sz w:val="24"/>
               </w:rPr>
             </w:pPr>
@@ -17104,7 +17927,7 @@
               <w:spacing w:line="300" w:lineRule="auto"/>
               <w:jc w:val="center"/>
               <w:rPr>
-                <w:rFonts w:ascii="Times New Roman" w:eastAsia="宋体" w:hAnsi="Times New Roman" w:hint="eastAsia"/>
+                <w:rFonts w:ascii="Times New Roman" w:eastAsia="宋体" w:hAnsi="Times New Roman"/>
                 <w:sz w:val="24"/>
               </w:rPr>
             </w:pPr>
@@ -17137,7 +17960,7 @@
               <w:spacing w:line="300" w:lineRule="auto"/>
               <w:jc w:val="center"/>
               <w:rPr>
-                <w:rFonts w:ascii="Times New Roman" w:eastAsia="宋体" w:hAnsi="Times New Roman" w:hint="eastAsia"/>
+                <w:rFonts w:ascii="Times New Roman" w:eastAsia="宋体" w:hAnsi="Times New Roman"/>
                 <w:sz w:val="24"/>
               </w:rPr>
             </w:pPr>
@@ -17171,7 +17994,7 @@
               <w:spacing w:line="300" w:lineRule="auto"/>
               <w:jc w:val="center"/>
               <w:rPr>
-                <w:rFonts w:ascii="Times New Roman" w:eastAsia="宋体" w:hAnsi="Times New Roman" w:hint="eastAsia"/>
+                <w:rFonts w:ascii="Times New Roman" w:eastAsia="宋体" w:hAnsi="Times New Roman"/>
                 <w:sz w:val="24"/>
               </w:rPr>
             </w:pPr>
@@ -17200,7 +18023,7 @@
               <w:spacing w:line="300" w:lineRule="auto"/>
               <w:jc w:val="center"/>
               <w:rPr>
-                <w:rFonts w:ascii="Times New Roman" w:eastAsia="宋体" w:hAnsi="Times New Roman" w:hint="eastAsia"/>
+                <w:rFonts w:ascii="Times New Roman" w:eastAsia="宋体" w:hAnsi="Times New Roman"/>
                 <w:sz w:val="24"/>
               </w:rPr>
             </w:pPr>
@@ -17229,7 +18052,7 @@
               <w:spacing w:line="300" w:lineRule="auto"/>
               <w:jc w:val="center"/>
               <w:rPr>
-                <w:rFonts w:ascii="Times New Roman" w:eastAsia="宋体" w:hAnsi="Times New Roman" w:hint="eastAsia"/>
+                <w:rFonts w:ascii="Times New Roman" w:eastAsia="宋体" w:hAnsi="Times New Roman"/>
                 <w:sz w:val="24"/>
               </w:rPr>
             </w:pPr>
@@ -17258,7 +18081,7 @@
               <w:spacing w:line="300" w:lineRule="auto"/>
               <w:jc w:val="center"/>
               <w:rPr>
-                <w:rFonts w:ascii="Times New Roman" w:eastAsia="宋体" w:hAnsi="Times New Roman" w:hint="eastAsia"/>
+                <w:rFonts w:ascii="Times New Roman" w:eastAsia="宋体" w:hAnsi="Times New Roman"/>
                 <w:sz w:val="24"/>
               </w:rPr>
             </w:pPr>
@@ -17292,7 +18115,7 @@
               <w:spacing w:line="300" w:lineRule="auto"/>
               <w:jc w:val="center"/>
               <w:rPr>
-                <w:rFonts w:ascii="Times New Roman" w:eastAsia="宋体" w:hAnsi="Times New Roman" w:hint="eastAsia"/>
+                <w:rFonts w:ascii="Times New Roman" w:eastAsia="宋体" w:hAnsi="Times New Roman"/>
                 <w:sz w:val="24"/>
               </w:rPr>
             </w:pPr>
@@ -17321,7 +18144,7 @@
               <w:spacing w:line="300" w:lineRule="auto"/>
               <w:jc w:val="center"/>
               <w:rPr>
-                <w:rFonts w:ascii="Times New Roman" w:eastAsia="宋体" w:hAnsi="Times New Roman" w:hint="eastAsia"/>
+                <w:rFonts w:ascii="Times New Roman" w:eastAsia="宋体" w:hAnsi="Times New Roman"/>
                 <w:sz w:val="24"/>
               </w:rPr>
             </w:pPr>
@@ -17350,7 +18173,7 @@
               <w:spacing w:line="300" w:lineRule="auto"/>
               <w:jc w:val="center"/>
               <w:rPr>
-                <w:rFonts w:ascii="Times New Roman" w:eastAsia="宋体" w:hAnsi="Times New Roman" w:hint="eastAsia"/>
+                <w:rFonts w:ascii="Times New Roman" w:eastAsia="宋体" w:hAnsi="Times New Roman"/>
                 <w:sz w:val="24"/>
               </w:rPr>
             </w:pPr>
@@ -17379,7 +18202,7 @@
               <w:spacing w:line="300" w:lineRule="auto"/>
               <w:jc w:val="center"/>
               <w:rPr>
-                <w:rFonts w:ascii="Times New Roman" w:eastAsia="宋体" w:hAnsi="Times New Roman" w:hint="eastAsia"/>
+                <w:rFonts w:ascii="Times New Roman" w:eastAsia="宋体" w:hAnsi="Times New Roman"/>
                 <w:sz w:val="24"/>
               </w:rPr>
             </w:pPr>
@@ -17416,7 +18239,7 @@
               <w:spacing w:line="300" w:lineRule="auto"/>
               <w:jc w:val="center"/>
               <w:rPr>
-                <w:rFonts w:ascii="Times New Roman" w:eastAsia="宋体" w:hAnsi="Times New Roman" w:hint="eastAsia"/>
+                <w:rFonts w:ascii="Times New Roman" w:eastAsia="宋体" w:hAnsi="Times New Roman"/>
                 <w:sz w:val="24"/>
               </w:rPr>
             </w:pPr>
@@ -17448,7 +18271,7 @@
               <w:spacing w:line="300" w:lineRule="auto"/>
               <w:jc w:val="center"/>
               <w:rPr>
-                <w:rFonts w:ascii="Times New Roman" w:eastAsia="宋体" w:hAnsi="Times New Roman" w:hint="eastAsia"/>
+                <w:rFonts w:ascii="Times New Roman" w:eastAsia="宋体" w:hAnsi="Times New Roman"/>
                 <w:sz w:val="24"/>
               </w:rPr>
             </w:pPr>
@@ -17480,7 +18303,7 @@
               <w:spacing w:line="300" w:lineRule="auto"/>
               <w:jc w:val="center"/>
               <w:rPr>
-                <w:rFonts w:ascii="Times New Roman" w:eastAsia="宋体" w:hAnsi="Times New Roman" w:hint="eastAsia"/>
+                <w:rFonts w:ascii="Times New Roman" w:eastAsia="宋体" w:hAnsi="Times New Roman"/>
                 <w:sz w:val="24"/>
               </w:rPr>
             </w:pPr>
@@ -17512,7 +18335,7 @@
               <w:spacing w:line="300" w:lineRule="auto"/>
               <w:jc w:val="center"/>
               <w:rPr>
-                <w:rFonts w:ascii="Times New Roman" w:eastAsia="宋体" w:hAnsi="Times New Roman" w:hint="eastAsia"/>
+                <w:rFonts w:ascii="Times New Roman" w:eastAsia="宋体" w:hAnsi="Times New Roman"/>
                 <w:sz w:val="24"/>
               </w:rPr>
             </w:pPr>
@@ -17739,6 +18562,9 @@
       <w:pPr>
         <w:pStyle w:val="a4"/>
         <w:spacing w:before="93" w:after="93"/>
+        <w:rPr>
+          <w:rFonts w:hint="eastAsia"/>
+        </w:rPr>
       </w:pPr>
       <w:r>
         <w:t>表5-4 长时间静止检测规则配置</w:t>
@@ -17781,7 +18607,7 @@
               <w:spacing w:line="300" w:lineRule="auto"/>
               <w:jc w:val="center"/>
               <w:rPr>
-                <w:rFonts w:ascii="Times New Roman" w:eastAsia="宋体" w:hAnsi="Times New Roman" w:hint="eastAsia"/>
+                <w:rFonts w:ascii="Times New Roman" w:eastAsia="宋体" w:hAnsi="Times New Roman"/>
                 <w:sz w:val="24"/>
               </w:rPr>
             </w:pPr>
@@ -17815,7 +18641,7 @@
               <w:spacing w:line="300" w:lineRule="auto"/>
               <w:jc w:val="center"/>
               <w:rPr>
-                <w:rFonts w:ascii="Times New Roman" w:eastAsia="宋体" w:hAnsi="Times New Roman" w:hint="eastAsia"/>
+                <w:rFonts w:ascii="Times New Roman" w:eastAsia="宋体" w:hAnsi="Times New Roman"/>
                 <w:sz w:val="24"/>
               </w:rPr>
             </w:pPr>
@@ -17848,7 +18674,7 @@
               <w:spacing w:line="300" w:lineRule="auto"/>
               <w:jc w:val="center"/>
               <w:rPr>
-                <w:rFonts w:ascii="Times New Roman" w:eastAsia="宋体" w:hAnsi="Times New Roman" w:hint="eastAsia"/>
+                <w:rFonts w:ascii="Times New Roman" w:eastAsia="宋体" w:hAnsi="Times New Roman"/>
                 <w:sz w:val="24"/>
               </w:rPr>
             </w:pPr>
@@ -17885,7 +18711,7 @@
               <w:spacing w:line="300" w:lineRule="auto"/>
               <w:jc w:val="center"/>
               <w:rPr>
-                <w:rFonts w:ascii="Times New Roman" w:eastAsia="宋体" w:hAnsi="Times New Roman" w:hint="eastAsia"/>
+                <w:rFonts w:ascii="Times New Roman" w:eastAsia="宋体" w:hAnsi="Times New Roman"/>
                 <w:sz w:val="24"/>
               </w:rPr>
             </w:pPr>
@@ -17917,7 +18743,7 @@
               <w:spacing w:line="300" w:lineRule="auto"/>
               <w:jc w:val="center"/>
               <w:rPr>
-                <w:rFonts w:ascii="Times New Roman" w:eastAsia="宋体" w:hAnsi="Times New Roman" w:hint="eastAsia"/>
+                <w:rFonts w:ascii="Times New Roman" w:eastAsia="宋体" w:hAnsi="Times New Roman"/>
                 <w:sz w:val="24"/>
               </w:rPr>
             </w:pPr>
@@ -17946,7 +18772,7 @@
               <w:spacing w:line="300" w:lineRule="auto"/>
               <w:jc w:val="center"/>
               <w:rPr>
-                <w:rFonts w:ascii="Times New Roman" w:eastAsia="宋体" w:hAnsi="Times New Roman" w:hint="eastAsia"/>
+                <w:rFonts w:ascii="Times New Roman" w:eastAsia="宋体" w:hAnsi="Times New Roman"/>
                 <w:sz w:val="24"/>
               </w:rPr>
             </w:pPr>
@@ -17983,7 +18809,7 @@
               <w:spacing w:line="300" w:lineRule="auto"/>
               <w:jc w:val="center"/>
               <w:rPr>
-                <w:rFonts w:ascii="Times New Roman" w:eastAsia="宋体" w:hAnsi="Times New Roman" w:hint="eastAsia"/>
+                <w:rFonts w:ascii="Times New Roman" w:eastAsia="宋体" w:hAnsi="Times New Roman"/>
                 <w:sz w:val="24"/>
               </w:rPr>
             </w:pPr>
@@ -18015,7 +18841,7 @@
               <w:spacing w:line="300" w:lineRule="auto"/>
               <w:jc w:val="center"/>
               <w:rPr>
-                <w:rFonts w:ascii="Times New Roman" w:eastAsia="宋体" w:hAnsi="Times New Roman" w:hint="eastAsia"/>
+                <w:rFonts w:ascii="Times New Roman" w:eastAsia="宋体" w:hAnsi="Times New Roman"/>
                 <w:sz w:val="24"/>
               </w:rPr>
             </w:pPr>
@@ -18044,7 +18870,7 @@
               <w:spacing w:line="300" w:lineRule="auto"/>
               <w:jc w:val="center"/>
               <w:rPr>
-                <w:rFonts w:ascii="Times New Roman" w:eastAsia="宋体" w:hAnsi="Times New Roman" w:hint="eastAsia"/>
+                <w:rFonts w:ascii="Times New Roman" w:eastAsia="宋体" w:hAnsi="Times New Roman"/>
                 <w:sz w:val="24"/>
               </w:rPr>
             </w:pPr>
@@ -18081,7 +18907,7 @@
               <w:spacing w:line="300" w:lineRule="auto"/>
               <w:jc w:val="center"/>
               <w:rPr>
-                <w:rFonts w:ascii="Times New Roman" w:eastAsia="宋体" w:hAnsi="Times New Roman" w:hint="eastAsia"/>
+                <w:rFonts w:ascii="Times New Roman" w:eastAsia="宋体" w:hAnsi="Times New Roman"/>
                 <w:sz w:val="24"/>
               </w:rPr>
             </w:pPr>
@@ -18113,7 +18939,7 @@
               <w:spacing w:line="300" w:lineRule="auto"/>
               <w:jc w:val="center"/>
               <w:rPr>
-                <w:rFonts w:ascii="Times New Roman" w:eastAsia="宋体" w:hAnsi="Times New Roman" w:hint="eastAsia"/>
+                <w:rFonts w:ascii="Times New Roman" w:eastAsia="宋体" w:hAnsi="Times New Roman"/>
                 <w:sz w:val="24"/>
               </w:rPr>
             </w:pPr>
@@ -18142,7 +18968,7 @@
               <w:spacing w:line="300" w:lineRule="auto"/>
               <w:jc w:val="center"/>
               <w:rPr>
-                <w:rFonts w:ascii="Times New Roman" w:eastAsia="宋体" w:hAnsi="Times New Roman" w:hint="eastAsia"/>
+                <w:rFonts w:ascii="Times New Roman" w:eastAsia="宋体" w:hAnsi="Times New Roman"/>
                 <w:sz w:val="24"/>
               </w:rPr>
             </w:pPr>
@@ -18194,7 +19020,7 @@
               <w:spacing w:line="300" w:lineRule="auto"/>
               <w:jc w:val="center"/>
               <w:rPr>
-                <w:rFonts w:ascii="Times New Roman" w:eastAsia="宋体" w:hAnsi="Times New Roman" w:hint="eastAsia"/>
+                <w:rFonts w:ascii="Times New Roman" w:eastAsia="宋体" w:hAnsi="Times New Roman"/>
                 <w:sz w:val="24"/>
               </w:rPr>
             </w:pPr>
@@ -18227,7 +19053,7 @@
               <w:spacing w:line="300" w:lineRule="auto"/>
               <w:jc w:val="center"/>
               <w:rPr>
-                <w:rFonts w:ascii="Times New Roman" w:eastAsia="宋体" w:hAnsi="Times New Roman" w:hint="eastAsia"/>
+                <w:rFonts w:ascii="Times New Roman" w:eastAsia="宋体" w:hAnsi="Times New Roman"/>
                 <w:sz w:val="24"/>
               </w:rPr>
             </w:pPr>
@@ -18273,7 +19099,7 @@
               <w:spacing w:line="300" w:lineRule="auto"/>
               <w:jc w:val="center"/>
               <w:rPr>
-                <w:rFonts w:ascii="Times New Roman" w:eastAsia="宋体" w:hAnsi="Times New Roman" w:hint="eastAsia"/>
+                <w:rFonts w:ascii="Times New Roman" w:eastAsia="宋体" w:hAnsi="Times New Roman"/>
                 <w:sz w:val="24"/>
               </w:rPr>
             </w:pPr>
@@ -18398,6 +19224,9 @@
       <w:pPr>
         <w:pStyle w:val="a4"/>
         <w:spacing w:before="93" w:after="93"/>
+        <w:rPr>
+          <w:rFonts w:hint="eastAsia"/>
+        </w:rPr>
       </w:pPr>
       <w:r>
         <w:t>表5-5 夜间异常检测规则配置</w:t>
@@ -18440,7 +19269,7 @@
               <w:spacing w:line="300" w:lineRule="auto"/>
               <w:jc w:val="center"/>
               <w:rPr>
-                <w:rFonts w:ascii="Times New Roman" w:eastAsia="宋体" w:hAnsi="Times New Roman" w:hint="eastAsia"/>
+                <w:rFonts w:ascii="Times New Roman" w:eastAsia="宋体" w:hAnsi="Times New Roman"/>
                 <w:sz w:val="24"/>
               </w:rPr>
             </w:pPr>
@@ -18474,7 +19303,7 @@
               <w:spacing w:line="300" w:lineRule="auto"/>
               <w:jc w:val="center"/>
               <w:rPr>
-                <w:rFonts w:ascii="Times New Roman" w:eastAsia="宋体" w:hAnsi="Times New Roman" w:hint="eastAsia"/>
+                <w:rFonts w:ascii="Times New Roman" w:eastAsia="宋体" w:hAnsi="Times New Roman"/>
                 <w:sz w:val="24"/>
               </w:rPr>
             </w:pPr>
@@ -18507,7 +19336,7 @@
               <w:spacing w:line="300" w:lineRule="auto"/>
               <w:jc w:val="center"/>
               <w:rPr>
-                <w:rFonts w:ascii="Times New Roman" w:eastAsia="宋体" w:hAnsi="Times New Roman" w:hint="eastAsia"/>
+                <w:rFonts w:ascii="Times New Roman" w:eastAsia="宋体" w:hAnsi="Times New Roman"/>
                 <w:sz w:val="24"/>
               </w:rPr>
             </w:pPr>
@@ -18544,7 +19373,7 @@
               <w:spacing w:line="300" w:lineRule="auto"/>
               <w:jc w:val="center"/>
               <w:rPr>
-                <w:rFonts w:ascii="Times New Roman" w:eastAsia="宋体" w:hAnsi="Times New Roman" w:hint="eastAsia"/>
+                <w:rFonts w:ascii="Times New Roman" w:eastAsia="宋体" w:hAnsi="Times New Roman"/>
                 <w:sz w:val="24"/>
               </w:rPr>
             </w:pPr>
@@ -18576,7 +19405,7 @@
               <w:spacing w:line="300" w:lineRule="auto"/>
               <w:jc w:val="center"/>
               <w:rPr>
-                <w:rFonts w:ascii="Times New Roman" w:eastAsia="宋体" w:hAnsi="Times New Roman" w:hint="eastAsia"/>
+                <w:rFonts w:ascii="Times New Roman" w:eastAsia="宋体" w:hAnsi="Times New Roman"/>
                 <w:sz w:val="24"/>
               </w:rPr>
             </w:pPr>
@@ -18605,7 +19434,7 @@
               <w:spacing w:line="300" w:lineRule="auto"/>
               <w:jc w:val="center"/>
               <w:rPr>
-                <w:rFonts w:ascii="Times New Roman" w:eastAsia="宋体" w:hAnsi="Times New Roman" w:hint="eastAsia"/>
+                <w:rFonts w:ascii="Times New Roman" w:eastAsia="宋体" w:hAnsi="Times New Roman"/>
                 <w:sz w:val="24"/>
               </w:rPr>
             </w:pPr>
@@ -18642,7 +19471,7 @@
               <w:spacing w:line="300" w:lineRule="auto"/>
               <w:jc w:val="center"/>
               <w:rPr>
-                <w:rFonts w:ascii="Times New Roman" w:eastAsia="宋体" w:hAnsi="Times New Roman" w:hint="eastAsia"/>
+                <w:rFonts w:ascii="Times New Roman" w:eastAsia="宋体" w:hAnsi="Times New Roman"/>
                 <w:sz w:val="24"/>
               </w:rPr>
             </w:pPr>
@@ -18674,7 +19503,7 @@
               <w:spacing w:line="300" w:lineRule="auto"/>
               <w:jc w:val="center"/>
               <w:rPr>
-                <w:rFonts w:ascii="Times New Roman" w:eastAsia="宋体" w:hAnsi="Times New Roman" w:hint="eastAsia"/>
+                <w:rFonts w:ascii="Times New Roman" w:eastAsia="宋体" w:hAnsi="Times New Roman"/>
                 <w:sz w:val="24"/>
               </w:rPr>
             </w:pPr>
@@ -18703,7 +19532,7 @@
               <w:spacing w:line="300" w:lineRule="auto"/>
               <w:jc w:val="center"/>
               <w:rPr>
-                <w:rFonts w:ascii="Times New Roman" w:eastAsia="宋体" w:hAnsi="Times New Roman" w:hint="eastAsia"/>
+                <w:rFonts w:ascii="Times New Roman" w:eastAsia="宋体" w:hAnsi="Times New Roman"/>
                 <w:sz w:val="24"/>
               </w:rPr>
             </w:pPr>
@@ -18740,7 +19569,7 @@
               <w:spacing w:line="300" w:lineRule="auto"/>
               <w:jc w:val="center"/>
               <w:rPr>
-                <w:rFonts w:ascii="Times New Roman" w:eastAsia="宋体" w:hAnsi="Times New Roman" w:hint="eastAsia"/>
+                <w:rFonts w:ascii="Times New Roman" w:eastAsia="宋体" w:hAnsi="Times New Roman"/>
                 <w:sz w:val="24"/>
               </w:rPr>
             </w:pPr>
@@ -18772,7 +19601,7 @@
               <w:spacing w:line="300" w:lineRule="auto"/>
               <w:jc w:val="center"/>
               <w:rPr>
-                <w:rFonts w:ascii="Times New Roman" w:eastAsia="宋体" w:hAnsi="Times New Roman" w:hint="eastAsia"/>
+                <w:rFonts w:ascii="Times New Roman" w:eastAsia="宋体" w:hAnsi="Times New Roman"/>
                 <w:sz w:val="24"/>
               </w:rPr>
             </w:pPr>
@@ -18815,7 +19644,7 @@
               <w:spacing w:line="300" w:lineRule="auto"/>
               <w:jc w:val="center"/>
               <w:rPr>
-                <w:rFonts w:ascii="Times New Roman" w:eastAsia="宋体" w:hAnsi="Times New Roman" w:hint="eastAsia"/>
+                <w:rFonts w:ascii="Times New Roman" w:eastAsia="宋体" w:hAnsi="Times New Roman"/>
                 <w:sz w:val="24"/>
               </w:rPr>
             </w:pPr>
@@ -18853,7 +19682,7 @@
               <w:spacing w:line="300" w:lineRule="auto"/>
               <w:jc w:val="center"/>
               <w:rPr>
-                <w:rFonts w:ascii="Times New Roman" w:eastAsia="宋体" w:hAnsi="Times New Roman" w:hint="eastAsia"/>
+                <w:rFonts w:ascii="Times New Roman" w:eastAsia="宋体" w:hAnsi="Times New Roman"/>
                 <w:sz w:val="24"/>
               </w:rPr>
             </w:pPr>
@@ -18886,7 +19715,7 @@
               <w:spacing w:line="300" w:lineRule="auto"/>
               <w:jc w:val="center"/>
               <w:rPr>
-                <w:rFonts w:ascii="Times New Roman" w:eastAsia="宋体" w:hAnsi="Times New Roman" w:hint="eastAsia"/>
+                <w:rFonts w:ascii="Times New Roman" w:eastAsia="宋体" w:hAnsi="Times New Roman"/>
                 <w:sz w:val="24"/>
               </w:rPr>
             </w:pPr>
@@ -18918,7 +19747,7 @@
               <w:spacing w:line="300" w:lineRule="auto"/>
               <w:jc w:val="center"/>
               <w:rPr>
-                <w:rFonts w:ascii="Times New Roman" w:eastAsia="宋体" w:hAnsi="Times New Roman" w:hint="eastAsia"/>
+                <w:rFonts w:ascii="Times New Roman" w:eastAsia="宋体" w:hAnsi="Times New Roman"/>
                 <w:sz w:val="24"/>
               </w:rPr>
             </w:pPr>
@@ -18988,6 +19817,9 @@
       <w:pPr>
         <w:pStyle w:val="a4"/>
         <w:spacing w:before="93" w:after="93"/>
+        <w:rPr>
+          <w:rFonts w:hint="eastAsia"/>
+        </w:rPr>
       </w:pPr>
       <w:r>
         <w:t>表5-6 风险分级与规则引擎测试结果</w:t>
@@ -19032,7 +19864,7 @@
               <w:spacing w:line="300" w:lineRule="auto"/>
               <w:jc w:val="center"/>
               <w:rPr>
-                <w:rFonts w:ascii="Times New Roman" w:eastAsia="宋体" w:hAnsi="Times New Roman" w:hint="eastAsia"/>
+                <w:rFonts w:ascii="Times New Roman" w:eastAsia="宋体" w:hAnsi="Times New Roman"/>
                 <w:sz w:val="24"/>
               </w:rPr>
             </w:pPr>
@@ -19066,7 +19898,7 @@
               <w:spacing w:line="300" w:lineRule="auto"/>
               <w:jc w:val="center"/>
               <w:rPr>
-                <w:rFonts w:ascii="Times New Roman" w:eastAsia="宋体" w:hAnsi="Times New Roman" w:hint="eastAsia"/>
+                <w:rFonts w:ascii="Times New Roman" w:eastAsia="宋体" w:hAnsi="Times New Roman"/>
                 <w:sz w:val="24"/>
               </w:rPr>
             </w:pPr>
@@ -19100,7 +19932,7 @@
               <w:spacing w:line="300" w:lineRule="auto"/>
               <w:jc w:val="center"/>
               <w:rPr>
-                <w:rFonts w:ascii="Times New Roman" w:eastAsia="宋体" w:hAnsi="Times New Roman" w:hint="eastAsia"/>
+                <w:rFonts w:ascii="Times New Roman" w:eastAsia="宋体" w:hAnsi="Times New Roman"/>
                 <w:sz w:val="24"/>
               </w:rPr>
             </w:pPr>
@@ -19134,7 +19966,7 @@
               <w:spacing w:line="300" w:lineRule="auto"/>
               <w:jc w:val="center"/>
               <w:rPr>
-                <w:rFonts w:ascii="Times New Roman" w:eastAsia="宋体" w:hAnsi="Times New Roman" w:hint="eastAsia"/>
+                <w:rFonts w:ascii="Times New Roman" w:eastAsia="宋体" w:hAnsi="Times New Roman"/>
                 <w:sz w:val="24"/>
               </w:rPr>
             </w:pPr>
@@ -19167,7 +19999,7 @@
               <w:spacing w:line="300" w:lineRule="auto"/>
               <w:jc w:val="center"/>
               <w:rPr>
-                <w:rFonts w:ascii="Times New Roman" w:eastAsia="宋体" w:hAnsi="Times New Roman" w:hint="eastAsia"/>
+                <w:rFonts w:ascii="Times New Roman" w:eastAsia="宋体" w:hAnsi="Times New Roman"/>
                 <w:sz w:val="24"/>
               </w:rPr>
             </w:pPr>
@@ -19204,7 +20036,7 @@
               <w:spacing w:line="300" w:lineRule="auto"/>
               <w:jc w:val="center"/>
               <w:rPr>
-                <w:rFonts w:ascii="Times New Roman" w:eastAsia="宋体" w:hAnsi="Times New Roman" w:hint="eastAsia"/>
+                <w:rFonts w:ascii="Times New Roman" w:eastAsia="宋体" w:hAnsi="Times New Roman"/>
                 <w:sz w:val="24"/>
               </w:rPr>
             </w:pPr>
@@ -19257,7 +20089,7 @@
               <w:spacing w:line="300" w:lineRule="auto"/>
               <w:jc w:val="center"/>
               <w:rPr>
-                <w:rFonts w:ascii="Times New Roman" w:eastAsia="宋体" w:hAnsi="Times New Roman" w:hint="eastAsia"/>
+                <w:rFonts w:ascii="Times New Roman" w:eastAsia="宋体" w:hAnsi="Times New Roman"/>
                 <w:sz w:val="24"/>
               </w:rPr>
             </w:pPr>
@@ -19310,7 +20142,7 @@
               <w:spacing w:line="300" w:lineRule="auto"/>
               <w:jc w:val="center"/>
               <w:rPr>
-                <w:rFonts w:ascii="Times New Roman" w:eastAsia="宋体" w:hAnsi="Times New Roman" w:hint="eastAsia"/>
+                <w:rFonts w:ascii="Times New Roman" w:eastAsia="宋体" w:hAnsi="Times New Roman"/>
                 <w:sz w:val="24"/>
               </w:rPr>
             </w:pPr>
@@ -19342,7 +20174,7 @@
               <w:spacing w:line="300" w:lineRule="auto"/>
               <w:jc w:val="center"/>
               <w:rPr>
-                <w:rFonts w:ascii="Times New Roman" w:eastAsia="宋体" w:hAnsi="Times New Roman" w:hint="eastAsia"/>
+                <w:rFonts w:ascii="Times New Roman" w:eastAsia="宋体" w:hAnsi="Times New Roman"/>
                 <w:sz w:val="24"/>
               </w:rPr>
             </w:pPr>
@@ -19371,7 +20203,7 @@
               <w:spacing w:line="300" w:lineRule="auto"/>
               <w:jc w:val="center"/>
               <w:rPr>
-                <w:rFonts w:ascii="Times New Roman" w:eastAsia="宋体" w:hAnsi="Times New Roman" w:hint="eastAsia"/>
+                <w:rFonts w:ascii="Times New Roman" w:eastAsia="宋体" w:hAnsi="Times New Roman"/>
                 <w:sz w:val="24"/>
               </w:rPr>
             </w:pPr>
@@ -19408,7 +20240,7 @@
               <w:spacing w:line="300" w:lineRule="auto"/>
               <w:jc w:val="center"/>
               <w:rPr>
-                <w:rFonts w:ascii="Times New Roman" w:eastAsia="宋体" w:hAnsi="Times New Roman" w:hint="eastAsia"/>
+                <w:rFonts w:ascii="Times New Roman" w:eastAsia="宋体" w:hAnsi="Times New Roman"/>
                 <w:sz w:val="24"/>
               </w:rPr>
             </w:pPr>
@@ -19461,7 +20293,7 @@
               <w:spacing w:line="300" w:lineRule="auto"/>
               <w:jc w:val="center"/>
               <w:rPr>
-                <w:rFonts w:ascii="Times New Roman" w:eastAsia="宋体" w:hAnsi="Times New Roman" w:hint="eastAsia"/>
+                <w:rFonts w:ascii="Times New Roman" w:eastAsia="宋体" w:hAnsi="Times New Roman"/>
                 <w:sz w:val="24"/>
               </w:rPr>
             </w:pPr>
@@ -19514,7 +20346,7 @@
               <w:spacing w:line="300" w:lineRule="auto"/>
               <w:jc w:val="center"/>
               <w:rPr>
-                <w:rFonts w:ascii="Times New Roman" w:eastAsia="宋体" w:hAnsi="Times New Roman" w:hint="eastAsia"/>
+                <w:rFonts w:ascii="Times New Roman" w:eastAsia="宋体" w:hAnsi="Times New Roman"/>
                 <w:sz w:val="24"/>
               </w:rPr>
             </w:pPr>
@@ -19546,7 +20378,7 @@
               <w:spacing w:line="300" w:lineRule="auto"/>
               <w:jc w:val="center"/>
               <w:rPr>
-                <w:rFonts w:ascii="Times New Roman" w:eastAsia="宋体" w:hAnsi="Times New Roman" w:hint="eastAsia"/>
+                <w:rFonts w:ascii="Times New Roman" w:eastAsia="宋体" w:hAnsi="Times New Roman"/>
                 <w:sz w:val="24"/>
               </w:rPr>
             </w:pPr>
@@ -19575,7 +20407,7 @@
               <w:spacing w:line="300" w:lineRule="auto"/>
               <w:jc w:val="center"/>
               <w:rPr>
-                <w:rFonts w:ascii="Times New Roman" w:eastAsia="宋体" w:hAnsi="Times New Roman" w:hint="eastAsia"/>
+                <w:rFonts w:ascii="Times New Roman" w:eastAsia="宋体" w:hAnsi="Times New Roman"/>
                 <w:sz w:val="24"/>
               </w:rPr>
             </w:pPr>
@@ -19612,7 +20444,7 @@
               <w:spacing w:line="300" w:lineRule="auto"/>
               <w:jc w:val="center"/>
               <w:rPr>
-                <w:rFonts w:ascii="Times New Roman" w:eastAsia="宋体" w:hAnsi="Times New Roman" w:hint="eastAsia"/>
+                <w:rFonts w:ascii="Times New Roman" w:eastAsia="宋体" w:hAnsi="Times New Roman"/>
                 <w:sz w:val="24"/>
               </w:rPr>
             </w:pPr>
@@ -19665,7 +20497,7 @@
               <w:spacing w:line="300" w:lineRule="auto"/>
               <w:jc w:val="center"/>
               <w:rPr>
-                <w:rFonts w:ascii="Times New Roman" w:eastAsia="宋体" w:hAnsi="Times New Roman" w:hint="eastAsia"/>
+                <w:rFonts w:ascii="Times New Roman" w:eastAsia="宋体" w:hAnsi="Times New Roman"/>
                 <w:sz w:val="24"/>
               </w:rPr>
             </w:pPr>
@@ -19718,7 +20550,7 @@
               <w:spacing w:line="300" w:lineRule="auto"/>
               <w:jc w:val="center"/>
               <w:rPr>
-                <w:rFonts w:ascii="Times New Roman" w:eastAsia="宋体" w:hAnsi="Times New Roman" w:hint="eastAsia"/>
+                <w:rFonts w:ascii="Times New Roman" w:eastAsia="宋体" w:hAnsi="Times New Roman"/>
                 <w:sz w:val="24"/>
               </w:rPr>
             </w:pPr>
@@ -19750,7 +20582,7 @@
               <w:spacing w:line="300" w:lineRule="auto"/>
               <w:jc w:val="center"/>
               <w:rPr>
-                <w:rFonts w:ascii="Times New Roman" w:eastAsia="宋体" w:hAnsi="Times New Roman" w:hint="eastAsia"/>
+                <w:rFonts w:ascii="Times New Roman" w:eastAsia="宋体" w:hAnsi="Times New Roman"/>
                 <w:sz w:val="24"/>
               </w:rPr>
             </w:pPr>
@@ -19779,7 +20611,7 @@
               <w:spacing w:line="300" w:lineRule="auto"/>
               <w:jc w:val="center"/>
               <w:rPr>
-                <w:rFonts w:ascii="Times New Roman" w:eastAsia="宋体" w:hAnsi="Times New Roman" w:hint="eastAsia"/>
+                <w:rFonts w:ascii="Times New Roman" w:eastAsia="宋体" w:hAnsi="Times New Roman"/>
                 <w:sz w:val="24"/>
               </w:rPr>
             </w:pPr>
@@ -19817,7 +20649,7 @@
               <w:spacing w:line="300" w:lineRule="auto"/>
               <w:jc w:val="center"/>
               <w:rPr>
-                <w:rFonts w:ascii="Times New Roman" w:eastAsia="宋体" w:hAnsi="Times New Roman" w:hint="eastAsia"/>
+                <w:rFonts w:ascii="Times New Roman" w:eastAsia="宋体" w:hAnsi="Times New Roman"/>
                 <w:sz w:val="24"/>
               </w:rPr>
             </w:pPr>
@@ -19850,7 +20682,7 @@
               <w:spacing w:line="300" w:lineRule="auto"/>
               <w:jc w:val="center"/>
               <w:rPr>
-                <w:rFonts w:ascii="Times New Roman" w:eastAsia="宋体" w:hAnsi="Times New Roman" w:hint="eastAsia"/>
+                <w:rFonts w:ascii="Times New Roman" w:eastAsia="宋体" w:hAnsi="Times New Roman"/>
                 <w:sz w:val="24"/>
               </w:rPr>
             </w:pPr>
@@ -19925,7 +20757,7 @@
               <w:spacing w:line="300" w:lineRule="auto"/>
               <w:jc w:val="center"/>
               <w:rPr>
-                <w:rFonts w:ascii="Times New Roman" w:eastAsia="宋体" w:hAnsi="Times New Roman" w:hint="eastAsia"/>
+                <w:rFonts w:ascii="Times New Roman" w:eastAsia="宋体" w:hAnsi="Times New Roman"/>
                 <w:sz w:val="24"/>
               </w:rPr>
             </w:pPr>
@@ -19958,7 +20790,7 @@
               <w:spacing w:line="300" w:lineRule="auto"/>
               <w:jc w:val="center"/>
               <w:rPr>
-                <w:rFonts w:ascii="Times New Roman" w:eastAsia="宋体" w:hAnsi="Times New Roman" w:hint="eastAsia"/>
+                <w:rFonts w:ascii="Times New Roman" w:eastAsia="宋体" w:hAnsi="Times New Roman"/>
                 <w:sz w:val="24"/>
               </w:rPr>
             </w:pPr>
@@ -19990,7 +20822,7 @@
               <w:spacing w:line="300" w:lineRule="auto"/>
               <w:jc w:val="center"/>
               <w:rPr>
-                <w:rFonts w:ascii="Times New Roman" w:eastAsia="宋体" w:hAnsi="Times New Roman" w:hint="eastAsia"/>
+                <w:rFonts w:ascii="Times New Roman" w:eastAsia="宋体" w:hAnsi="Times New Roman"/>
                 <w:sz w:val="24"/>
               </w:rPr>
             </w:pPr>
@@ -20108,12 +20940,20 @@
         <w:spacing w:before="468" w:after="93"/>
       </w:pPr>
       <w:bookmarkStart w:id="38" w:name="_Toc227533443"/>
+      <w:proofErr w:type="spellStart"/>
       <w:r>
         <w:rPr>
           <w:rFonts w:hint="eastAsia"/>
         </w:rPr>
         <w:lastRenderedPageBreak/>
-        <w:t xml:space="preserve">SecureCore </w:t>
+        <w:t>SecureCore</w:t>
+      </w:r>
+      <w:proofErr w:type="spellEnd"/>
+      <w:r>
+        <w:rPr>
+          <w:rFonts w:hint="eastAsia"/>
+        </w:rPr>
+        <w:t xml:space="preserve"> </w:t>
       </w:r>
       <w:r>
         <w:rPr>
@@ -20153,7 +20993,21 @@
         <w:rPr>
           <w:rFonts w:hint="eastAsia"/>
         </w:rPr>
-        <w:t xml:space="preserve"> SecureCore </w:t>
+        <w:t xml:space="preserve"> </w:t>
+      </w:r>
+      <w:proofErr w:type="spellStart"/>
+      <w:r>
+        <w:rPr>
+          <w:rFonts w:hint="eastAsia"/>
+        </w:rPr>
+        <w:t>SecureCore</w:t>
+      </w:r>
+      <w:proofErr w:type="spellEnd"/>
+      <w:r>
+        <w:rPr>
+          <w:rFonts w:hint="eastAsia"/>
+        </w:rPr>
+        <w:t xml:space="preserve"> </w:t>
       </w:r>
       <w:r>
         <w:rPr>
@@ -20165,7 +21019,21 @@
         <w:rPr>
           <w:rFonts w:hint="eastAsia"/>
         </w:rPr>
-        <w:t xml:space="preserve"> SecureCore </w:t>
+        <w:t xml:space="preserve"> </w:t>
+      </w:r>
+      <w:proofErr w:type="spellStart"/>
+      <w:r>
+        <w:rPr>
+          <w:rFonts w:hint="eastAsia"/>
+        </w:rPr>
+        <w:t>SecureCore</w:t>
+      </w:r>
+      <w:proofErr w:type="spellEnd"/>
+      <w:r>
+        <w:rPr>
+          <w:rFonts w:hint="eastAsia"/>
+        </w:rPr>
+        <w:t xml:space="preserve"> </w:t>
       </w:r>
       <w:r>
         <w:rPr>
@@ -20241,7 +21109,21 @@
         <w:rPr>
           <w:rFonts w:hint="eastAsia"/>
         </w:rPr>
-        <w:t xml:space="preserve"> SecureCore </w:t>
+        <w:t xml:space="preserve"> </w:t>
+      </w:r>
+      <w:proofErr w:type="spellStart"/>
+      <w:r>
+        <w:rPr>
+          <w:rFonts w:hint="eastAsia"/>
+        </w:rPr>
+        <w:t>SecureCore</w:t>
+      </w:r>
+      <w:proofErr w:type="spellEnd"/>
+      <w:r>
+        <w:rPr>
+          <w:rFonts w:hint="eastAsia"/>
+        </w:rPr>
+        <w:t xml:space="preserve"> </w:t>
       </w:r>
       <w:r>
         <w:rPr>
@@ -20253,7 +21135,21 @@
         <w:rPr>
           <w:rFonts w:hint="eastAsia"/>
         </w:rPr>
-        <w:t xml:space="preserve"> core_hash </w:t>
+        <w:t xml:space="preserve"> </w:t>
+      </w:r>
+      <w:proofErr w:type="spellStart"/>
+      <w:r>
+        <w:rPr>
+          <w:rFonts w:hint="eastAsia"/>
+        </w:rPr>
+        <w:t>core_hash</w:t>
+      </w:r>
+      <w:proofErr w:type="spellEnd"/>
+      <w:r>
+        <w:rPr>
+          <w:rFonts w:hint="eastAsia"/>
+        </w:rPr>
+        <w:t xml:space="preserve"> </w:t>
       </w:r>
       <w:r>
         <w:rPr>
@@ -20265,8 +21161,16 @@
         <w:rPr>
           <w:rFonts w:hint="eastAsia"/>
         </w:rPr>
-        <w:t xml:space="preserve"> model_hash</w:t>
-      </w:r>
+        <w:t xml:space="preserve"> </w:t>
+      </w:r>
+      <w:proofErr w:type="spellStart"/>
+      <w:r>
+        <w:rPr>
+          <w:rFonts w:hint="eastAsia"/>
+        </w:rPr>
+        <w:t>model_hash</w:t>
+      </w:r>
+      <w:proofErr w:type="spellEnd"/>
       <w:r>
         <w:rPr>
           <w:rFonts w:hint="eastAsia"/>
@@ -20315,6 +21219,9 @@
       <w:pPr>
         <w:pStyle w:val="a4"/>
         <w:spacing w:before="93" w:after="93"/>
+        <w:rPr>
+          <w:rFonts w:hint="eastAsia"/>
+        </w:rPr>
       </w:pPr>
       <w:r>
         <w:t>表5-7 完整性校验测试结果</w:t>
@@ -20358,7 +21265,7 @@
               <w:spacing w:line="300" w:lineRule="auto"/>
               <w:jc w:val="center"/>
               <w:rPr>
-                <w:rFonts w:ascii="Times New Roman" w:eastAsia="宋体" w:hAnsi="Times New Roman" w:hint="eastAsia"/>
+                <w:rFonts w:ascii="Times New Roman" w:eastAsia="宋体" w:hAnsi="Times New Roman"/>
                 <w:sz w:val="24"/>
               </w:rPr>
             </w:pPr>
@@ -20392,7 +21299,7 @@
               <w:spacing w:line="300" w:lineRule="auto"/>
               <w:jc w:val="center"/>
               <w:rPr>
-                <w:rFonts w:ascii="Times New Roman" w:eastAsia="宋体" w:hAnsi="Times New Roman" w:hint="eastAsia"/>
+                <w:rFonts w:ascii="Times New Roman" w:eastAsia="宋体" w:hAnsi="Times New Roman"/>
                 <w:sz w:val="24"/>
               </w:rPr>
             </w:pPr>
@@ -20426,7 +21333,7 @@
               <w:spacing w:line="300" w:lineRule="auto"/>
               <w:jc w:val="center"/>
               <w:rPr>
-                <w:rFonts w:ascii="Times New Roman" w:eastAsia="宋体" w:hAnsi="Times New Roman" w:hint="eastAsia"/>
+                <w:rFonts w:ascii="Times New Roman" w:eastAsia="宋体" w:hAnsi="Times New Roman"/>
                 <w:sz w:val="24"/>
               </w:rPr>
             </w:pPr>
@@ -20459,7 +21366,7 @@
               <w:spacing w:line="300" w:lineRule="auto"/>
               <w:jc w:val="center"/>
               <w:rPr>
-                <w:rFonts w:ascii="Times New Roman" w:eastAsia="宋体" w:hAnsi="Times New Roman" w:hint="eastAsia"/>
+                <w:rFonts w:ascii="Times New Roman" w:eastAsia="宋体" w:hAnsi="Times New Roman"/>
                 <w:sz w:val="24"/>
               </w:rPr>
             </w:pPr>
@@ -20496,10 +21403,11 @@
               <w:spacing w:line="300" w:lineRule="auto"/>
               <w:jc w:val="center"/>
               <w:rPr>
-                <w:rFonts w:ascii="Times New Roman" w:eastAsia="宋体" w:hAnsi="Times New Roman" w:hint="eastAsia"/>
-                <w:sz w:val="24"/>
-              </w:rPr>
-            </w:pPr>
+                <w:rFonts w:ascii="Times New Roman" w:eastAsia="宋体" w:hAnsi="Times New Roman"/>
+                <w:sz w:val="24"/>
+              </w:rPr>
+            </w:pPr>
+            <w:proofErr w:type="spellStart"/>
             <w:r>
               <w:rPr>
                 <w:rFonts w:ascii="Times New Roman" w:eastAsia="宋体" w:hAnsi="Times New Roman"/>
@@ -20507,6 +21415,7 @@
               </w:rPr>
               <w:t>core_hash</w:t>
             </w:r>
+            <w:proofErr w:type="spellEnd"/>
           </w:p>
         </w:tc>
         <w:tc>
@@ -20528,7 +21437,7 @@
               <w:spacing w:line="300" w:lineRule="auto"/>
               <w:jc w:val="center"/>
               <w:rPr>
-                <w:rFonts w:ascii="Times New Roman" w:eastAsia="宋体" w:hAnsi="Times New Roman" w:hint="eastAsia"/>
+                <w:rFonts w:ascii="Times New Roman" w:eastAsia="宋体" w:hAnsi="Times New Roman"/>
                 <w:sz w:val="24"/>
               </w:rPr>
             </w:pPr>
@@ -20560,7 +21469,7 @@
               <w:spacing w:line="300" w:lineRule="auto"/>
               <w:jc w:val="center"/>
               <w:rPr>
-                <w:rFonts w:ascii="Times New Roman" w:eastAsia="宋体" w:hAnsi="Times New Roman" w:hint="eastAsia"/>
+                <w:rFonts w:ascii="Times New Roman" w:eastAsia="宋体" w:hAnsi="Times New Roman"/>
                 <w:sz w:val="24"/>
               </w:rPr>
             </w:pPr>
@@ -20596,7 +21505,7 @@
               <w:spacing w:line="300" w:lineRule="auto"/>
               <w:jc w:val="center"/>
               <w:rPr>
-                <w:rFonts w:ascii="Times New Roman" w:eastAsia="宋体" w:hAnsi="Times New Roman" w:hint="eastAsia"/>
+                <w:rFonts w:ascii="Times New Roman" w:eastAsia="宋体" w:hAnsi="Times New Roman"/>
                 <w:sz w:val="24"/>
               </w:rPr>
             </w:pPr>
@@ -20634,10 +21543,11 @@
               <w:spacing w:line="300" w:lineRule="auto"/>
               <w:jc w:val="center"/>
               <w:rPr>
-                <w:rFonts w:ascii="Times New Roman" w:eastAsia="宋体" w:hAnsi="Times New Roman" w:hint="eastAsia"/>
-                <w:sz w:val="24"/>
-              </w:rPr>
-            </w:pPr>
+                <w:rFonts w:ascii="Times New Roman" w:eastAsia="宋体" w:hAnsi="Times New Roman"/>
+                <w:sz w:val="24"/>
+              </w:rPr>
+            </w:pPr>
+            <w:proofErr w:type="spellStart"/>
             <w:r>
               <w:rPr>
                 <w:rFonts w:ascii="Times New Roman" w:eastAsia="宋体" w:hAnsi="Times New Roman"/>
@@ -20646,6 +21556,7 @@
               <w:lastRenderedPageBreak/>
               <w:t>model_hash</w:t>
             </w:r>
+            <w:proofErr w:type="spellEnd"/>
           </w:p>
         </w:tc>
         <w:tc>
@@ -20668,7 +21579,7 @@
               <w:spacing w:line="300" w:lineRule="auto"/>
               <w:jc w:val="center"/>
               <w:rPr>
-                <w:rFonts w:ascii="Times New Roman" w:eastAsia="宋体" w:hAnsi="Times New Roman" w:hint="eastAsia"/>
+                <w:rFonts w:ascii="Times New Roman" w:eastAsia="宋体" w:hAnsi="Times New Roman"/>
                 <w:sz w:val="24"/>
               </w:rPr>
             </w:pPr>
@@ -20701,7 +21612,7 @@
               <w:spacing w:line="300" w:lineRule="auto"/>
               <w:jc w:val="center"/>
               <w:rPr>
-                <w:rFonts w:ascii="Times New Roman" w:eastAsia="宋体" w:hAnsi="Times New Roman" w:hint="eastAsia"/>
+                <w:rFonts w:ascii="Times New Roman" w:eastAsia="宋体" w:hAnsi="Times New Roman"/>
                 <w:sz w:val="24"/>
               </w:rPr>
             </w:pPr>
@@ -20740,7 +21651,7 @@
               <w:spacing w:line="300" w:lineRule="auto"/>
               <w:jc w:val="center"/>
               <w:rPr>
-                <w:rFonts w:ascii="Times New Roman" w:eastAsia="宋体" w:hAnsi="Times New Roman" w:hint="eastAsia"/>
+                <w:rFonts w:ascii="Times New Roman" w:eastAsia="宋体" w:hAnsi="Times New Roman"/>
                 <w:sz w:val="24"/>
               </w:rPr>
             </w:pPr>
@@ -20779,24 +21690,28 @@
         </w:rPr>
         <w:t>所示，</w:t>
       </w:r>
+      <w:proofErr w:type="spellStart"/>
       <w:r>
         <w:rPr>
           <w:rFonts w:hint="eastAsia"/>
         </w:rPr>
         <w:t>core_hash</w:t>
       </w:r>
+      <w:proofErr w:type="spellEnd"/>
       <w:r>
         <w:rPr>
           <w:rFonts w:hint="eastAsia"/>
         </w:rPr>
         <w:t>和</w:t>
       </w:r>
+      <w:proofErr w:type="spellStart"/>
       <w:r>
         <w:rPr>
           <w:rFonts w:hint="eastAsia"/>
         </w:rPr>
         <w:t>model_hash</w:t>
       </w:r>
+      <w:proofErr w:type="spellEnd"/>
       <w:r>
         <w:rPr>
           <w:rFonts w:hint="eastAsia"/>
@@ -20831,7 +21746,21 @@
         <w:rPr>
           <w:rFonts w:hint="eastAsia"/>
         </w:rPr>
-        <w:t xml:space="preserve"> SecureCore </w:t>
+        <w:t xml:space="preserve"> </w:t>
+      </w:r>
+      <w:proofErr w:type="spellStart"/>
+      <w:r>
+        <w:rPr>
+          <w:rFonts w:hint="eastAsia"/>
+        </w:rPr>
+        <w:t>SecureCore</w:t>
+      </w:r>
+      <w:proofErr w:type="spellEnd"/>
+      <w:r>
+        <w:rPr>
+          <w:rFonts w:hint="eastAsia"/>
+        </w:rPr>
+        <w:t xml:space="preserve"> </w:t>
       </w:r>
       <w:r>
         <w:rPr>
@@ -20884,7 +21813,21 @@
         <w:rPr>
           <w:rFonts w:hint="eastAsia"/>
         </w:rPr>
-        <w:t xml:space="preserve"> SecureCore </w:t>
+        <w:t xml:space="preserve"> </w:t>
+      </w:r>
+      <w:proofErr w:type="spellStart"/>
+      <w:r>
+        <w:rPr>
+          <w:rFonts w:hint="eastAsia"/>
+        </w:rPr>
+        <w:t>SecureCore</w:t>
+      </w:r>
+      <w:proofErr w:type="spellEnd"/>
+      <w:r>
+        <w:rPr>
+          <w:rFonts w:hint="eastAsia"/>
+        </w:rPr>
+        <w:t xml:space="preserve"> </w:t>
       </w:r>
       <w:r>
         <w:rPr>
@@ -20908,79 +21851,119 @@
         <w:rPr>
           <w:rFonts w:hint="eastAsia"/>
         </w:rPr>
-        <w:t xml:space="preserve"> session_id</w:t>
-      </w:r>
+        <w:t xml:space="preserve"> </w:t>
+      </w:r>
+      <w:proofErr w:type="spellStart"/>
+      <w:r>
+        <w:rPr>
+          <w:rFonts w:hint="eastAsia"/>
+        </w:rPr>
+        <w:t>session_id</w:t>
+      </w:r>
+      <w:proofErr w:type="spellEnd"/>
       <w:r>
         <w:rPr>
           <w:rFonts w:hint="eastAsia"/>
         </w:rPr>
         <w:t>、</w:t>
       </w:r>
+      <w:proofErr w:type="spellStart"/>
       <w:r>
         <w:rPr>
           <w:rFonts w:hint="eastAsia"/>
         </w:rPr>
         <w:t>event_type</w:t>
       </w:r>
+      <w:proofErr w:type="spellEnd"/>
       <w:r>
         <w:rPr>
           <w:rFonts w:hint="eastAsia"/>
         </w:rPr>
         <w:t>、</w:t>
       </w:r>
+      <w:proofErr w:type="spellStart"/>
       <w:r>
         <w:rPr>
           <w:rFonts w:hint="eastAsia"/>
         </w:rPr>
         <w:t>risk_level</w:t>
       </w:r>
+      <w:proofErr w:type="spellEnd"/>
       <w:r>
         <w:rPr>
           <w:rFonts w:hint="eastAsia"/>
         </w:rPr>
         <w:t>、</w:t>
       </w:r>
+      <w:proofErr w:type="spellStart"/>
       <w:r>
         <w:rPr>
           <w:rFonts w:hint="eastAsia"/>
         </w:rPr>
         <w:t>anon_person_id</w:t>
       </w:r>
+      <w:proofErr w:type="spellEnd"/>
       <w:r>
         <w:rPr>
           <w:rFonts w:hint="eastAsia"/>
         </w:rPr>
         <w:t>、</w:t>
       </w:r>
-      <w:r>
-        <w:rPr>
-          <w:rFonts w:hint="eastAsia"/>
-        </w:rPr>
-        <w:t>start_ts/end_ts</w:t>
-      </w:r>
+      <w:proofErr w:type="spellStart"/>
+      <w:r>
+        <w:rPr>
+          <w:rFonts w:hint="eastAsia"/>
+        </w:rPr>
+        <w:t>start_ts</w:t>
+      </w:r>
+      <w:proofErr w:type="spellEnd"/>
+      <w:r>
+        <w:rPr>
+          <w:rFonts w:hint="eastAsia"/>
+        </w:rPr>
+        <w:t>/</w:t>
+      </w:r>
+      <w:proofErr w:type="spellStart"/>
+      <w:r>
+        <w:rPr>
+          <w:rFonts w:hint="eastAsia"/>
+        </w:rPr>
+        <w:t>end_ts</w:t>
+      </w:r>
+      <w:proofErr w:type="spellEnd"/>
       <w:r>
         <w:rPr>
           <w:rFonts w:hint="eastAsia"/>
         </w:rPr>
         <w:t>、</w:t>
       </w:r>
+      <w:proofErr w:type="spellStart"/>
       <w:r>
         <w:rPr>
           <w:rFonts w:hint="eastAsia"/>
         </w:rPr>
         <w:t>frame_count</w:t>
       </w:r>
+      <w:proofErr w:type="spellEnd"/>
       <w:r>
         <w:rPr>
           <w:rFonts w:hint="eastAsia"/>
         </w:rPr>
         <w:t>、</w:t>
       </w:r>
-      <w:r>
-        <w:rPr>
-          <w:rFonts w:hint="eastAsia"/>
-        </w:rPr>
-        <w:t xml:space="preserve">core_hash </w:t>
+      <w:proofErr w:type="spellStart"/>
+      <w:r>
+        <w:rPr>
+          <w:rFonts w:hint="eastAsia"/>
+        </w:rPr>
+        <w:t>core_hash</w:t>
+      </w:r>
+      <w:proofErr w:type="spellEnd"/>
+      <w:r>
+        <w:rPr>
+          <w:rFonts w:hint="eastAsia"/>
+        </w:rPr>
+        <w:t xml:space="preserve"> </w:t>
       </w:r>
       <w:r>
         <w:rPr>
@@ -20992,7 +21975,21 @@
         <w:rPr>
           <w:rFonts w:hint="eastAsia"/>
         </w:rPr>
-        <w:t xml:space="preserve"> model_version </w:t>
+        <w:t xml:space="preserve"> </w:t>
+      </w:r>
+      <w:proofErr w:type="spellStart"/>
+      <w:r>
+        <w:rPr>
+          <w:rFonts w:hint="eastAsia"/>
+        </w:rPr>
+        <w:t>model_version</w:t>
+      </w:r>
+      <w:proofErr w:type="spellEnd"/>
+      <w:r>
+        <w:rPr>
+          <w:rFonts w:hint="eastAsia"/>
+        </w:rPr>
+        <w:t xml:space="preserve"> </w:t>
       </w:r>
       <w:r>
         <w:rPr>
@@ -21004,8 +22001,16 @@
         <w:rPr>
           <w:rFonts w:hint="eastAsia"/>
         </w:rPr>
-        <w:t xml:space="preserve"> tracker_id</w:t>
-      </w:r>
+        <w:t xml:space="preserve"> </w:t>
+      </w:r>
+      <w:proofErr w:type="spellStart"/>
+      <w:r>
+        <w:rPr>
+          <w:rFonts w:hint="eastAsia"/>
+        </w:rPr>
+        <w:t>tracker_id</w:t>
+      </w:r>
+      <w:proofErr w:type="spellEnd"/>
       <w:r>
         <w:rPr>
           <w:rFonts w:hint="eastAsia"/>
@@ -21029,7 +22034,21 @@
         <w:rPr>
           <w:rFonts w:hint="eastAsia"/>
         </w:rPr>
-        <w:t xml:space="preserve"> core_hash </w:t>
+        <w:t xml:space="preserve"> </w:t>
+      </w:r>
+      <w:proofErr w:type="spellStart"/>
+      <w:r>
+        <w:rPr>
+          <w:rFonts w:hint="eastAsia"/>
+        </w:rPr>
+        <w:t>core_hash</w:t>
+      </w:r>
+      <w:proofErr w:type="spellEnd"/>
+      <w:r>
+        <w:rPr>
+          <w:rFonts w:hint="eastAsia"/>
+        </w:rPr>
+        <w:t xml:space="preserve"> </w:t>
       </w:r>
       <w:r>
         <w:rPr>
@@ -21041,7 +22060,21 @@
         <w:rPr>
           <w:rFonts w:hint="eastAsia"/>
         </w:rPr>
-        <w:t xml:space="preserve"> model_version </w:t>
+        <w:t xml:space="preserve"> </w:t>
+      </w:r>
+      <w:proofErr w:type="spellStart"/>
+      <w:r>
+        <w:rPr>
+          <w:rFonts w:hint="eastAsia"/>
+        </w:rPr>
+        <w:t>model_version</w:t>
+      </w:r>
+      <w:proofErr w:type="spellEnd"/>
+      <w:r>
+        <w:rPr>
+          <w:rFonts w:hint="eastAsia"/>
+        </w:rPr>
+        <w:t xml:space="preserve"> </w:t>
       </w:r>
       <w:r>
         <w:rPr>
@@ -21066,6 +22099,9 @@
       <w:pPr>
         <w:pStyle w:val="a4"/>
         <w:spacing w:before="93" w:after="93"/>
+        <w:rPr>
+          <w:rFonts w:hint="eastAsia"/>
+        </w:rPr>
       </w:pPr>
       <w:r>
         <w:t>表5-8 事件摘要字段验证</w:t>
@@ -21108,7 +22144,7 @@
               <w:spacing w:line="300" w:lineRule="auto"/>
               <w:jc w:val="center"/>
               <w:rPr>
-                <w:rFonts w:ascii="Times New Roman" w:eastAsia="宋体" w:hAnsi="Times New Roman" w:hint="eastAsia"/>
+                <w:rFonts w:ascii="Times New Roman" w:eastAsia="宋体" w:hAnsi="Times New Roman"/>
                 <w:sz w:val="24"/>
               </w:rPr>
             </w:pPr>
@@ -21142,7 +22178,7 @@
               <w:spacing w:line="300" w:lineRule="auto"/>
               <w:jc w:val="center"/>
               <w:rPr>
-                <w:rFonts w:ascii="Times New Roman" w:eastAsia="宋体" w:hAnsi="Times New Roman" w:hint="eastAsia"/>
+                <w:rFonts w:ascii="Times New Roman" w:eastAsia="宋体" w:hAnsi="Times New Roman"/>
                 <w:sz w:val="24"/>
               </w:rPr>
             </w:pPr>
@@ -21175,7 +22211,7 @@
               <w:spacing w:line="300" w:lineRule="auto"/>
               <w:jc w:val="center"/>
               <w:rPr>
-                <w:rFonts w:ascii="Times New Roman" w:eastAsia="宋体" w:hAnsi="Times New Roman" w:hint="eastAsia"/>
+                <w:rFonts w:ascii="Times New Roman" w:eastAsia="宋体" w:hAnsi="Times New Roman"/>
                 <w:sz w:val="24"/>
               </w:rPr>
             </w:pPr>
@@ -21212,10 +22248,11 @@
               <w:spacing w:line="300" w:lineRule="auto"/>
               <w:jc w:val="center"/>
               <w:rPr>
-                <w:rFonts w:ascii="Times New Roman" w:eastAsia="宋体" w:hAnsi="Times New Roman" w:hint="eastAsia"/>
-                <w:sz w:val="24"/>
-              </w:rPr>
-            </w:pPr>
+                <w:rFonts w:ascii="Times New Roman" w:eastAsia="宋体" w:hAnsi="Times New Roman"/>
+                <w:sz w:val="24"/>
+              </w:rPr>
+            </w:pPr>
+            <w:proofErr w:type="spellStart"/>
             <w:r>
               <w:rPr>
                 <w:rFonts w:ascii="Times New Roman" w:eastAsia="宋体" w:hAnsi="Times New Roman"/>
@@ -21223,6 +22260,7 @@
               </w:rPr>
               <w:t>session_id</w:t>
             </w:r>
+            <w:proofErr w:type="spellEnd"/>
           </w:p>
         </w:tc>
         <w:tc>
@@ -21244,7 +22282,7 @@
               <w:spacing w:line="300" w:lineRule="auto"/>
               <w:jc w:val="center"/>
               <w:rPr>
-                <w:rFonts w:ascii="Times New Roman" w:eastAsia="宋体" w:hAnsi="Times New Roman" w:hint="eastAsia"/>
+                <w:rFonts w:ascii="Times New Roman" w:eastAsia="宋体" w:hAnsi="Times New Roman"/>
                 <w:sz w:val="24"/>
               </w:rPr>
             </w:pPr>
@@ -21273,7 +22311,7 @@
               <w:spacing w:line="300" w:lineRule="auto"/>
               <w:jc w:val="center"/>
               <w:rPr>
-                <w:rFonts w:ascii="Times New Roman" w:eastAsia="宋体" w:hAnsi="Times New Roman" w:hint="eastAsia"/>
+                <w:rFonts w:ascii="Times New Roman" w:eastAsia="宋体" w:hAnsi="Times New Roman"/>
                 <w:sz w:val="24"/>
               </w:rPr>
             </w:pPr>
@@ -21310,10 +22348,11 @@
               <w:spacing w:line="300" w:lineRule="auto"/>
               <w:jc w:val="center"/>
               <w:rPr>
-                <w:rFonts w:ascii="Times New Roman" w:eastAsia="宋体" w:hAnsi="Times New Roman" w:hint="eastAsia"/>
-                <w:sz w:val="24"/>
-              </w:rPr>
-            </w:pPr>
+                <w:rFonts w:ascii="Times New Roman" w:eastAsia="宋体" w:hAnsi="Times New Roman"/>
+                <w:sz w:val="24"/>
+              </w:rPr>
+            </w:pPr>
+            <w:proofErr w:type="spellStart"/>
             <w:r>
               <w:rPr>
                 <w:rFonts w:ascii="Times New Roman" w:eastAsia="宋体" w:hAnsi="Times New Roman"/>
@@ -21321,6 +22360,7 @@
               </w:rPr>
               <w:t>event_type</w:t>
             </w:r>
+            <w:proofErr w:type="spellEnd"/>
           </w:p>
         </w:tc>
         <w:tc>
@@ -21342,7 +22382,7 @@
               <w:spacing w:line="300" w:lineRule="auto"/>
               <w:jc w:val="center"/>
               <w:rPr>
-                <w:rFonts w:ascii="Times New Roman" w:eastAsia="宋体" w:hAnsi="Times New Roman" w:hint="eastAsia"/>
+                <w:rFonts w:ascii="Times New Roman" w:eastAsia="宋体" w:hAnsi="Times New Roman"/>
                 <w:sz w:val="24"/>
               </w:rPr>
             </w:pPr>
@@ -21371,7 +22411,7 @@
               <w:spacing w:line="300" w:lineRule="auto"/>
               <w:jc w:val="center"/>
               <w:rPr>
-                <w:rFonts w:ascii="Times New Roman" w:eastAsia="宋体" w:hAnsi="Times New Roman" w:hint="eastAsia"/>
+                <w:rFonts w:ascii="Times New Roman" w:eastAsia="宋体" w:hAnsi="Times New Roman"/>
                 <w:sz w:val="24"/>
               </w:rPr>
             </w:pPr>
@@ -21408,10 +22448,11 @@
               <w:spacing w:line="300" w:lineRule="auto"/>
               <w:jc w:val="center"/>
               <w:rPr>
-                <w:rFonts w:ascii="Times New Roman" w:eastAsia="宋体" w:hAnsi="Times New Roman" w:hint="eastAsia"/>
-                <w:sz w:val="24"/>
-              </w:rPr>
-            </w:pPr>
+                <w:rFonts w:ascii="Times New Roman" w:eastAsia="宋体" w:hAnsi="Times New Roman"/>
+                <w:sz w:val="24"/>
+              </w:rPr>
+            </w:pPr>
+            <w:proofErr w:type="spellStart"/>
             <w:r>
               <w:rPr>
                 <w:rFonts w:ascii="Times New Roman" w:eastAsia="宋体" w:hAnsi="Times New Roman"/>
@@ -21419,6 +22460,7 @@
               </w:rPr>
               <w:t>risk_level</w:t>
             </w:r>
+            <w:proofErr w:type="spellEnd"/>
           </w:p>
         </w:tc>
         <w:tc>
@@ -21440,7 +22482,7 @@
               <w:spacing w:line="300" w:lineRule="auto"/>
               <w:jc w:val="center"/>
               <w:rPr>
-                <w:rFonts w:ascii="Times New Roman" w:eastAsia="宋体" w:hAnsi="Times New Roman" w:hint="eastAsia"/>
+                <w:rFonts w:ascii="Times New Roman" w:eastAsia="宋体" w:hAnsi="Times New Roman"/>
                 <w:sz w:val="24"/>
               </w:rPr>
             </w:pPr>
@@ -21469,7 +22511,7 @@
               <w:spacing w:line="300" w:lineRule="auto"/>
               <w:jc w:val="center"/>
               <w:rPr>
-                <w:rFonts w:ascii="Times New Roman" w:eastAsia="宋体" w:hAnsi="Times New Roman" w:hint="eastAsia"/>
+                <w:rFonts w:ascii="Times New Roman" w:eastAsia="宋体" w:hAnsi="Times New Roman"/>
                 <w:sz w:val="24"/>
               </w:rPr>
             </w:pPr>
@@ -21506,10 +22548,11 @@
               <w:spacing w:line="300" w:lineRule="auto"/>
               <w:jc w:val="center"/>
               <w:rPr>
-                <w:rFonts w:ascii="Times New Roman" w:eastAsia="宋体" w:hAnsi="Times New Roman" w:hint="eastAsia"/>
-                <w:sz w:val="24"/>
-              </w:rPr>
-            </w:pPr>
+                <w:rFonts w:ascii="Times New Roman" w:eastAsia="宋体" w:hAnsi="Times New Roman"/>
+                <w:sz w:val="24"/>
+              </w:rPr>
+            </w:pPr>
+            <w:proofErr w:type="spellStart"/>
             <w:r>
               <w:rPr>
                 <w:rFonts w:ascii="Times New Roman" w:eastAsia="宋体" w:hAnsi="Times New Roman"/>
@@ -21517,6 +22560,7 @@
               </w:rPr>
               <w:t>anon_person_id</w:t>
             </w:r>
+            <w:proofErr w:type="spellEnd"/>
           </w:p>
         </w:tc>
         <w:tc>
@@ -21538,7 +22582,7 @@
               <w:spacing w:line="300" w:lineRule="auto"/>
               <w:jc w:val="center"/>
               <w:rPr>
-                <w:rFonts w:ascii="Times New Roman" w:eastAsia="宋体" w:hAnsi="Times New Roman" w:hint="eastAsia"/>
+                <w:rFonts w:ascii="Times New Roman" w:eastAsia="宋体" w:hAnsi="Times New Roman"/>
                 <w:sz w:val="24"/>
               </w:rPr>
             </w:pPr>
@@ -21567,7 +22611,7 @@
               <w:spacing w:line="300" w:lineRule="auto"/>
               <w:jc w:val="center"/>
               <w:rPr>
-                <w:rFonts w:ascii="Times New Roman" w:eastAsia="宋体" w:hAnsi="Times New Roman" w:hint="eastAsia"/>
+                <w:rFonts w:ascii="Times New Roman" w:eastAsia="宋体" w:hAnsi="Times New Roman"/>
                 <w:sz w:val="24"/>
               </w:rPr>
             </w:pPr>
@@ -21611,17 +22655,35 @@
               <w:spacing w:line="300" w:lineRule="auto"/>
               <w:jc w:val="center"/>
               <w:rPr>
-                <w:rFonts w:ascii="Times New Roman" w:eastAsia="宋体" w:hAnsi="Times New Roman" w:hint="eastAsia"/>
-                <w:sz w:val="24"/>
-              </w:rPr>
-            </w:pPr>
-            <w:r>
-              <w:rPr>
-                <w:rFonts w:ascii="Times New Roman" w:eastAsia="宋体" w:hAnsi="Times New Roman"/>
-                <w:sz w:val="24"/>
-              </w:rPr>
-              <w:t>start_ts/end_ts</w:t>
-            </w:r>
+                <w:rFonts w:ascii="Times New Roman" w:eastAsia="宋体" w:hAnsi="Times New Roman"/>
+                <w:sz w:val="24"/>
+              </w:rPr>
+            </w:pPr>
+            <w:proofErr w:type="spellStart"/>
+            <w:r>
+              <w:rPr>
+                <w:rFonts w:ascii="Times New Roman" w:eastAsia="宋体" w:hAnsi="Times New Roman"/>
+                <w:sz w:val="24"/>
+              </w:rPr>
+              <w:t>start_ts</w:t>
+            </w:r>
+            <w:proofErr w:type="spellEnd"/>
+            <w:r>
+              <w:rPr>
+                <w:rFonts w:ascii="Times New Roman" w:eastAsia="宋体" w:hAnsi="Times New Roman"/>
+                <w:sz w:val="24"/>
+              </w:rPr>
+              <w:t>/</w:t>
+            </w:r>
+            <w:proofErr w:type="spellStart"/>
+            <w:r>
+              <w:rPr>
+                <w:rFonts w:ascii="Times New Roman" w:eastAsia="宋体" w:hAnsi="Times New Roman"/>
+                <w:sz w:val="24"/>
+              </w:rPr>
+              <w:t>end_ts</w:t>
+            </w:r>
+            <w:proofErr w:type="spellEnd"/>
           </w:p>
         </w:tc>
         <w:tc>
@@ -21643,7 +22705,7 @@
               <w:spacing w:line="300" w:lineRule="auto"/>
               <w:jc w:val="center"/>
               <w:rPr>
-                <w:rFonts w:ascii="Times New Roman" w:eastAsia="宋体" w:hAnsi="Times New Roman" w:hint="eastAsia"/>
+                <w:rFonts w:ascii="Times New Roman" w:eastAsia="宋体" w:hAnsi="Times New Roman"/>
                 <w:sz w:val="24"/>
               </w:rPr>
             </w:pPr>
@@ -21672,7 +22734,7 @@
               <w:spacing w:line="300" w:lineRule="auto"/>
               <w:jc w:val="center"/>
               <w:rPr>
-                <w:rFonts w:ascii="Times New Roman" w:eastAsia="宋体" w:hAnsi="Times New Roman" w:hint="eastAsia"/>
+                <w:rFonts w:ascii="Times New Roman" w:eastAsia="宋体" w:hAnsi="Times New Roman"/>
                 <w:sz w:val="24"/>
               </w:rPr>
             </w:pPr>
@@ -21709,10 +22771,11 @@
               <w:spacing w:line="300" w:lineRule="auto"/>
               <w:jc w:val="center"/>
               <w:rPr>
-                <w:rFonts w:ascii="Times New Roman" w:eastAsia="宋体" w:hAnsi="Times New Roman" w:hint="eastAsia"/>
-                <w:sz w:val="24"/>
-              </w:rPr>
-            </w:pPr>
+                <w:rFonts w:ascii="Times New Roman" w:eastAsia="宋体" w:hAnsi="Times New Roman"/>
+                <w:sz w:val="24"/>
+              </w:rPr>
+            </w:pPr>
+            <w:proofErr w:type="spellStart"/>
             <w:r>
               <w:rPr>
                 <w:rFonts w:ascii="Times New Roman" w:eastAsia="宋体" w:hAnsi="Times New Roman"/>
@@ -21720,6 +22783,7 @@
               </w:rPr>
               <w:t>frame_count</w:t>
             </w:r>
+            <w:proofErr w:type="spellEnd"/>
           </w:p>
         </w:tc>
         <w:tc>
@@ -21741,7 +22805,7 @@
               <w:spacing w:line="300" w:lineRule="auto"/>
               <w:jc w:val="center"/>
               <w:rPr>
-                <w:rFonts w:ascii="Times New Roman" w:eastAsia="宋体" w:hAnsi="Times New Roman" w:hint="eastAsia"/>
+                <w:rFonts w:ascii="Times New Roman" w:eastAsia="宋体" w:hAnsi="Times New Roman"/>
                 <w:sz w:val="24"/>
               </w:rPr>
             </w:pPr>
@@ -21770,7 +22834,7 @@
               <w:spacing w:line="300" w:lineRule="auto"/>
               <w:jc w:val="center"/>
               <w:rPr>
-                <w:rFonts w:ascii="Times New Roman" w:eastAsia="宋体" w:hAnsi="Times New Roman" w:hint="eastAsia"/>
+                <w:rFonts w:ascii="Times New Roman" w:eastAsia="宋体" w:hAnsi="Times New Roman"/>
                 <w:sz w:val="24"/>
               </w:rPr>
             </w:pPr>
@@ -21807,10 +22871,11 @@
               <w:spacing w:line="300" w:lineRule="auto"/>
               <w:jc w:val="center"/>
               <w:rPr>
-                <w:rFonts w:ascii="Times New Roman" w:eastAsia="宋体" w:hAnsi="Times New Roman" w:hint="eastAsia"/>
-                <w:sz w:val="24"/>
-              </w:rPr>
-            </w:pPr>
+                <w:rFonts w:ascii="Times New Roman" w:eastAsia="宋体" w:hAnsi="Times New Roman"/>
+                <w:sz w:val="24"/>
+              </w:rPr>
+            </w:pPr>
+            <w:proofErr w:type="spellStart"/>
             <w:r>
               <w:rPr>
                 <w:rFonts w:ascii="Times New Roman" w:eastAsia="宋体" w:hAnsi="Times New Roman"/>
@@ -21819,6 +22884,7 @@
               <w:lastRenderedPageBreak/>
               <w:t>core_hash</w:t>
             </w:r>
+            <w:proofErr w:type="spellEnd"/>
           </w:p>
         </w:tc>
         <w:tc>
@@ -21840,7 +22906,7 @@
               <w:spacing w:line="300" w:lineRule="auto"/>
               <w:jc w:val="center"/>
               <w:rPr>
-                <w:rFonts w:ascii="Times New Roman" w:eastAsia="宋体" w:hAnsi="Times New Roman" w:hint="eastAsia"/>
+                <w:rFonts w:ascii="Times New Roman" w:eastAsia="宋体" w:hAnsi="Times New Roman"/>
                 <w:sz w:val="24"/>
               </w:rPr>
             </w:pPr>
@@ -21869,7 +22935,7 @@
               <w:spacing w:line="300" w:lineRule="auto"/>
               <w:jc w:val="center"/>
               <w:rPr>
-                <w:rFonts w:ascii="Times New Roman" w:eastAsia="宋体" w:hAnsi="Times New Roman" w:hint="eastAsia"/>
+                <w:rFonts w:ascii="Times New Roman" w:eastAsia="宋体" w:hAnsi="Times New Roman"/>
                 <w:sz w:val="24"/>
               </w:rPr>
             </w:pPr>
@@ -21906,10 +22972,11 @@
               <w:spacing w:line="300" w:lineRule="auto"/>
               <w:jc w:val="center"/>
               <w:rPr>
-                <w:rFonts w:ascii="Times New Roman" w:eastAsia="宋体" w:hAnsi="Times New Roman" w:hint="eastAsia"/>
-                <w:sz w:val="24"/>
-              </w:rPr>
-            </w:pPr>
+                <w:rFonts w:ascii="Times New Roman" w:eastAsia="宋体" w:hAnsi="Times New Roman"/>
+                <w:sz w:val="24"/>
+              </w:rPr>
+            </w:pPr>
+            <w:proofErr w:type="spellStart"/>
             <w:r>
               <w:rPr>
                 <w:rFonts w:ascii="Times New Roman" w:eastAsia="宋体" w:hAnsi="Times New Roman"/>
@@ -21917,6 +22984,7 @@
               </w:rPr>
               <w:t>model_version</w:t>
             </w:r>
+            <w:proofErr w:type="spellEnd"/>
           </w:p>
         </w:tc>
         <w:tc>
@@ -21938,7 +23006,7 @@
               <w:spacing w:line="300" w:lineRule="auto"/>
               <w:jc w:val="center"/>
               <w:rPr>
-                <w:rFonts w:ascii="Times New Roman" w:eastAsia="宋体" w:hAnsi="Times New Roman" w:hint="eastAsia"/>
+                <w:rFonts w:ascii="Times New Roman" w:eastAsia="宋体" w:hAnsi="Times New Roman"/>
                 <w:sz w:val="24"/>
               </w:rPr>
             </w:pPr>
@@ -21967,7 +23035,7 @@
               <w:spacing w:line="300" w:lineRule="auto"/>
               <w:jc w:val="center"/>
               <w:rPr>
-                <w:rFonts w:ascii="Times New Roman" w:eastAsia="宋体" w:hAnsi="Times New Roman" w:hint="eastAsia"/>
+                <w:rFonts w:ascii="Times New Roman" w:eastAsia="宋体" w:hAnsi="Times New Roman"/>
                 <w:sz w:val="24"/>
               </w:rPr>
             </w:pPr>
@@ -22004,7 +23072,7 @@
               <w:spacing w:line="300" w:lineRule="auto"/>
               <w:jc w:val="center"/>
               <w:rPr>
-                <w:rFonts w:ascii="Times New Roman" w:eastAsia="宋体" w:hAnsi="Times New Roman" w:hint="eastAsia"/>
+                <w:rFonts w:ascii="Times New Roman" w:eastAsia="宋体" w:hAnsi="Times New Roman"/>
                 <w:sz w:val="24"/>
               </w:rPr>
             </w:pPr>
@@ -22015,6 +23083,7 @@
               </w:rPr>
               <w:t>原始</w:t>
             </w:r>
+            <w:proofErr w:type="spellStart"/>
             <w:r>
               <w:rPr>
                 <w:rFonts w:ascii="Times New Roman" w:eastAsia="宋体" w:hAnsi="Times New Roman"/>
@@ -22022,6 +23091,7 @@
               </w:rPr>
               <w:t>tracker_id</w:t>
             </w:r>
+            <w:proofErr w:type="spellEnd"/>
           </w:p>
         </w:tc>
         <w:tc>
@@ -22043,7 +23113,7 @@
               <w:spacing w:line="300" w:lineRule="auto"/>
               <w:jc w:val="center"/>
               <w:rPr>
-                <w:rFonts w:ascii="Times New Roman" w:eastAsia="宋体" w:hAnsi="Times New Roman" w:hint="eastAsia"/>
+                <w:rFonts w:ascii="Times New Roman" w:eastAsia="宋体" w:hAnsi="Times New Roman"/>
                 <w:sz w:val="24"/>
               </w:rPr>
             </w:pPr>
@@ -22072,7 +23142,7 @@
               <w:spacing w:line="300" w:lineRule="auto"/>
               <w:jc w:val="center"/>
               <w:rPr>
-                <w:rFonts w:ascii="Times New Roman" w:eastAsia="宋体" w:hAnsi="Times New Roman" w:hint="eastAsia"/>
+                <w:rFonts w:ascii="Times New Roman" w:eastAsia="宋体" w:hAnsi="Times New Roman"/>
                 <w:sz w:val="24"/>
               </w:rPr>
             </w:pPr>
@@ -22110,7 +23180,7 @@
               <w:spacing w:line="300" w:lineRule="auto"/>
               <w:jc w:val="center"/>
               <w:rPr>
-                <w:rFonts w:ascii="Times New Roman" w:eastAsia="宋体" w:hAnsi="Times New Roman" w:hint="eastAsia"/>
+                <w:rFonts w:ascii="Times New Roman" w:eastAsia="宋体" w:hAnsi="Times New Roman"/>
                 <w:sz w:val="24"/>
               </w:rPr>
             </w:pPr>
@@ -22150,7 +23220,7 @@
               <w:spacing w:line="300" w:lineRule="auto"/>
               <w:jc w:val="center"/>
               <w:rPr>
-                <w:rFonts w:ascii="Times New Roman" w:eastAsia="宋体" w:hAnsi="Times New Roman" w:hint="eastAsia"/>
+                <w:rFonts w:ascii="Times New Roman" w:eastAsia="宋体" w:hAnsi="Times New Roman"/>
                 <w:sz w:val="24"/>
               </w:rPr>
             </w:pPr>
@@ -22182,7 +23252,7 @@
               <w:spacing w:line="300" w:lineRule="auto"/>
               <w:jc w:val="center"/>
               <w:rPr>
-                <w:rFonts w:ascii="Times New Roman" w:eastAsia="宋体" w:hAnsi="Times New Roman" w:hint="eastAsia"/>
+                <w:rFonts w:ascii="Times New Roman" w:eastAsia="宋体" w:hAnsi="Times New Roman"/>
                 <w:sz w:val="24"/>
               </w:rPr>
             </w:pPr>
@@ -22385,6 +23455,9 @@
       <w:pPr>
         <w:pStyle w:val="a4"/>
         <w:spacing w:before="93" w:after="93"/>
+        <w:rPr>
+          <w:rFonts w:hint="eastAsia"/>
+        </w:rPr>
       </w:pPr>
       <w:r>
         <w:t>表5-9 Laplace加噪测试结果</w:t>
@@ -22426,7 +23499,7 @@
               <w:spacing w:line="300" w:lineRule="auto"/>
               <w:jc w:val="center"/>
               <w:rPr>
-                <w:rFonts w:ascii="Times New Roman" w:eastAsia="宋体" w:hAnsi="Times New Roman" w:hint="eastAsia"/>
+                <w:rFonts w:ascii="Times New Roman" w:eastAsia="宋体" w:hAnsi="Times New Roman"/>
                 <w:sz w:val="24"/>
               </w:rPr>
             </w:pPr>
@@ -22459,7 +23532,7 @@
               <w:spacing w:line="300" w:lineRule="auto"/>
               <w:jc w:val="center"/>
               <w:rPr>
-                <w:rFonts w:ascii="Times New Roman" w:eastAsia="宋体" w:hAnsi="Times New Roman" w:hint="eastAsia"/>
+                <w:rFonts w:ascii="Times New Roman" w:eastAsia="宋体" w:hAnsi="Times New Roman"/>
                 <w:sz w:val="24"/>
               </w:rPr>
             </w:pPr>
@@ -22496,7 +23569,7 @@
               <w:spacing w:line="300" w:lineRule="auto"/>
               <w:jc w:val="center"/>
               <w:rPr>
-                <w:rFonts w:ascii="Times New Roman" w:eastAsia="宋体" w:hAnsi="Times New Roman" w:hint="eastAsia"/>
+                <w:rFonts w:ascii="Times New Roman" w:eastAsia="宋体" w:hAnsi="Times New Roman"/>
                 <w:sz w:val="24"/>
               </w:rPr>
             </w:pPr>
@@ -22525,7 +23598,7 @@
               <w:spacing w:line="300" w:lineRule="auto"/>
               <w:jc w:val="center"/>
               <w:rPr>
-                <w:rFonts w:ascii="Times New Roman" w:eastAsia="宋体" w:hAnsi="Times New Roman" w:hint="eastAsia"/>
+                <w:rFonts w:ascii="Times New Roman" w:eastAsia="宋体" w:hAnsi="Times New Roman"/>
                 <w:sz w:val="24"/>
               </w:rPr>
             </w:pPr>
@@ -22562,7 +23635,7 @@
               <w:spacing w:line="300" w:lineRule="auto"/>
               <w:jc w:val="center"/>
               <w:rPr>
-                <w:rFonts w:ascii="Times New Roman" w:eastAsia="宋体" w:hAnsi="Times New Roman" w:hint="eastAsia"/>
+                <w:rFonts w:ascii="Times New Roman" w:eastAsia="宋体" w:hAnsi="Times New Roman"/>
                 <w:sz w:val="24"/>
               </w:rPr>
             </w:pPr>
@@ -22591,7 +23664,7 @@
               <w:spacing w:line="300" w:lineRule="auto"/>
               <w:jc w:val="center"/>
               <w:rPr>
-                <w:rFonts w:ascii="Times New Roman" w:eastAsia="宋体" w:hAnsi="Times New Roman" w:hint="eastAsia"/>
+                <w:rFonts w:ascii="Times New Roman" w:eastAsia="宋体" w:hAnsi="Times New Roman"/>
                 <w:sz w:val="24"/>
               </w:rPr>
             </w:pPr>
@@ -22628,7 +23701,7 @@
               <w:spacing w:line="300" w:lineRule="auto"/>
               <w:jc w:val="center"/>
               <w:rPr>
-                <w:rFonts w:ascii="Times New Roman" w:eastAsia="宋体" w:hAnsi="Times New Roman" w:hint="eastAsia"/>
+                <w:rFonts w:ascii="Times New Roman" w:eastAsia="宋体" w:hAnsi="Times New Roman"/>
                 <w:sz w:val="24"/>
               </w:rPr>
             </w:pPr>
@@ -22657,7 +23730,7 @@
               <w:spacing w:line="300" w:lineRule="auto"/>
               <w:jc w:val="center"/>
               <w:rPr>
-                <w:rFonts w:ascii="Times New Roman" w:eastAsia="宋体" w:hAnsi="Times New Roman" w:hint="eastAsia"/>
+                <w:rFonts w:ascii="Times New Roman" w:eastAsia="宋体" w:hAnsi="Times New Roman"/>
                 <w:sz w:val="24"/>
               </w:rPr>
             </w:pPr>
@@ -22694,7 +23767,7 @@
               <w:spacing w:line="300" w:lineRule="auto"/>
               <w:jc w:val="center"/>
               <w:rPr>
-                <w:rFonts w:ascii="Times New Roman" w:eastAsia="宋体" w:hAnsi="Times New Roman" w:hint="eastAsia"/>
+                <w:rFonts w:ascii="Times New Roman" w:eastAsia="宋体" w:hAnsi="Times New Roman"/>
                 <w:sz w:val="24"/>
               </w:rPr>
             </w:pPr>
@@ -22723,7 +23796,7 @@
               <w:spacing w:line="300" w:lineRule="auto"/>
               <w:jc w:val="center"/>
               <w:rPr>
-                <w:rFonts w:ascii="Times New Roman" w:eastAsia="宋体" w:hAnsi="Times New Roman" w:hint="eastAsia"/>
+                <w:rFonts w:ascii="Times New Roman" w:eastAsia="宋体" w:hAnsi="Times New Roman"/>
                 <w:sz w:val="24"/>
               </w:rPr>
             </w:pPr>
@@ -22761,7 +23834,7 @@
               <w:spacing w:line="300" w:lineRule="auto"/>
               <w:jc w:val="center"/>
               <w:rPr>
-                <w:rFonts w:ascii="Times New Roman" w:eastAsia="宋体" w:hAnsi="Times New Roman" w:hint="eastAsia"/>
+                <w:rFonts w:ascii="Times New Roman" w:eastAsia="宋体" w:hAnsi="Times New Roman"/>
                 <w:sz w:val="24"/>
               </w:rPr>
             </w:pPr>
@@ -22800,7 +23873,7 @@
               <w:spacing w:line="300" w:lineRule="auto"/>
               <w:jc w:val="center"/>
               <w:rPr>
-                <w:rFonts w:ascii="Times New Roman" w:eastAsia="宋体" w:hAnsi="Times New Roman" w:hint="eastAsia"/>
+                <w:rFonts w:ascii="Times New Roman" w:eastAsia="宋体" w:hAnsi="Times New Roman"/>
                 <w:sz w:val="24"/>
               </w:rPr>
             </w:pPr>
@@ -22886,7 +23959,21 @@
         <w:rPr>
           <w:rFonts w:hint="eastAsia"/>
         </w:rPr>
-        <w:t>(daily_limit=3.0, e=0.8)</w:t>
+        <w:t>(</w:t>
+      </w:r>
+      <w:proofErr w:type="spellStart"/>
+      <w:r>
+        <w:rPr>
+          <w:rFonts w:hint="eastAsia"/>
+        </w:rPr>
+        <w:t>daily_limit</w:t>
+      </w:r>
+      <w:proofErr w:type="spellEnd"/>
+      <w:r>
+        <w:rPr>
+          <w:rFonts w:hint="eastAsia"/>
+        </w:rPr>
+        <w:t>=3.0, e=0.8)</w:t>
       </w:r>
       <w:r>
         <w:rPr>
@@ -22911,6 +23998,9 @@
       <w:pPr>
         <w:pStyle w:val="a4"/>
         <w:spacing w:before="93" w:after="93"/>
+        <w:rPr>
+          <w:rFonts w:hint="eastAsia"/>
+        </w:rPr>
       </w:pPr>
       <w:r>
         <w:t>表5-10 隐私预算管理测试结果</w:t>
@@ -22954,7 +24044,7 @@
               <w:spacing w:line="300" w:lineRule="auto"/>
               <w:jc w:val="center"/>
               <w:rPr>
-                <w:rFonts w:ascii="Times New Roman" w:eastAsia="宋体" w:hAnsi="Times New Roman" w:hint="eastAsia"/>
+                <w:rFonts w:ascii="Times New Roman" w:eastAsia="宋体" w:hAnsi="Times New Roman"/>
                 <w:sz w:val="24"/>
               </w:rPr>
             </w:pPr>
@@ -22988,7 +24078,7 @@
               <w:spacing w:line="300" w:lineRule="auto"/>
               <w:jc w:val="center"/>
               <w:rPr>
-                <w:rFonts w:ascii="Times New Roman" w:eastAsia="宋体" w:hAnsi="Times New Roman" w:hint="eastAsia"/>
+                <w:rFonts w:ascii="Times New Roman" w:eastAsia="宋体" w:hAnsi="Times New Roman"/>
                 <w:sz w:val="24"/>
               </w:rPr>
             </w:pPr>
@@ -23021,10 +24111,11 @@
               <w:spacing w:line="300" w:lineRule="auto"/>
               <w:jc w:val="center"/>
               <w:rPr>
-                <w:rFonts w:ascii="Times New Roman" w:eastAsia="宋体" w:hAnsi="Times New Roman" w:hint="eastAsia"/>
-                <w:sz w:val="24"/>
-              </w:rPr>
-            </w:pPr>
+                <w:rFonts w:ascii="Times New Roman" w:eastAsia="宋体" w:hAnsi="Times New Roman"/>
+                <w:sz w:val="24"/>
+              </w:rPr>
+            </w:pPr>
+            <w:proofErr w:type="spellStart"/>
             <w:r>
               <w:rPr>
                 <w:rFonts w:ascii="Times New Roman" w:eastAsia="宋体" w:hAnsi="Times New Roman"/>
@@ -23032,6 +24123,7 @@
               </w:rPr>
               <w:t>can_spend</w:t>
             </w:r>
+            <w:proofErr w:type="spellEnd"/>
           </w:p>
         </w:tc>
         <w:tc>
@@ -23054,7 +24146,7 @@
               <w:spacing w:line="300" w:lineRule="auto"/>
               <w:jc w:val="center"/>
               <w:rPr>
-                <w:rFonts w:ascii="Times New Roman" w:eastAsia="宋体" w:hAnsi="Times New Roman" w:hint="eastAsia"/>
+                <w:rFonts w:ascii="Times New Roman" w:eastAsia="宋体" w:hAnsi="Times New Roman"/>
                 <w:sz w:val="24"/>
               </w:rPr>
             </w:pPr>
@@ -23091,7 +24183,7 @@
               <w:spacing w:line="300" w:lineRule="auto"/>
               <w:jc w:val="center"/>
               <w:rPr>
-                <w:rFonts w:ascii="Times New Roman" w:eastAsia="宋体" w:hAnsi="Times New Roman" w:hint="eastAsia"/>
+                <w:rFonts w:ascii="Times New Roman" w:eastAsia="宋体" w:hAnsi="Times New Roman"/>
                 <w:sz w:val="24"/>
               </w:rPr>
             </w:pPr>
@@ -23139,7 +24231,7 @@
               <w:spacing w:line="300" w:lineRule="auto"/>
               <w:jc w:val="center"/>
               <w:rPr>
-                <w:rFonts w:ascii="Times New Roman" w:eastAsia="宋体" w:hAnsi="Times New Roman" w:hint="eastAsia"/>
+                <w:rFonts w:ascii="Times New Roman" w:eastAsia="宋体" w:hAnsi="Times New Roman"/>
                 <w:sz w:val="24"/>
               </w:rPr>
             </w:pPr>
@@ -23171,7 +24263,7 @@
               <w:spacing w:line="300" w:lineRule="auto"/>
               <w:jc w:val="center"/>
               <w:rPr>
-                <w:rFonts w:ascii="Times New Roman" w:eastAsia="宋体" w:hAnsi="Times New Roman" w:hint="eastAsia"/>
+                <w:rFonts w:ascii="Times New Roman" w:eastAsia="宋体" w:hAnsi="Times New Roman"/>
                 <w:sz w:val="24"/>
               </w:rPr>
             </w:pPr>
@@ -23203,7 +24295,7 @@
               <w:spacing w:line="300" w:lineRule="auto"/>
               <w:jc w:val="center"/>
               <w:rPr>
-                <w:rFonts w:ascii="Times New Roman" w:eastAsia="宋体" w:hAnsi="Times New Roman" w:hint="eastAsia"/>
+                <w:rFonts w:ascii="Times New Roman" w:eastAsia="宋体" w:hAnsi="Times New Roman"/>
                 <w:sz w:val="24"/>
               </w:rPr>
             </w:pPr>
@@ -23240,7 +24332,7 @@
               <w:spacing w:line="300" w:lineRule="auto"/>
               <w:jc w:val="center"/>
               <w:rPr>
-                <w:rFonts w:ascii="Times New Roman" w:eastAsia="宋体" w:hAnsi="Times New Roman" w:hint="eastAsia"/>
+                <w:rFonts w:ascii="Times New Roman" w:eastAsia="宋体" w:hAnsi="Times New Roman"/>
                 <w:sz w:val="24"/>
               </w:rPr>
             </w:pPr>
@@ -23286,7 +24378,7 @@
               <w:spacing w:line="300" w:lineRule="auto"/>
               <w:jc w:val="center"/>
               <w:rPr>
-                <w:rFonts w:ascii="Times New Roman" w:eastAsia="宋体" w:hAnsi="Times New Roman" w:hint="eastAsia"/>
+                <w:rFonts w:ascii="Times New Roman" w:eastAsia="宋体" w:hAnsi="Times New Roman"/>
                 <w:sz w:val="24"/>
               </w:rPr>
             </w:pPr>
@@ -23315,7 +24407,7 @@
               <w:spacing w:line="300" w:lineRule="auto"/>
               <w:jc w:val="center"/>
               <w:rPr>
-                <w:rFonts w:ascii="Times New Roman" w:eastAsia="宋体" w:hAnsi="Times New Roman" w:hint="eastAsia"/>
+                <w:rFonts w:ascii="Times New Roman" w:eastAsia="宋体" w:hAnsi="Times New Roman"/>
                 <w:sz w:val="24"/>
               </w:rPr>
             </w:pPr>
@@ -23344,7 +24436,7 @@
               <w:spacing w:line="300" w:lineRule="auto"/>
               <w:jc w:val="center"/>
               <w:rPr>
-                <w:rFonts w:ascii="Times New Roman" w:eastAsia="宋体" w:hAnsi="Times New Roman" w:hint="eastAsia"/>
+                <w:rFonts w:ascii="Times New Roman" w:eastAsia="宋体" w:hAnsi="Times New Roman"/>
                 <w:sz w:val="24"/>
               </w:rPr>
             </w:pPr>
@@ -23381,7 +24473,7 @@
               <w:spacing w:line="300" w:lineRule="auto"/>
               <w:jc w:val="center"/>
               <w:rPr>
-                <w:rFonts w:ascii="Times New Roman" w:eastAsia="宋体" w:hAnsi="Times New Roman" w:hint="eastAsia"/>
+                <w:rFonts w:ascii="Times New Roman" w:eastAsia="宋体" w:hAnsi="Times New Roman"/>
                 <w:sz w:val="24"/>
               </w:rPr>
             </w:pPr>
@@ -23427,7 +24519,7 @@
               <w:spacing w:line="300" w:lineRule="auto"/>
               <w:jc w:val="center"/>
               <w:rPr>
-                <w:rFonts w:ascii="Times New Roman" w:eastAsia="宋体" w:hAnsi="Times New Roman" w:hint="eastAsia"/>
+                <w:rFonts w:ascii="Times New Roman" w:eastAsia="宋体" w:hAnsi="Times New Roman"/>
                 <w:sz w:val="24"/>
               </w:rPr>
             </w:pPr>
@@ -23456,7 +24548,7 @@
               <w:spacing w:line="300" w:lineRule="auto"/>
               <w:jc w:val="center"/>
               <w:rPr>
-                <w:rFonts w:ascii="Times New Roman" w:eastAsia="宋体" w:hAnsi="Times New Roman" w:hint="eastAsia"/>
+                <w:rFonts w:ascii="Times New Roman" w:eastAsia="宋体" w:hAnsi="Times New Roman"/>
                 <w:sz w:val="24"/>
               </w:rPr>
             </w:pPr>
@@ -23485,7 +24577,7 @@
               <w:spacing w:line="300" w:lineRule="auto"/>
               <w:jc w:val="center"/>
               <w:rPr>
-                <w:rFonts w:ascii="Times New Roman" w:eastAsia="宋体" w:hAnsi="Times New Roman" w:hint="eastAsia"/>
+                <w:rFonts w:ascii="Times New Roman" w:eastAsia="宋体" w:hAnsi="Times New Roman"/>
                 <w:sz w:val="24"/>
               </w:rPr>
             </w:pPr>
@@ -23523,7 +24615,7 @@
               <w:spacing w:line="300" w:lineRule="auto"/>
               <w:jc w:val="center"/>
               <w:rPr>
-                <w:rFonts w:ascii="Times New Roman" w:eastAsia="宋体" w:hAnsi="Times New Roman" w:hint="eastAsia"/>
+                <w:rFonts w:ascii="Times New Roman" w:eastAsia="宋体" w:hAnsi="Times New Roman"/>
                 <w:sz w:val="24"/>
               </w:rPr>
             </w:pPr>
@@ -23570,7 +24662,7 @@
               <w:spacing w:line="300" w:lineRule="auto"/>
               <w:jc w:val="center"/>
               <w:rPr>
-                <w:rFonts w:ascii="Times New Roman" w:eastAsia="宋体" w:hAnsi="Times New Roman" w:hint="eastAsia"/>
+                <w:rFonts w:ascii="Times New Roman" w:eastAsia="宋体" w:hAnsi="Times New Roman"/>
                 <w:sz w:val="24"/>
               </w:rPr>
             </w:pPr>
@@ -23616,7 +24708,7 @@
               <w:spacing w:line="300" w:lineRule="auto"/>
               <w:jc w:val="center"/>
               <w:rPr>
-                <w:rFonts w:ascii="Times New Roman" w:eastAsia="宋体" w:hAnsi="Times New Roman" w:hint="eastAsia"/>
+                <w:rFonts w:ascii="Times New Roman" w:eastAsia="宋体" w:hAnsi="Times New Roman"/>
                 <w:sz w:val="24"/>
               </w:rPr>
             </w:pPr>
@@ -23648,7 +24740,7 @@
               <w:spacing w:line="300" w:lineRule="auto"/>
               <w:jc w:val="center"/>
               <w:rPr>
-                <w:rFonts w:ascii="Times New Roman" w:eastAsia="宋体" w:hAnsi="Times New Roman" w:hint="eastAsia"/>
+                <w:rFonts w:ascii="Times New Roman" w:eastAsia="宋体" w:hAnsi="Times New Roman"/>
                 <w:sz w:val="24"/>
               </w:rPr>
             </w:pPr>
@@ -23668,16 +24760,15 @@
         <w:pStyle w:val="a0"/>
         <w:spacing w:before="62" w:after="62"/>
         <w:ind w:firstLine="480"/>
-        <w:rPr>
-          <w:rFonts w:hint="eastAsia"/>
-        </w:rPr>
-      </w:pPr>
+      </w:pPr>
+      <w:proofErr w:type="spellStart"/>
       <w:r>
         <w:rPr>
           <w:rFonts w:hint="eastAsia"/>
         </w:rPr>
         <w:t>StatsService</w:t>
       </w:r>
+      <w:proofErr w:type="spellEnd"/>
       <w:r>
         <w:rPr>
           <w:rFonts w:hint="eastAsia"/>
@@ -23708,12 +24799,14 @@
         </w:rPr>
         <w:t>，来源标记</w:t>
       </w:r>
+      <w:proofErr w:type="spellStart"/>
       <w:r>
         <w:rPr>
           <w:rFonts w:hint="eastAsia"/>
         </w:rPr>
         <w:t>fresh_dp</w:t>
       </w:r>
+      <w:proofErr w:type="spellEnd"/>
       <w:r>
         <w:rPr>
           <w:rFonts w:hint="eastAsia"/>
@@ -23951,6 +25044,9 @@
       <w:pPr>
         <w:pStyle w:val="a4"/>
         <w:spacing w:before="93" w:after="93"/>
+        <w:rPr>
+          <w:rFonts w:hint="eastAsia"/>
+        </w:rPr>
       </w:pPr>
       <w:r>
         <w:t>表5-11 单帧推理延迟测试结果</w:t>
@@ -23992,7 +25088,7 @@
               <w:spacing w:line="300" w:lineRule="auto"/>
               <w:jc w:val="center"/>
               <w:rPr>
-                <w:rFonts w:ascii="Times New Roman" w:eastAsia="宋体" w:hAnsi="Times New Roman" w:hint="eastAsia"/>
+                <w:rFonts w:ascii="Times New Roman" w:eastAsia="宋体" w:hAnsi="Times New Roman"/>
                 <w:sz w:val="24"/>
               </w:rPr>
             </w:pPr>
@@ -24025,7 +25121,7 @@
               <w:spacing w:line="300" w:lineRule="auto"/>
               <w:jc w:val="center"/>
               <w:rPr>
-                <w:rFonts w:ascii="Times New Roman" w:eastAsia="宋体" w:hAnsi="Times New Roman" w:hint="eastAsia"/>
+                <w:rFonts w:ascii="Times New Roman" w:eastAsia="宋体" w:hAnsi="Times New Roman"/>
                 <w:sz w:val="24"/>
               </w:rPr>
             </w:pPr>
@@ -24062,7 +25158,7 @@
               <w:spacing w:line="300" w:lineRule="auto"/>
               <w:jc w:val="center"/>
               <w:rPr>
-                <w:rFonts w:ascii="Times New Roman" w:eastAsia="宋体" w:hAnsi="Times New Roman" w:hint="eastAsia"/>
+                <w:rFonts w:ascii="Times New Roman" w:eastAsia="宋体" w:hAnsi="Times New Roman"/>
                 <w:sz w:val="24"/>
               </w:rPr>
             </w:pPr>
@@ -24091,7 +25187,7 @@
               <w:spacing w:line="300" w:lineRule="auto"/>
               <w:jc w:val="center"/>
               <w:rPr>
-                <w:rFonts w:ascii="Times New Roman" w:eastAsia="宋体" w:hAnsi="Times New Roman" w:hint="eastAsia"/>
+                <w:rFonts w:ascii="Times New Roman" w:eastAsia="宋体" w:hAnsi="Times New Roman"/>
                 <w:sz w:val="24"/>
               </w:rPr>
             </w:pPr>
@@ -24128,7 +25224,7 @@
               <w:spacing w:line="300" w:lineRule="auto"/>
               <w:jc w:val="center"/>
               <w:rPr>
-                <w:rFonts w:ascii="Times New Roman" w:eastAsia="宋体" w:hAnsi="Times New Roman" w:hint="eastAsia"/>
+                <w:rFonts w:ascii="Times New Roman" w:eastAsia="宋体" w:hAnsi="Times New Roman"/>
                 <w:sz w:val="24"/>
               </w:rPr>
             </w:pPr>
@@ -24157,17 +25253,26 @@
               <w:spacing w:line="300" w:lineRule="auto"/>
               <w:jc w:val="center"/>
               <w:rPr>
-                <w:rFonts w:ascii="Times New Roman" w:eastAsia="宋体" w:hAnsi="Times New Roman" w:hint="eastAsia"/>
-                <w:sz w:val="24"/>
-              </w:rPr>
-            </w:pPr>
-            <w:r>
-              <w:rPr>
-                <w:rFonts w:ascii="Times New Roman" w:eastAsia="宋体" w:hAnsi="Times New Roman"/>
-                <w:sz w:val="24"/>
-              </w:rPr>
-              <w:t>11.3 ms</w:t>
-            </w:r>
+                <w:rFonts w:ascii="Times New Roman" w:eastAsia="宋体" w:hAnsi="Times New Roman"/>
+                <w:sz w:val="24"/>
+              </w:rPr>
+            </w:pPr>
+            <w:r>
+              <w:rPr>
+                <w:rFonts w:ascii="Times New Roman" w:eastAsia="宋体" w:hAnsi="Times New Roman"/>
+                <w:sz w:val="24"/>
+              </w:rPr>
+              <w:t xml:space="preserve">11.3 </w:t>
+            </w:r>
+            <w:proofErr w:type="spellStart"/>
+            <w:r>
+              <w:rPr>
+                <w:rFonts w:ascii="Times New Roman" w:eastAsia="宋体" w:hAnsi="Times New Roman"/>
+                <w:sz w:val="24"/>
+              </w:rPr>
+              <w:t>ms</w:t>
+            </w:r>
+            <w:proofErr w:type="spellEnd"/>
           </w:p>
         </w:tc>
       </w:tr>
@@ -24194,7 +25299,7 @@
               <w:spacing w:line="300" w:lineRule="auto"/>
               <w:jc w:val="center"/>
               <w:rPr>
-                <w:rFonts w:ascii="Times New Roman" w:eastAsia="宋体" w:hAnsi="Times New Roman" w:hint="eastAsia"/>
+                <w:rFonts w:ascii="Times New Roman" w:eastAsia="宋体" w:hAnsi="Times New Roman"/>
                 <w:sz w:val="24"/>
               </w:rPr>
             </w:pPr>
@@ -24223,17 +25328,26 @@
               <w:spacing w:line="300" w:lineRule="auto"/>
               <w:jc w:val="center"/>
               <w:rPr>
-                <w:rFonts w:ascii="Times New Roman" w:eastAsia="宋体" w:hAnsi="Times New Roman" w:hint="eastAsia"/>
-                <w:sz w:val="24"/>
-              </w:rPr>
-            </w:pPr>
-            <w:r>
-              <w:rPr>
-                <w:rFonts w:ascii="Times New Roman" w:eastAsia="宋体" w:hAnsi="Times New Roman"/>
-                <w:sz w:val="24"/>
-              </w:rPr>
-              <w:t>9.5 ms</w:t>
-            </w:r>
+                <w:rFonts w:ascii="Times New Roman" w:eastAsia="宋体" w:hAnsi="Times New Roman"/>
+                <w:sz w:val="24"/>
+              </w:rPr>
+            </w:pPr>
+            <w:r>
+              <w:rPr>
+                <w:rFonts w:ascii="Times New Roman" w:eastAsia="宋体" w:hAnsi="Times New Roman"/>
+                <w:sz w:val="24"/>
+              </w:rPr>
+              <w:t xml:space="preserve">9.5 </w:t>
+            </w:r>
+            <w:proofErr w:type="spellStart"/>
+            <w:r>
+              <w:rPr>
+                <w:rFonts w:ascii="Times New Roman" w:eastAsia="宋体" w:hAnsi="Times New Roman"/>
+                <w:sz w:val="24"/>
+              </w:rPr>
+              <w:t>ms</w:t>
+            </w:r>
+            <w:proofErr w:type="spellEnd"/>
           </w:p>
         </w:tc>
       </w:tr>
@@ -24260,7 +25374,7 @@
               <w:spacing w:line="300" w:lineRule="auto"/>
               <w:jc w:val="center"/>
               <w:rPr>
-                <w:rFonts w:ascii="Times New Roman" w:eastAsia="宋体" w:hAnsi="Times New Roman" w:hint="eastAsia"/>
+                <w:rFonts w:ascii="Times New Roman" w:eastAsia="宋体" w:hAnsi="Times New Roman"/>
                 <w:sz w:val="24"/>
               </w:rPr>
             </w:pPr>
@@ -24289,17 +25403,26 @@
               <w:spacing w:line="300" w:lineRule="auto"/>
               <w:jc w:val="center"/>
               <w:rPr>
-                <w:rFonts w:ascii="Times New Roman" w:eastAsia="宋体" w:hAnsi="Times New Roman" w:hint="eastAsia"/>
-                <w:sz w:val="24"/>
-              </w:rPr>
-            </w:pPr>
-            <w:r>
-              <w:rPr>
-                <w:rFonts w:ascii="Times New Roman" w:eastAsia="宋体" w:hAnsi="Times New Roman"/>
-                <w:sz w:val="24"/>
-              </w:rPr>
-              <w:t>13.8 ms</w:t>
-            </w:r>
+                <w:rFonts w:ascii="Times New Roman" w:eastAsia="宋体" w:hAnsi="Times New Roman"/>
+                <w:sz w:val="24"/>
+              </w:rPr>
+            </w:pPr>
+            <w:r>
+              <w:rPr>
+                <w:rFonts w:ascii="Times New Roman" w:eastAsia="宋体" w:hAnsi="Times New Roman"/>
+                <w:sz w:val="24"/>
+              </w:rPr>
+              <w:t xml:space="preserve">13.8 </w:t>
+            </w:r>
+            <w:proofErr w:type="spellStart"/>
+            <w:r>
+              <w:rPr>
+                <w:rFonts w:ascii="Times New Roman" w:eastAsia="宋体" w:hAnsi="Times New Roman"/>
+                <w:sz w:val="24"/>
+              </w:rPr>
+              <w:t>ms</w:t>
+            </w:r>
+            <w:proofErr w:type="spellEnd"/>
           </w:p>
         </w:tc>
       </w:tr>
@@ -24327,7 +25450,7 @@
               <w:spacing w:line="300" w:lineRule="auto"/>
               <w:jc w:val="center"/>
               <w:rPr>
-                <w:rFonts w:ascii="Times New Roman" w:eastAsia="宋体" w:hAnsi="Times New Roman" w:hint="eastAsia"/>
+                <w:rFonts w:ascii="Times New Roman" w:eastAsia="宋体" w:hAnsi="Times New Roman"/>
                 <w:sz w:val="24"/>
               </w:rPr>
             </w:pPr>
@@ -24359,17 +25482,26 @@
               <w:spacing w:line="300" w:lineRule="auto"/>
               <w:jc w:val="center"/>
               <w:rPr>
-                <w:rFonts w:ascii="Times New Roman" w:eastAsia="宋体" w:hAnsi="Times New Roman" w:hint="eastAsia"/>
-                <w:sz w:val="24"/>
-              </w:rPr>
-            </w:pPr>
-            <w:r>
-              <w:rPr>
-                <w:rFonts w:ascii="Times New Roman" w:eastAsia="宋体" w:hAnsi="Times New Roman"/>
-                <w:sz w:val="24"/>
-              </w:rPr>
-              <w:t>1.1 ms</w:t>
-            </w:r>
+                <w:rFonts w:ascii="Times New Roman" w:eastAsia="宋体" w:hAnsi="Times New Roman"/>
+                <w:sz w:val="24"/>
+              </w:rPr>
+            </w:pPr>
+            <w:r>
+              <w:rPr>
+                <w:rFonts w:ascii="Times New Roman" w:eastAsia="宋体" w:hAnsi="Times New Roman"/>
+                <w:sz w:val="24"/>
+              </w:rPr>
+              <w:t xml:space="preserve">1.1 </w:t>
+            </w:r>
+            <w:proofErr w:type="spellStart"/>
+            <w:r>
+              <w:rPr>
+                <w:rFonts w:ascii="Times New Roman" w:eastAsia="宋体" w:hAnsi="Times New Roman"/>
+                <w:sz w:val="24"/>
+              </w:rPr>
+              <w:t>ms</w:t>
+            </w:r>
+            <w:proofErr w:type="spellEnd"/>
           </w:p>
         </w:tc>
       </w:tr>
@@ -24384,8 +25516,13 @@
         <w:t>单帧平均计算延迟稳定在</w:t>
       </w:r>
       <w:r>
-        <w:t xml:space="preserve"> 11.3 ms</w:t>
-      </w:r>
+        <w:t xml:space="preserve"> 11.3 </w:t>
+      </w:r>
+      <w:proofErr w:type="spellStart"/>
+      <w:r>
+        <w:t>ms</w:t>
+      </w:r>
+      <w:proofErr w:type="spellEnd"/>
       <w:r>
         <w:t>，对应理论帧率超</w:t>
       </w:r>
@@ -24583,11 +25720,19 @@
         </w:rPr>
         <w:t>）</w:t>
       </w:r>
-      <w:r>
-        <w:rPr>
-          <w:rFonts w:hint="eastAsia"/>
-        </w:rPr>
-        <w:t xml:space="preserve">SecureCore </w:t>
+      <w:proofErr w:type="spellStart"/>
+      <w:r>
+        <w:rPr>
+          <w:rFonts w:hint="eastAsia"/>
+        </w:rPr>
+        <w:t>SecureCore</w:t>
+      </w:r>
+      <w:proofErr w:type="spellEnd"/>
+      <w:r>
+        <w:rPr>
+          <w:rFonts w:hint="eastAsia"/>
+        </w:rPr>
+        <w:t xml:space="preserve"> </w:t>
       </w:r>
       <w:r>
         <w:rPr>
@@ -24673,8 +25818,16 @@
         <w:rPr>
           <w:rFonts w:hint="eastAsia"/>
         </w:rPr>
-        <w:t xml:space="preserve"> 11.3 ms</w:t>
-      </w:r>
+        <w:t xml:space="preserve"> 11.3 </w:t>
+      </w:r>
+      <w:proofErr w:type="spellStart"/>
+      <w:r>
+        <w:rPr>
+          <w:rFonts w:hint="eastAsia"/>
+        </w:rPr>
+        <w:t>ms</w:t>
+      </w:r>
+      <w:proofErr w:type="spellEnd"/>
       <w:r>
         <w:rPr>
           <w:rFonts w:hint="eastAsia"/>
@@ -24697,8 +25850,16 @@
         <w:rPr>
           <w:rFonts w:hint="eastAsia"/>
         </w:rPr>
-        <w:t xml:space="preserve"> 66.3 ms</w:t>
-      </w:r>
+        <w:t xml:space="preserve"> 66.3 </w:t>
+      </w:r>
+      <w:proofErr w:type="spellStart"/>
+      <w:r>
+        <w:rPr>
+          <w:rFonts w:hint="eastAsia"/>
+        </w:rPr>
+        <w:t>ms</w:t>
+      </w:r>
+      <w:proofErr w:type="spellEnd"/>
       <w:r>
         <w:rPr>
           <w:rFonts w:hint="eastAsia"/>
@@ -24711,9 +25872,6 @@
         <w:pStyle w:val="a0"/>
         <w:spacing w:before="62" w:after="62"/>
         <w:ind w:firstLine="480"/>
-        <w:rPr>
-          <w:rFonts w:hint="eastAsia"/>
-        </w:rPr>
       </w:pPr>
     </w:p>
     <w:p>
@@ -24758,24 +25916,28 @@
         </w:rPr>
         <w:t>隐私优先架构。系统全程本地处理视频数据，采用</w:t>
       </w:r>
+      <w:proofErr w:type="spellStart"/>
       <w:r>
         <w:rPr>
           <w:rFonts w:hint="eastAsia"/>
         </w:rPr>
         <w:t>MediaPipe</w:t>
       </w:r>
+      <w:proofErr w:type="spellEnd"/>
       <w:r>
         <w:rPr>
           <w:rFonts w:hint="eastAsia"/>
         </w:rPr>
         <w:t>人脸检测配合</w:t>
       </w:r>
+      <w:proofErr w:type="spellStart"/>
       <w:r>
         <w:rPr>
           <w:rFonts w:hint="eastAsia"/>
         </w:rPr>
         <w:t>GaussianBlur</w:t>
       </w:r>
+      <w:proofErr w:type="spellEnd"/>
       <w:r>
         <w:rPr>
           <w:rFonts w:hint="eastAsia"/>
@@ -24994,9 +26156,6 @@
         <w:pStyle w:val="a0"/>
         <w:spacing w:before="62" w:after="62"/>
         <w:ind w:firstLine="480"/>
-        <w:rPr>
-          <w:rFonts w:hint="eastAsia"/>
-        </w:rPr>
       </w:pPr>
     </w:p>
     <w:p>
@@ -25071,7 +26230,25 @@
           <w:sz w:val="21"/>
           <w:szCs w:val="21"/>
         </w:rPr>
-        <w:t>[3] 成鑫才. 基于SSD-M1和DeeperCut-S的人体姿态识别研究[D]. 成都：西南交通大学，2023.</w:t>
+        <w:t>[3] 成鑫才. 基于SSD-M1和</w:t>
+      </w:r>
+      <w:proofErr w:type="spellStart"/>
+      <w:r>
+        <w:rPr>
+          <w:rFonts w:ascii="楷体" w:eastAsia="楷体" w:hAnsi="楷体" w:hint="eastAsia"/>
+          <w:sz w:val="21"/>
+          <w:szCs w:val="21"/>
+        </w:rPr>
+        <w:t>DeeperCut</w:t>
+      </w:r>
+      <w:proofErr w:type="spellEnd"/>
+      <w:r>
+        <w:rPr>
+          <w:rFonts w:ascii="楷体" w:eastAsia="楷体" w:hAnsi="楷体" w:hint="eastAsia"/>
+          <w:sz w:val="21"/>
+          <w:szCs w:val="21"/>
+        </w:rPr>
+        <w:t>-S的人体姿态识别研究[D]. 成都：西南交通大学，2023.</w:t>
       </w:r>
     </w:p>
     <w:p>
@@ -25086,7 +26263,25 @@
           <w:sz w:val="21"/>
           <w:szCs w:val="21"/>
         </w:rPr>
-        <w:t>[4] 彭芙蓉，卢张宇，赵一帆. 基于改进ByteTrack的行人跟踪算法[J]. 湖南工程学院学报(自然科学版)，2025.</w:t>
+        <w:t>[4] 彭芙蓉，卢张宇，赵一帆. 基于改进</w:t>
+      </w:r>
+      <w:proofErr w:type="spellStart"/>
+      <w:r>
+        <w:rPr>
+          <w:rFonts w:ascii="楷体" w:eastAsia="楷体" w:hAnsi="楷体" w:hint="eastAsia"/>
+          <w:sz w:val="21"/>
+          <w:szCs w:val="21"/>
+        </w:rPr>
+        <w:t>ByteTrack</w:t>
+      </w:r>
+      <w:proofErr w:type="spellEnd"/>
+      <w:r>
+        <w:rPr>
+          <w:rFonts w:ascii="楷体" w:eastAsia="楷体" w:hAnsi="楷体" w:hint="eastAsia"/>
+          <w:sz w:val="21"/>
+          <w:szCs w:val="21"/>
+        </w:rPr>
+        <w:t>的行人跟踪算法[J]. 湖南工程学院学报(自然科学版)，2025.</w:t>
       </w:r>
     </w:p>
     <w:p>
@@ -25101,7 +26296,25 @@
           <w:sz w:val="21"/>
           <w:szCs w:val="21"/>
         </w:rPr>
-        <w:t>[5] 吴欣泽，李长文. 基于OpenCV+MediaPipe的人体姿态估计融合监测系统设计[J]. 电子技术与软件工程，2025.</w:t>
+        <w:t>[5] 吴欣泽，李长文. 基于</w:t>
+      </w:r>
+      <w:proofErr w:type="spellStart"/>
+      <w:r>
+        <w:rPr>
+          <w:rFonts w:ascii="楷体" w:eastAsia="楷体" w:hAnsi="楷体" w:hint="eastAsia"/>
+          <w:sz w:val="21"/>
+          <w:szCs w:val="21"/>
+        </w:rPr>
+        <w:t>OpenCV+MediaPipe</w:t>
+      </w:r>
+      <w:proofErr w:type="spellEnd"/>
+      <w:r>
+        <w:rPr>
+          <w:rFonts w:ascii="楷体" w:eastAsia="楷体" w:hAnsi="楷体" w:hint="eastAsia"/>
+          <w:sz w:val="21"/>
+          <w:szCs w:val="21"/>
+        </w:rPr>
+        <w:t>的人体姿态估计融合监测系统设计[J]. 电子技术与软件工程，2025.</w:t>
       </w:r>
     </w:p>
     <w:p>
@@ -25116,7 +26329,25 @@
           <w:sz w:val="21"/>
           <w:szCs w:val="21"/>
         </w:rPr>
-        <w:t>[6] 邹一唱，王雅婷，赵贞莲，徐宇庆，徐嘉睿. 基于YOLOv10和OpenPose的老人跌倒检测综述[J]. 数字技术与应用，2026.</w:t>
+        <w:t>[6] 邹一唱，王雅婷，赵贞莲，徐宇庆，徐嘉睿. 基于YOLOv10和</w:t>
+      </w:r>
+      <w:proofErr w:type="spellStart"/>
+      <w:r>
+        <w:rPr>
+          <w:rFonts w:ascii="楷体" w:eastAsia="楷体" w:hAnsi="楷体" w:hint="eastAsia"/>
+          <w:sz w:val="21"/>
+          <w:szCs w:val="21"/>
+        </w:rPr>
+        <w:t>OpenPose</w:t>
+      </w:r>
+      <w:proofErr w:type="spellEnd"/>
+      <w:r>
+        <w:rPr>
+          <w:rFonts w:ascii="楷体" w:eastAsia="楷体" w:hAnsi="楷体" w:hint="eastAsia"/>
+          <w:sz w:val="21"/>
+          <w:szCs w:val="21"/>
+        </w:rPr>
+        <w:t>的老人跌倒检测综述[J]. 数字技术与应用，2026.</w:t>
       </w:r>
     </w:p>
     <w:p>
@@ -25161,7 +26392,61 @@
           <w:sz w:val="21"/>
           <w:szCs w:val="21"/>
         </w:rPr>
-        <w:t>[9] Dumitre I A, Rugina S G, Lengyel L C, et al. Kubernetes Configuration Files Created with a Python Quart Web Interface for Real Life Scenarios of Kubernetes Deployments[J]. Acta Technica Napocensis, 2024.</w:t>
+        <w:t xml:space="preserve">[9] </w:t>
+      </w:r>
+      <w:proofErr w:type="spellStart"/>
+      <w:r>
+        <w:rPr>
+          <w:rFonts w:ascii="楷体" w:eastAsia="楷体" w:hAnsi="楷体" w:hint="eastAsia"/>
+          <w:sz w:val="21"/>
+          <w:szCs w:val="21"/>
+        </w:rPr>
+        <w:t>Dumitre</w:t>
+      </w:r>
+      <w:proofErr w:type="spellEnd"/>
+      <w:r>
+        <w:rPr>
+          <w:rFonts w:ascii="楷体" w:eastAsia="楷体" w:hAnsi="楷体" w:hint="eastAsia"/>
+          <w:sz w:val="21"/>
+          <w:szCs w:val="21"/>
+        </w:rPr>
+        <w:t xml:space="preserve"> I A, </w:t>
+      </w:r>
+      <w:proofErr w:type="spellStart"/>
+      <w:r>
+        <w:rPr>
+          <w:rFonts w:ascii="楷体" w:eastAsia="楷体" w:hAnsi="楷体" w:hint="eastAsia"/>
+          <w:sz w:val="21"/>
+          <w:szCs w:val="21"/>
+        </w:rPr>
+        <w:t>Rugina</w:t>
+      </w:r>
+      <w:proofErr w:type="spellEnd"/>
+      <w:r>
+        <w:rPr>
+          <w:rFonts w:ascii="楷体" w:eastAsia="楷体" w:hAnsi="楷体" w:hint="eastAsia"/>
+          <w:sz w:val="21"/>
+          <w:szCs w:val="21"/>
+        </w:rPr>
+        <w:t xml:space="preserve"> S G, Lengyel L C, et al. Kubernetes Configuration Files Created with a Python Quart Web Interface for Real Life Scenarios of Kubernetes Deployments[J]. Acta Technica </w:t>
+      </w:r>
+      <w:proofErr w:type="spellStart"/>
+      <w:r>
+        <w:rPr>
+          <w:rFonts w:ascii="楷体" w:eastAsia="楷体" w:hAnsi="楷体" w:hint="eastAsia"/>
+          <w:sz w:val="21"/>
+          <w:szCs w:val="21"/>
+        </w:rPr>
+        <w:t>Napocensis</w:t>
+      </w:r>
+      <w:proofErr w:type="spellEnd"/>
+      <w:r>
+        <w:rPr>
+          <w:rFonts w:ascii="楷体" w:eastAsia="楷体" w:hAnsi="楷体" w:hint="eastAsia"/>
+          <w:sz w:val="21"/>
+          <w:szCs w:val="21"/>
+        </w:rPr>
+        <w:t>, 2024.</w:t>
       </w:r>
     </w:p>
     <w:p>
@@ -26306,6 +27591,7 @@
   <w:style w:type="character" w:default="1" w:styleId="a1">
     <w:name w:val="Default Paragraph Font"/>
     <w:uiPriority w:val="1"/>
+    <w:semiHidden/>
     <w:unhideWhenUsed/>
   </w:style>
   <w:style w:type="table" w:default="1" w:styleId="a2">
